--- a/П-41_Соловьев_АС_ПЗ-06_СМ.docx
+++ b/П-41_Соловьев_АС_ПЗ-06_СМ.docx
@@ -86,6 +86,19 @@
           <w:sz w:val="28"/>
         </w:rPr>
         <w:t>Киноматериал: «Собственное мнение», СССР, 1977, режиссёр Ю. Карасик</w:t>
+      </w:r>
+    </w:p>
+    <w:p>
+      <w:pPr>
+        <w:spacing w:after="160"/>
+        <w:jc w:val="right"/>
+      </w:pPr>
+      <w:r>
+        <w:rPr>
+          <w:b w:val="0"/>
+          <w:sz w:val="28"/>
+        </w:rPr>
+        <w:t>Год выполнения: 2026</w:t>
       </w:r>
     </w:p>
     <w:p>

--- a/П-41_Соловьев_АС_ПЗ-06_СМ.docx
+++ b/П-41_Соловьев_АС_ПЗ-06_СМ.docx
@@ -115,21 +115,23 @@
       </w:pPr>
       <w:r>
         <w:rPr>
-          <w:rFonts w:ascii="Times New Roman" w:hAnsi="Times New Roman"/>
+          <w:rFonts w:ascii="Times New Roman" w:hAnsi="Times New Roman" w:eastAsia="Times New Roman"/>
           <w:b/>
+          <w:sz w:val="28"/>
           <w:color w:val="1F4E79"/>
-          <w:sz w:val="28"/>
         </w:rPr>
         <w:t>1. Цель и границы анализа</w:t>
       </w:r>
     </w:p>
     <w:p>
       <w:pPr>
-        <w:spacing w:line="360" w:lineRule="auto" w:after="80" w:before="0"/>
+        <w:spacing w:line="360" w:lineRule="auto" w:before="0" w:after="80"/>
         <w:ind w:firstLine="709"/>
+        <w:jc w:val="both"/>
       </w:pPr>
       <w:r>
         <w:rPr>
+          <w:rFonts w:ascii="Times New Roman" w:hAnsi="Times New Roman" w:eastAsia="Times New Roman"/>
           <w:b/>
           <w:i w:val="0"/>
           <w:sz w:val="28"/>
@@ -138,7 +140,9 @@
       </w:r>
       <w:r>
         <w:rPr>
+          <w:rFonts w:ascii="Times New Roman" w:hAnsi="Times New Roman" w:eastAsia="Times New Roman"/>
           <w:b w:val="0"/>
+          <w:i w:val="0"/>
           <w:sz w:val="28"/>
         </w:rPr>
         <w:t xml:space="preserve"> на материале производственной драмы выявить управленческую проблему предприятия, оценить логику действий руководителей и приглашённых специалистов, обосновать управленческое решение и сформулировать собственную позицию для коллективного обсуждения.</w:t>
@@ -146,18 +150,22 @@
     </w:p>
     <w:p>
       <w:pPr>
-        <w:spacing w:line="360" w:lineRule="auto" w:after="80" w:before="0"/>
+        <w:spacing w:line="360" w:lineRule="auto" w:before="0" w:after="80"/>
         <w:ind w:firstLine="709"/>
+        <w:jc w:val="both"/>
       </w:pPr>
       <w:r>
         <w:rPr>
+          <w:rFonts w:ascii="Times New Roman" w:hAnsi="Times New Roman" w:eastAsia="Times New Roman"/>
           <w:b w:val="0"/>
+          <w:i w:val="0"/>
           <w:sz w:val="28"/>
         </w:rPr>
         <w:t xml:space="preserve">Фильм рассматривается не как документальное исследование завода, а как учебная модель. Поэтому наблюдения о героях и ситуациях используются для анализа управленческих закономерностей, а не для безоговорочного переноса в современную организацию. Количественных исходных данных о предприятии в фильме недостаточно: там, где предлагаются показатели или оценки альтернатив, они имеют характер </w:t>
       </w:r>
       <w:r>
         <w:rPr>
+          <w:rFonts w:ascii="Times New Roman" w:hAnsi="Times New Roman" w:eastAsia="Times New Roman"/>
           <w:b/>
           <w:i w:val="0"/>
           <w:sz w:val="28"/>
@@ -166,7 +174,9 @@
       </w:r>
       <w:r>
         <w:rPr>
+          <w:rFonts w:ascii="Times New Roman" w:hAnsi="Times New Roman" w:eastAsia="Times New Roman"/>
           <w:b w:val="0"/>
+          <w:i w:val="0"/>
           <w:sz w:val="28"/>
         </w:rPr>
         <w:t>, а не «измеренного факта» фильма.</w:t>
@@ -174,11 +184,13 @@
     </w:p>
     <w:p>
       <w:pPr>
-        <w:spacing w:line="360" w:lineRule="auto" w:after="80" w:before="0"/>
+        <w:spacing w:line="360" w:lineRule="auto" w:before="0" w:after="80"/>
         <w:ind w:firstLine="709"/>
+        <w:jc w:val="both"/>
       </w:pPr>
       <w:r>
         <w:rPr>
+          <w:rFonts w:ascii="Times New Roman" w:hAnsi="Times New Roman" w:eastAsia="Times New Roman"/>
           <w:b/>
           <w:i w:val="0"/>
           <w:sz w:val="28"/>
@@ -187,13 +199,16 @@
       </w:r>
       <w:r>
         <w:rPr>
+          <w:rFonts w:ascii="Times New Roman" w:hAnsi="Times New Roman" w:eastAsia="Times New Roman"/>
           <w:b w:val="0"/>
+          <w:i w:val="0"/>
           <w:sz w:val="28"/>
         </w:rPr>
-        <w:t xml:space="preserve"> — завод, на котором при внешнем благополучии и выполнении производственных задач усиливается уход опытных, инициативных работников. </w:t>
+        <w:t xml:space="preserve"> - завод, на котором при внешнем благополучии и выполнении производственных задач усиливается уход опытных, инициативных работников. </w:t>
       </w:r>
       <w:r>
         <w:rPr>
+          <w:rFonts w:ascii="Times New Roman" w:hAnsi="Times New Roman" w:eastAsia="Times New Roman"/>
           <w:b/>
           <w:i w:val="0"/>
           <w:sz w:val="28"/>
@@ -202,13 +217,16 @@
       </w:r>
       <w:r>
         <w:rPr>
+          <w:rFonts w:ascii="Times New Roman" w:hAnsi="Times New Roman" w:eastAsia="Times New Roman"/>
           <w:b w:val="0"/>
+          <w:i w:val="0"/>
           <w:sz w:val="28"/>
         </w:rPr>
-        <w:t xml:space="preserve"> — взаимосвязь стиля управления, социально-психологического климата, обратной связи с персоналом и текучести кадров. </w:t>
+        <w:t xml:space="preserve"> - взаимосвязь стиля управления, социально-психологического климата, обратной связи с персоналом и текучести кадров. </w:t>
       </w:r>
       <w:r>
         <w:rPr>
+          <w:rFonts w:ascii="Times New Roman" w:hAnsi="Times New Roman" w:eastAsia="Times New Roman"/>
           <w:b/>
           <w:i w:val="0"/>
           <w:sz w:val="28"/>
@@ -217,7 +235,9 @@
       </w:r>
       <w:r>
         <w:rPr>
+          <w:rFonts w:ascii="Times New Roman" w:hAnsi="Times New Roman" w:eastAsia="Times New Roman"/>
           <w:b w:val="0"/>
+          <w:i w:val="0"/>
           <w:sz w:val="28"/>
         </w:rPr>
         <w:t xml:space="preserve"> почему работники покидают перспективное предприятие и какое решение позволит устранить не только симптом, но и его причины?</w:t>
@@ -232,22 +252,25 @@
       </w:pPr>
       <w:r>
         <w:rPr>
-          <w:rFonts w:ascii="Times New Roman" w:hAnsi="Times New Roman"/>
+          <w:rFonts w:ascii="Times New Roman" w:hAnsi="Times New Roman" w:eastAsia="Times New Roman"/>
           <w:b/>
+          <w:sz w:val="28"/>
           <w:color w:val="1F4E79"/>
-          <w:sz w:val="28"/>
         </w:rPr>
         <w:t>2. Паспорт управленческой ситуации</w:t>
       </w:r>
     </w:p>
     <w:p>
       <w:pPr>
-        <w:spacing w:line="360" w:lineRule="auto" w:after="80" w:before="0"/>
+        <w:spacing w:line="360" w:lineRule="auto" w:before="0" w:after="80"/>
         <w:ind w:firstLine="709"/>
+        <w:jc w:val="both"/>
       </w:pPr>
       <w:r>
         <w:rPr>
+          <w:rFonts w:ascii="Times New Roman" w:hAnsi="Times New Roman" w:eastAsia="Times New Roman"/>
           <w:b w:val="0"/>
+          <w:i w:val="0"/>
           <w:sz w:val="28"/>
         </w:rPr>
         <w:t>В фильме директор завода Иван Степанович Басов приглашает психолога Михаила Петровича Петрова и социолога Ольгу Андреевну Бурцеву. Перед ними поставлена задача объяснить, почему квалифицированные работники увольняются и переходят на другие предприятия города [1].</w:t>
@@ -255,12 +278,15 @@
     </w:p>
     <w:p>
       <w:pPr>
-        <w:spacing w:line="360" w:lineRule="auto" w:after="80" w:before="0"/>
+        <w:spacing w:line="360" w:lineRule="auto" w:before="0" w:after="80"/>
         <w:ind w:firstLine="709"/>
+        <w:jc w:val="both"/>
       </w:pPr>
       <w:r>
         <w:rPr>
+          <w:rFonts w:ascii="Times New Roman" w:hAnsi="Times New Roman" w:eastAsia="Times New Roman"/>
           <w:b w:val="0"/>
+          <w:i w:val="0"/>
           <w:sz w:val="28"/>
         </w:rPr>
         <w:t>На поверхности ситуация выглядит парадоксально: предприятие молодое и перспективное, производство работает, однако удержать людей не удаётся. Следовательно, проблема не сводится к найму или к единичному конфликту. Она затрагивает качество управления людьми и способность организации получать достоверную обратную связь до того, как сотрудник принимает решение уйти.</w:t>
@@ -273,19 +299,21 @@
         <w:jc w:val="center"/>
         <w:tblLayout w:type="autofit"/>
         <w:tblLook w:firstColumn="1" w:firstRow="1" w:lastColumn="0" w:lastRow="0" w:noHBand="0" w:noVBand="1" w:val="04A0"/>
+        <w:tblLayout w:type="autofit"/>
       </w:tblPr>
       <w:tblGrid>
-        <w:gridCol w:w="3324"/>
-        <w:gridCol w:w="3324"/>
-        <w:gridCol w:w="3324"/>
+        <w:gridCol w:w="1428"/>
+        <w:gridCol w:w="3989"/>
+        <w:gridCol w:w="3938"/>
       </w:tblGrid>
       <w:tr>
         <w:trPr>
+          <w:cantSplit/>
           <w:tblHeader w:val="true"/>
         </w:trPr>
         <w:tc>
           <w:tcPr>
-            <w:tcW w:type="dxa" w:w="3324"/>
+            <w:tcW w:type="dxa" w:w="1428"/>
             <w:vAlign w:val="center"/>
             <w:tcMar>
               <w:top w:w="80" w:type="dxa"/>
@@ -297,13 +325,15 @@
           </w:tcPr>
           <w:p>
             <w:pPr>
-              <w:spacing w:after="0" w:before="0" w:line="240" w:lineRule="auto"/>
+              <w:spacing w:line="240" w:lineRule="auto" w:before="0" w:after="0"/>
               <w:ind w:firstLine="0"/>
             </w:pPr>
             <w:r>
               <w:rPr>
+                <w:rFonts w:ascii="Times New Roman" w:hAnsi="Times New Roman" w:eastAsia="Times New Roman"/>
                 <w:b/>
-                <w:sz w:val="18"/>
+                <w:i w:val="0"/>
+                <w:sz w:val="20"/>
               </w:rPr>
               <w:t>Элемент ситуации</w:t>
             </w:r>
@@ -311,7 +341,7 @@
         </w:tc>
         <w:tc>
           <w:tcPr>
-            <w:tcW w:type="dxa" w:w="3324"/>
+            <w:tcW w:type="dxa" w:w="3989"/>
             <w:vAlign w:val="center"/>
             <w:tcMar>
               <w:top w:w="80" w:type="dxa"/>
@@ -323,13 +353,15 @@
           </w:tcPr>
           <w:p>
             <w:pPr>
-              <w:spacing w:after="0" w:before="0" w:line="240" w:lineRule="auto"/>
+              <w:spacing w:line="240" w:lineRule="auto" w:before="0" w:after="0"/>
               <w:ind w:firstLine="0"/>
             </w:pPr>
             <w:r>
               <w:rPr>
+                <w:rFonts w:ascii="Times New Roman" w:hAnsi="Times New Roman" w:eastAsia="Times New Roman"/>
                 <w:b/>
-                <w:sz w:val="18"/>
+                <w:i w:val="0"/>
+                <w:sz w:val="20"/>
               </w:rPr>
               <w:t>Содержание</w:t>
             </w:r>
@@ -337,7 +369,7 @@
         </w:tc>
         <w:tc>
           <w:tcPr>
-            <w:tcW w:type="dxa" w:w="3324"/>
+            <w:tcW w:type="dxa" w:w="3938"/>
             <w:vAlign w:val="center"/>
             <w:tcMar>
               <w:top w:w="80" w:type="dxa"/>
@@ -349,13 +381,15 @@
           </w:tcPr>
           <w:p>
             <w:pPr>
-              <w:spacing w:after="0" w:before="0" w:line="240" w:lineRule="auto"/>
+              <w:spacing w:line="240" w:lineRule="auto" w:before="0" w:after="0"/>
               <w:ind w:firstLine="0"/>
             </w:pPr>
             <w:r>
               <w:rPr>
+                <w:rFonts w:ascii="Times New Roman" w:hAnsi="Times New Roman" w:eastAsia="Times New Roman"/>
                 <w:b/>
-                <w:sz w:val="18"/>
+                <w:i w:val="0"/>
+                <w:sz w:val="20"/>
               </w:rPr>
               <w:t>Управленческое значение</w:t>
             </w:r>
@@ -363,9 +397,12 @@
         </w:tc>
       </w:tr>
       <w:tr>
+        <w:trPr>
+          <w:cantSplit/>
+        </w:trPr>
         <w:tc>
           <w:tcPr>
-            <w:tcW w:type="dxa" w:w="3324"/>
+            <w:tcW w:type="dxa" w:w="1428"/>
             <w:vAlign w:val="center"/>
             <w:tcMar>
               <w:top w:w="80" w:type="dxa"/>
@@ -376,13 +413,15 @@
           </w:tcPr>
           <w:p>
             <w:pPr>
-              <w:spacing w:after="0" w:before="0" w:line="240" w:lineRule="auto"/>
+              <w:spacing w:line="240" w:lineRule="auto" w:before="0" w:after="0"/>
               <w:ind w:firstLine="0"/>
             </w:pPr>
             <w:r>
               <w:rPr>
+                <w:rFonts w:ascii="Times New Roman" w:hAnsi="Times New Roman" w:eastAsia="Times New Roman"/>
                 <w:b w:val="0"/>
-                <w:sz w:val="18"/>
+                <w:i w:val="0"/>
+                <w:sz w:val="20"/>
               </w:rPr>
               <w:t>Наблюдаемый симптом</w:t>
             </w:r>
@@ -390,7 +429,7 @@
         </w:tc>
         <w:tc>
           <w:tcPr>
-            <w:tcW w:type="dxa" w:w="3324"/>
+            <w:tcW w:type="dxa" w:w="3989"/>
             <w:vAlign w:val="center"/>
             <w:tcMar>
               <w:top w:w="80" w:type="dxa"/>
@@ -401,13 +440,15 @@
           </w:tcPr>
           <w:p>
             <w:pPr>
-              <w:spacing w:after="0" w:before="0" w:line="240" w:lineRule="auto"/>
+              <w:spacing w:line="240" w:lineRule="auto" w:before="0" w:after="0"/>
               <w:ind w:firstLine="0"/>
             </w:pPr>
             <w:r>
               <w:rPr>
+                <w:rFonts w:ascii="Times New Roman" w:hAnsi="Times New Roman" w:eastAsia="Times New Roman"/>
                 <w:b w:val="0"/>
-                <w:sz w:val="18"/>
+                <w:i w:val="0"/>
+                <w:sz w:val="20"/>
               </w:rPr>
               <w:t>Уход опытных и инициативных работников</w:t>
             </w:r>
@@ -415,7 +456,7 @@
         </w:tc>
         <w:tc>
           <w:tcPr>
-            <w:tcW w:type="dxa" w:w="3324"/>
+            <w:tcW w:type="dxa" w:w="3938"/>
             <w:vAlign w:val="center"/>
             <w:tcMar>
               <w:top w:w="80" w:type="dxa"/>
@@ -426,13 +467,15 @@
           </w:tcPr>
           <w:p>
             <w:pPr>
-              <w:spacing w:after="0" w:before="0" w:line="240" w:lineRule="auto"/>
+              <w:spacing w:line="240" w:lineRule="auto" w:before="0" w:after="0"/>
               <w:ind w:firstLine="0"/>
             </w:pPr>
             <w:r>
               <w:rPr>
+                <w:rFonts w:ascii="Times New Roman" w:hAnsi="Times New Roman" w:eastAsia="Times New Roman"/>
                 <w:b w:val="0"/>
-                <w:sz w:val="18"/>
+                <w:i w:val="0"/>
+                <w:sz w:val="20"/>
               </w:rPr>
               <w:t>Потеря компетенций, рост затрат на замену и обучение, риск снижения качества и производительности</w:t>
             </w:r>
@@ -440,9 +483,12 @@
         </w:tc>
       </w:tr>
       <w:tr>
+        <w:trPr>
+          <w:cantSplit/>
+        </w:trPr>
         <w:tc>
           <w:tcPr>
-            <w:tcW w:type="dxa" w:w="3324"/>
+            <w:tcW w:type="dxa" w:w="1428"/>
             <w:vAlign w:val="center"/>
             <w:tcMar>
               <w:top w:w="80" w:type="dxa"/>
@@ -453,13 +499,15 @@
           </w:tcPr>
           <w:p>
             <w:pPr>
-              <w:spacing w:after="0" w:before="0" w:line="240" w:lineRule="auto"/>
+              <w:spacing w:line="240" w:lineRule="auto" w:before="0" w:after="0"/>
               <w:ind w:firstLine="0"/>
             </w:pPr>
             <w:r>
               <w:rPr>
+                <w:rFonts w:ascii="Times New Roman" w:hAnsi="Times New Roman" w:eastAsia="Times New Roman"/>
                 <w:b w:val="0"/>
-                <w:sz w:val="18"/>
+                <w:i w:val="0"/>
+                <w:sz w:val="20"/>
               </w:rPr>
               <w:t>Формальный заказ</w:t>
             </w:r>
@@ -467,7 +515,7 @@
         </w:tc>
         <w:tc>
           <w:tcPr>
-            <w:tcW w:type="dxa" w:w="3324"/>
+            <w:tcW w:type="dxa" w:w="3989"/>
             <w:vAlign w:val="center"/>
             <w:tcMar>
               <w:top w:w="80" w:type="dxa"/>
@@ -478,13 +526,15 @@
           </w:tcPr>
           <w:p>
             <w:pPr>
-              <w:spacing w:after="0" w:before="0" w:line="240" w:lineRule="auto"/>
+              <w:spacing w:line="240" w:lineRule="auto" w:before="0" w:after="0"/>
               <w:ind w:firstLine="0"/>
             </w:pPr>
             <w:r>
               <w:rPr>
+                <w:rFonts w:ascii="Times New Roman" w:hAnsi="Times New Roman" w:eastAsia="Times New Roman"/>
                 <w:b w:val="0"/>
-                <w:sz w:val="18"/>
+                <w:i w:val="0"/>
+                <w:sz w:val="20"/>
               </w:rPr>
               <w:t>Выяснить причины текучести кадров</w:t>
             </w:r>
@@ -492,7 +542,7 @@
         </w:tc>
         <w:tc>
           <w:tcPr>
-            <w:tcW w:type="dxa" w:w="3324"/>
+            <w:tcW w:type="dxa" w:w="3938"/>
             <w:vAlign w:val="center"/>
             <w:tcMar>
               <w:top w:w="80" w:type="dxa"/>
@@ -503,13 +553,15 @@
           </w:tcPr>
           <w:p>
             <w:pPr>
-              <w:spacing w:after="0" w:before="0" w:line="240" w:lineRule="auto"/>
+              <w:spacing w:line="240" w:lineRule="auto" w:before="0" w:after="0"/>
               <w:ind w:firstLine="0"/>
             </w:pPr>
             <w:r>
               <w:rPr>
+                <w:rFonts w:ascii="Times New Roman" w:hAnsi="Times New Roman" w:eastAsia="Times New Roman"/>
                 <w:b w:val="0"/>
-                <w:sz w:val="18"/>
+                <w:i w:val="0"/>
+                <w:sz w:val="20"/>
               </w:rPr>
               <w:t>Требует диагностики, а не немедленного наказания отдельных лиц</w:t>
             </w:r>
@@ -517,9 +569,12 @@
         </w:tc>
       </w:tr>
       <w:tr>
+        <w:trPr>
+          <w:cantSplit/>
+        </w:trPr>
         <w:tc>
           <w:tcPr>
-            <w:tcW w:type="dxa" w:w="3324"/>
+            <w:tcW w:type="dxa" w:w="1428"/>
             <w:vAlign w:val="center"/>
             <w:tcMar>
               <w:top w:w="80" w:type="dxa"/>
@@ -530,13 +585,15 @@
           </w:tcPr>
           <w:p>
             <w:pPr>
-              <w:spacing w:after="0" w:before="0" w:line="240" w:lineRule="auto"/>
+              <w:spacing w:line="240" w:lineRule="auto" w:before="0" w:after="0"/>
               <w:ind w:firstLine="0"/>
             </w:pPr>
             <w:r>
               <w:rPr>
+                <w:rFonts w:ascii="Times New Roman" w:hAnsi="Times New Roman" w:eastAsia="Times New Roman"/>
                 <w:b w:val="0"/>
-                <w:sz w:val="18"/>
+                <w:i w:val="0"/>
+                <w:sz w:val="20"/>
               </w:rPr>
               <w:t>Вероятный корень проблемы</w:t>
             </w:r>
@@ -544,7 +601,7 @@
         </w:tc>
         <w:tc>
           <w:tcPr>
-            <w:tcW w:type="dxa" w:w="3324"/>
+            <w:tcW w:type="dxa" w:w="3989"/>
             <w:vAlign w:val="center"/>
             <w:tcMar>
               <w:top w:w="80" w:type="dxa"/>
@@ -555,13 +612,15 @@
           </w:tcPr>
           <w:p>
             <w:pPr>
-              <w:spacing w:after="0" w:before="0" w:line="240" w:lineRule="auto"/>
+              <w:spacing w:line="240" w:lineRule="auto" w:before="0" w:after="0"/>
               <w:ind w:firstLine="0"/>
             </w:pPr>
             <w:r>
               <w:rPr>
+                <w:rFonts w:ascii="Times New Roman" w:hAnsi="Times New Roman" w:eastAsia="Times New Roman"/>
                 <w:b w:val="0"/>
-                <w:sz w:val="18"/>
+                <w:i w:val="0"/>
+                <w:sz w:val="20"/>
               </w:rPr>
               <w:t>Не только условия труда, но и стиль руководства, дефицит уважительного диалога и небезопасность обратной связи</w:t>
             </w:r>
@@ -569,7 +628,7 @@
         </w:tc>
         <w:tc>
           <w:tcPr>
-            <w:tcW w:type="dxa" w:w="3324"/>
+            <w:tcW w:type="dxa" w:w="3938"/>
             <w:vAlign w:val="center"/>
             <w:tcMar>
               <w:top w:w="80" w:type="dxa"/>
@@ -580,13 +639,15 @@
           </w:tcPr>
           <w:p>
             <w:pPr>
-              <w:spacing w:after="0" w:before="0" w:line="240" w:lineRule="auto"/>
+              <w:spacing w:line="240" w:lineRule="auto" w:before="0" w:after="0"/>
               <w:ind w:firstLine="0"/>
             </w:pPr>
             <w:r>
               <w:rPr>
+                <w:rFonts w:ascii="Times New Roman" w:hAnsi="Times New Roman" w:eastAsia="Times New Roman"/>
                 <w:b w:val="0"/>
-                <w:sz w:val="18"/>
+                <w:i w:val="0"/>
+                <w:sz w:val="20"/>
               </w:rPr>
               <w:t>Решение должно менять управленческий контур, а не ограничиваться разовой кампанией</w:t>
             </w:r>
@@ -594,9 +655,12 @@
         </w:tc>
       </w:tr>
       <w:tr>
+        <w:trPr>
+          <w:cantSplit/>
+        </w:trPr>
         <w:tc>
           <w:tcPr>
-            <w:tcW w:type="dxa" w:w="3324"/>
+            <w:tcW w:type="dxa" w:w="1428"/>
             <w:vAlign w:val="center"/>
             <w:tcMar>
               <w:top w:w="80" w:type="dxa"/>
@@ -607,13 +671,15 @@
           </w:tcPr>
           <w:p>
             <w:pPr>
-              <w:spacing w:after="0" w:before="0" w:line="240" w:lineRule="auto"/>
+              <w:spacing w:line="240" w:lineRule="auto" w:before="0" w:after="0"/>
               <w:ind w:firstLine="0"/>
             </w:pPr>
             <w:r>
               <w:rPr>
+                <w:rFonts w:ascii="Times New Roman" w:hAnsi="Times New Roman" w:eastAsia="Times New Roman"/>
                 <w:b w:val="0"/>
-                <w:sz w:val="18"/>
+                <w:i w:val="0"/>
+                <w:sz w:val="20"/>
               </w:rPr>
               <w:t>Ограничение</w:t>
             </w:r>
@@ -621,7 +687,7 @@
         </w:tc>
         <w:tc>
           <w:tcPr>
-            <w:tcW w:type="dxa" w:w="3324"/>
+            <w:tcW w:type="dxa" w:w="3989"/>
             <w:vAlign w:val="center"/>
             <w:tcMar>
               <w:top w:w="80" w:type="dxa"/>
@@ -632,13 +698,15 @@
           </w:tcPr>
           <w:p>
             <w:pPr>
-              <w:spacing w:after="0" w:before="0" w:line="240" w:lineRule="auto"/>
+              <w:spacing w:line="240" w:lineRule="auto" w:before="0" w:after="0"/>
               <w:ind w:firstLine="0"/>
             </w:pPr>
             <w:r>
               <w:rPr>
+                <w:rFonts w:ascii="Times New Roman" w:hAnsi="Times New Roman" w:eastAsia="Times New Roman"/>
                 <w:b w:val="0"/>
-                <w:sz w:val="18"/>
+                <w:i w:val="0"/>
+                <w:sz w:val="20"/>
               </w:rPr>
               <w:t>Производственный план нельзя игнорировать; руководители и работники имеют разные интересы и разный объём власти</w:t>
             </w:r>
@@ -646,7 +714,7 @@
         </w:tc>
         <w:tc>
           <w:tcPr>
-            <w:tcW w:type="dxa" w:w="3324"/>
+            <w:tcW w:type="dxa" w:w="3938"/>
             <w:vAlign w:val="center"/>
             <w:tcMar>
               <w:top w:w="80" w:type="dxa"/>
@@ -657,13 +725,15 @@
           </w:tcPr>
           <w:p>
             <w:pPr>
-              <w:spacing w:after="0" w:before="0" w:line="240" w:lineRule="auto"/>
+              <w:spacing w:line="240" w:lineRule="auto" w:before="0" w:after="0"/>
               <w:ind w:firstLine="0"/>
             </w:pPr>
             <w:r>
               <w:rPr>
+                <w:rFonts w:ascii="Times New Roman" w:hAnsi="Times New Roman" w:eastAsia="Times New Roman"/>
                 <w:b w:val="0"/>
-                <w:sz w:val="18"/>
+                <w:i w:val="0"/>
+                <w:sz w:val="20"/>
               </w:rPr>
               <w:t>Изменения должны сочетать результативность производства и сохранение человеческого потенциала</w:t>
             </w:r>
@@ -671,9 +741,12 @@
         </w:tc>
       </w:tr>
       <w:tr>
+        <w:trPr>
+          <w:cantSplit/>
+        </w:trPr>
         <w:tc>
           <w:tcPr>
-            <w:tcW w:type="dxa" w:w="3324"/>
+            <w:tcW w:type="dxa" w:w="1428"/>
             <w:vAlign w:val="center"/>
             <w:tcMar>
               <w:top w:w="80" w:type="dxa"/>
@@ -684,13 +757,15 @@
           </w:tcPr>
           <w:p>
             <w:pPr>
-              <w:spacing w:after="0" w:before="0" w:line="240" w:lineRule="auto"/>
+              <w:spacing w:line="240" w:lineRule="auto" w:before="0" w:after="0"/>
               <w:ind w:firstLine="0"/>
             </w:pPr>
             <w:r>
               <w:rPr>
+                <w:rFonts w:ascii="Times New Roman" w:hAnsi="Times New Roman" w:eastAsia="Times New Roman"/>
                 <w:b w:val="0"/>
-                <w:sz w:val="18"/>
+                <w:i w:val="0"/>
+                <w:sz w:val="20"/>
               </w:rPr>
               <w:t>Риск ошибочного решения</w:t>
             </w:r>
@@ -698,7 +773,7 @@
         </w:tc>
         <w:tc>
           <w:tcPr>
-            <w:tcW w:type="dxa" w:w="3324"/>
+            <w:tcW w:type="dxa" w:w="3989"/>
             <w:vAlign w:val="center"/>
             <w:tcMar>
               <w:top w:w="80" w:type="dxa"/>
@@ -709,13 +784,15 @@
           </w:tcPr>
           <w:p>
             <w:pPr>
-              <w:spacing w:after="0" w:before="0" w:line="240" w:lineRule="auto"/>
+              <w:spacing w:line="240" w:lineRule="auto" w:before="0" w:after="0"/>
               <w:ind w:firstLine="0"/>
             </w:pPr>
             <w:r>
               <w:rPr>
+                <w:rFonts w:ascii="Times New Roman" w:hAnsi="Times New Roman" w:eastAsia="Times New Roman"/>
                 <w:b w:val="0"/>
-                <w:sz w:val="18"/>
+                <w:i w:val="0"/>
+                <w:sz w:val="20"/>
               </w:rPr>
               <w:t>Подменить исследование заранее удобным объяснением: «люди не хотят работать» или «виноват один начальник»</w:t>
             </w:r>
@@ -723,7 +800,7 @@
         </w:tc>
         <w:tc>
           <w:tcPr>
-            <w:tcW w:type="dxa" w:w="3324"/>
+            <w:tcW w:type="dxa" w:w="3938"/>
             <w:vAlign w:val="center"/>
             <w:tcMar>
               <w:top w:w="80" w:type="dxa"/>
@@ -734,13 +811,15 @@
           </w:tcPr>
           <w:p>
             <w:pPr>
-              <w:spacing w:after="0" w:before="0" w:line="240" w:lineRule="auto"/>
+              <w:spacing w:line="240" w:lineRule="auto" w:before="0" w:after="0"/>
               <w:ind w:firstLine="0"/>
             </w:pPr>
             <w:r>
               <w:rPr>
+                <w:rFonts w:ascii="Times New Roman" w:hAnsi="Times New Roman" w:eastAsia="Times New Roman"/>
                 <w:b w:val="0"/>
-                <w:sz w:val="18"/>
+                <w:i w:val="0"/>
+                <w:sz w:val="20"/>
               </w:rPr>
               <w:t>Возникает имитация управления и причины текучести остаются скрытыми</w:t>
             </w:r>
@@ -750,16 +829,18 @@
     </w:tbl>
     <w:p>
       <w:pPr>
-        <w:spacing w:after="0"/>
+        <w:spacing w:line="240" w:lineRule="auto" w:before="0" w:after="0"/>
       </w:pPr>
     </w:p>
     <w:p>
       <w:pPr>
-        <w:spacing w:line="360" w:lineRule="auto" w:after="80" w:before="0"/>
+        <w:spacing w:line="360" w:lineRule="auto" w:before="0" w:after="80"/>
         <w:ind w:firstLine="709"/>
+        <w:jc w:val="both"/>
       </w:pPr>
       <w:r>
         <w:rPr>
+          <w:rFonts w:ascii="Times New Roman" w:hAnsi="Times New Roman" w:eastAsia="Times New Roman"/>
           <w:b/>
           <w:i w:val="0"/>
           <w:sz w:val="28"/>
@@ -768,7 +849,9 @@
       </w:r>
       <w:r>
         <w:rPr>
+          <w:rFonts w:ascii="Times New Roman" w:hAnsi="Times New Roman" w:eastAsia="Times New Roman"/>
           <w:b w:val="0"/>
+          <w:i w:val="0"/>
           <w:sz w:val="28"/>
         </w:rPr>
         <w:t xml:space="preserve"> действующая система управления в подразделениях предприятия обеспечивает краткосрочную дисциплину и выполнение задания, но не обеспечивает уважительного взаимодействия, учёта мнения работников и раннего выявления напряжения. В результате предприятие теряет людей, от которых зависит его устойчивый результат.</w:t>
@@ -783,10 +866,10 @@
       </w:pPr>
       <w:r>
         <w:rPr>
-          <w:rFonts w:ascii="Times New Roman" w:hAnsi="Times New Roman"/>
+          <w:rFonts w:ascii="Times New Roman" w:hAnsi="Times New Roman" w:eastAsia="Times New Roman"/>
           <w:b/>
+          <w:sz w:val="28"/>
           <w:color w:val="1F4E79"/>
-          <w:sz w:val="28"/>
         </w:rPr>
         <w:t>3. Участники, интересы и зоны влияния</w:t>
       </w:r>
@@ -798,21 +881,23 @@
         <w:jc w:val="center"/>
         <w:tblLayout w:type="autofit"/>
         <w:tblLook w:firstColumn="1" w:firstRow="1" w:lastColumn="0" w:lastRow="0" w:noHBand="0" w:noVBand="1" w:val="04A0"/>
+        <w:tblLayout w:type="autofit"/>
       </w:tblPr>
       <w:tblGrid>
-        <w:gridCol w:w="1995"/>
-        <w:gridCol w:w="1995"/>
-        <w:gridCol w:w="1995"/>
-        <w:gridCol w:w="1995"/>
-        <w:gridCol w:w="1995"/>
+        <w:gridCol w:w="1354"/>
+        <w:gridCol w:w="1863"/>
+        <w:gridCol w:w="1963"/>
+        <w:gridCol w:w="2047"/>
+        <w:gridCol w:w="2128"/>
       </w:tblGrid>
       <w:tr>
         <w:trPr>
+          <w:cantSplit/>
           <w:tblHeader w:val="true"/>
         </w:trPr>
         <w:tc>
           <w:tcPr>
-            <w:tcW w:type="dxa" w:w="1995"/>
+            <w:tcW w:type="dxa" w:w="1354"/>
             <w:vAlign w:val="center"/>
             <w:tcMar>
               <w:top w:w="80" w:type="dxa"/>
@@ -824,13 +909,15 @@
           </w:tcPr>
           <w:p>
             <w:pPr>
-              <w:spacing w:after="0" w:before="0" w:line="240" w:lineRule="auto"/>
+              <w:spacing w:line="240" w:lineRule="auto" w:before="0" w:after="0"/>
               <w:ind w:firstLine="0"/>
             </w:pPr>
             <w:r>
               <w:rPr>
+                <w:rFonts w:ascii="Times New Roman" w:hAnsi="Times New Roman" w:eastAsia="Times New Roman"/>
                 <w:b/>
-                <w:sz w:val="18"/>
+                <w:i w:val="0"/>
+                <w:sz w:val="20"/>
               </w:rPr>
               <w:t>Участник</w:t>
             </w:r>
@@ -838,7 +925,7 @@
         </w:tc>
         <w:tc>
           <w:tcPr>
-            <w:tcW w:type="dxa" w:w="1995"/>
+            <w:tcW w:type="dxa" w:w="1863"/>
             <w:vAlign w:val="center"/>
             <w:tcMar>
               <w:top w:w="80" w:type="dxa"/>
@@ -850,13 +937,15 @@
           </w:tcPr>
           <w:p>
             <w:pPr>
-              <w:spacing w:after="0" w:before="0" w:line="240" w:lineRule="auto"/>
+              <w:spacing w:line="240" w:lineRule="auto" w:before="0" w:after="0"/>
               <w:ind w:firstLine="0"/>
             </w:pPr>
             <w:r>
               <w:rPr>
+                <w:rFonts w:ascii="Times New Roman" w:hAnsi="Times New Roman" w:eastAsia="Times New Roman"/>
                 <w:b/>
-                <w:sz w:val="18"/>
+                <w:i w:val="0"/>
+                <w:sz w:val="20"/>
               </w:rPr>
               <w:t>Роль в ситуации</w:t>
             </w:r>
@@ -864,7 +953,7 @@
         </w:tc>
         <w:tc>
           <w:tcPr>
-            <w:tcW w:type="dxa" w:w="1995"/>
+            <w:tcW w:type="dxa" w:w="1963"/>
             <w:vAlign w:val="center"/>
             <w:tcMar>
               <w:top w:w="80" w:type="dxa"/>
@@ -876,13 +965,15 @@
           </w:tcPr>
           <w:p>
             <w:pPr>
-              <w:spacing w:after="0" w:before="0" w:line="240" w:lineRule="auto"/>
+              <w:spacing w:line="240" w:lineRule="auto" w:before="0" w:after="0"/>
               <w:ind w:firstLine="0"/>
             </w:pPr>
             <w:r>
               <w:rPr>
+                <w:rFonts w:ascii="Times New Roman" w:hAnsi="Times New Roman" w:eastAsia="Times New Roman"/>
                 <w:b/>
-                <w:sz w:val="18"/>
+                <w:i w:val="0"/>
+                <w:sz w:val="20"/>
               </w:rPr>
               <w:t>Интерес / позиция</w:t>
             </w:r>
@@ -890,7 +981,7 @@
         </w:tc>
         <w:tc>
           <w:tcPr>
-            <w:tcW w:type="dxa" w:w="1995"/>
+            <w:tcW w:type="dxa" w:w="2047"/>
             <w:vAlign w:val="center"/>
             <w:tcMar>
               <w:top w:w="80" w:type="dxa"/>
@@ -902,13 +993,15 @@
           </w:tcPr>
           <w:p>
             <w:pPr>
-              <w:spacing w:after="0" w:before="0" w:line="240" w:lineRule="auto"/>
+              <w:spacing w:line="240" w:lineRule="auto" w:before="0" w:after="0"/>
               <w:ind w:firstLine="0"/>
             </w:pPr>
             <w:r>
               <w:rPr>
+                <w:rFonts w:ascii="Times New Roman" w:hAnsi="Times New Roman" w:eastAsia="Times New Roman"/>
                 <w:b/>
-                <w:sz w:val="18"/>
+                <w:i w:val="0"/>
+                <w:sz w:val="20"/>
               </w:rPr>
               <w:t>Ресурс влияния</w:t>
             </w:r>
@@ -916,7 +1009,7 @@
         </w:tc>
         <w:tc>
           <w:tcPr>
-            <w:tcW w:type="dxa" w:w="1995"/>
+            <w:tcW w:type="dxa" w:w="2128"/>
             <w:vAlign w:val="center"/>
             <w:tcMar>
               <w:top w:w="80" w:type="dxa"/>
@@ -928,13 +1021,15 @@
           </w:tcPr>
           <w:p>
             <w:pPr>
-              <w:spacing w:after="0" w:before="0" w:line="240" w:lineRule="auto"/>
+              <w:spacing w:line="240" w:lineRule="auto" w:before="0" w:after="0"/>
               <w:ind w:firstLine="0"/>
             </w:pPr>
             <w:r>
               <w:rPr>
+                <w:rFonts w:ascii="Times New Roman" w:hAnsi="Times New Roman" w:eastAsia="Times New Roman"/>
                 <w:b/>
-                <w:sz w:val="18"/>
+                <w:i w:val="0"/>
+                <w:sz w:val="20"/>
               </w:rPr>
               <w:t>Риск для решения</w:t>
             </w:r>
@@ -942,9 +1037,12 @@
         </w:tc>
       </w:tr>
       <w:tr>
+        <w:trPr>
+          <w:cantSplit/>
+        </w:trPr>
         <w:tc>
           <w:tcPr>
-            <w:tcW w:type="dxa" w:w="1995"/>
+            <w:tcW w:type="dxa" w:w="1354"/>
             <w:vAlign w:val="center"/>
             <w:tcMar>
               <w:top w:w="80" w:type="dxa"/>
@@ -955,13 +1053,15 @@
           </w:tcPr>
           <w:p>
             <w:pPr>
-              <w:spacing w:after="0" w:before="0" w:line="240" w:lineRule="auto"/>
+              <w:spacing w:line="240" w:lineRule="auto" w:before="0" w:after="0"/>
               <w:ind w:firstLine="0"/>
             </w:pPr>
             <w:r>
               <w:rPr>
+                <w:rFonts w:ascii="Times New Roman" w:hAnsi="Times New Roman" w:eastAsia="Times New Roman"/>
                 <w:b w:val="0"/>
-                <w:sz w:val="18"/>
+                <w:i w:val="0"/>
+                <w:sz w:val="20"/>
               </w:rPr>
               <w:t>И. С. Басов, директор</w:t>
             </w:r>
@@ -969,7 +1069,7 @@
         </w:tc>
         <w:tc>
           <w:tcPr>
-            <w:tcW w:type="dxa" w:w="1995"/>
+            <w:tcW w:type="dxa" w:w="1863"/>
             <w:vAlign w:val="center"/>
             <w:tcMar>
               <w:top w:w="80" w:type="dxa"/>
@@ -980,13 +1080,15 @@
           </w:tcPr>
           <w:p>
             <w:pPr>
-              <w:spacing w:after="0" w:before="0" w:line="240" w:lineRule="auto"/>
+              <w:spacing w:line="240" w:lineRule="auto" w:before="0" w:after="0"/>
               <w:ind w:firstLine="0"/>
             </w:pPr>
             <w:r>
               <w:rPr>
+                <w:rFonts w:ascii="Times New Roman" w:hAnsi="Times New Roman" w:eastAsia="Times New Roman"/>
                 <w:b w:val="0"/>
-                <w:sz w:val="18"/>
+                <w:i w:val="0"/>
+                <w:sz w:val="20"/>
               </w:rPr>
               <w:t>Заказчик исследования и лицо, принимающее решение</w:t>
             </w:r>
@@ -994,7 +1096,7 @@
         </w:tc>
         <w:tc>
           <w:tcPr>
-            <w:tcW w:type="dxa" w:w="1995"/>
+            <w:tcW w:type="dxa" w:w="1963"/>
             <w:vAlign w:val="center"/>
             <w:tcMar>
               <w:top w:w="80" w:type="dxa"/>
@@ -1005,13 +1107,15 @@
           </w:tcPr>
           <w:p>
             <w:pPr>
-              <w:spacing w:after="0" w:before="0" w:line="240" w:lineRule="auto"/>
+              <w:spacing w:line="240" w:lineRule="auto" w:before="0" w:after="0"/>
               <w:ind w:firstLine="0"/>
             </w:pPr>
             <w:r>
               <w:rPr>
+                <w:rFonts w:ascii="Times New Roman" w:hAnsi="Times New Roman" w:eastAsia="Times New Roman"/>
                 <w:b w:val="0"/>
-                <w:sz w:val="18"/>
+                <w:i w:val="0"/>
+                <w:sz w:val="20"/>
               </w:rPr>
               <w:t>Сохранить устойчивость завода и понять причину текучести</w:t>
             </w:r>
@@ -1019,7 +1123,7 @@
         </w:tc>
         <w:tc>
           <w:tcPr>
-            <w:tcW w:type="dxa" w:w="1995"/>
+            <w:tcW w:type="dxa" w:w="2047"/>
             <w:vAlign w:val="center"/>
             <w:tcMar>
               <w:top w:w="80" w:type="dxa"/>
@@ -1030,13 +1134,15 @@
           </w:tcPr>
           <w:p>
             <w:pPr>
-              <w:spacing w:after="0" w:before="0" w:line="240" w:lineRule="auto"/>
+              <w:spacing w:line="240" w:lineRule="auto" w:before="0" w:after="0"/>
               <w:ind w:firstLine="0"/>
             </w:pPr>
             <w:r>
               <w:rPr>
+                <w:rFonts w:ascii="Times New Roman" w:hAnsi="Times New Roman" w:eastAsia="Times New Roman"/>
                 <w:b w:val="0"/>
-                <w:sz w:val="18"/>
+                <w:i w:val="0"/>
+                <w:sz w:val="20"/>
               </w:rPr>
               <w:t>Полномочия, доступ к данным, возможность менять правила</w:t>
             </w:r>
@@ -1044,7 +1150,7 @@
         </w:tc>
         <w:tc>
           <w:tcPr>
-            <w:tcW w:type="dxa" w:w="1995"/>
+            <w:tcW w:type="dxa" w:w="2128"/>
             <w:vAlign w:val="center"/>
             <w:tcMar>
               <w:top w:w="80" w:type="dxa"/>
@@ -1055,13 +1161,15 @@
           </w:tcPr>
           <w:p>
             <w:pPr>
-              <w:spacing w:after="0" w:before="0" w:line="240" w:lineRule="auto"/>
+              <w:spacing w:line="240" w:lineRule="auto" w:before="0" w:after="0"/>
               <w:ind w:firstLine="0"/>
             </w:pPr>
             <w:r>
               <w:rPr>
+                <w:rFonts w:ascii="Times New Roman" w:hAnsi="Times New Roman" w:eastAsia="Times New Roman"/>
                 <w:b w:val="0"/>
-                <w:sz w:val="18"/>
+                <w:i w:val="0"/>
+                <w:sz w:val="20"/>
               </w:rPr>
               <w:t>Ограничиться заслушиванием отчёта без изменения практики управления</w:t>
             </w:r>
@@ -1069,9 +1177,12 @@
         </w:tc>
       </w:tr>
       <w:tr>
+        <w:trPr>
+          <w:cantSplit/>
+        </w:trPr>
         <w:tc>
           <w:tcPr>
-            <w:tcW w:type="dxa" w:w="1995"/>
+            <w:tcW w:type="dxa" w:w="1354"/>
             <w:vAlign w:val="center"/>
             <w:tcMar>
               <w:top w:w="80" w:type="dxa"/>
@@ -1082,13 +1193,15 @@
           </w:tcPr>
           <w:p>
             <w:pPr>
-              <w:spacing w:after="0" w:before="0" w:line="240" w:lineRule="auto"/>
+              <w:spacing w:line="240" w:lineRule="auto" w:before="0" w:after="0"/>
               <w:ind w:firstLine="0"/>
             </w:pPr>
             <w:r>
               <w:rPr>
+                <w:rFonts w:ascii="Times New Roman" w:hAnsi="Times New Roman" w:eastAsia="Times New Roman"/>
                 <w:b w:val="0"/>
-                <w:sz w:val="18"/>
+                <w:i w:val="0"/>
+                <w:sz w:val="20"/>
               </w:rPr>
               <w:t>М. П. Петров, психолог</w:t>
             </w:r>
@@ -1096,7 +1209,7 @@
         </w:tc>
         <w:tc>
           <w:tcPr>
-            <w:tcW w:type="dxa" w:w="1995"/>
+            <w:tcW w:type="dxa" w:w="1863"/>
             <w:vAlign w:val="center"/>
             <w:tcMar>
               <w:top w:w="80" w:type="dxa"/>
@@ -1107,13 +1220,15 @@
           </w:tcPr>
           <w:p>
             <w:pPr>
-              <w:spacing w:after="0" w:before="0" w:line="240" w:lineRule="auto"/>
+              <w:spacing w:line="240" w:lineRule="auto" w:before="0" w:after="0"/>
               <w:ind w:firstLine="0"/>
             </w:pPr>
             <w:r>
               <w:rPr>
+                <w:rFonts w:ascii="Times New Roman" w:hAnsi="Times New Roman" w:eastAsia="Times New Roman"/>
                 <w:b w:val="0"/>
-                <w:sz w:val="18"/>
+                <w:i w:val="0"/>
+                <w:sz w:val="20"/>
               </w:rPr>
               <w:t>Внешний исследователь, инициатор анализа человеческого фактора</w:t>
             </w:r>
@@ -1121,7 +1236,7 @@
         </w:tc>
         <w:tc>
           <w:tcPr>
-            <w:tcW w:type="dxa" w:w="1995"/>
+            <w:tcW w:type="dxa" w:w="1963"/>
             <w:vAlign w:val="center"/>
             <w:tcMar>
               <w:top w:w="80" w:type="dxa"/>
@@ -1132,13 +1247,15 @@
           </w:tcPr>
           <w:p>
             <w:pPr>
-              <w:spacing w:after="0" w:before="0" w:line="240" w:lineRule="auto"/>
+              <w:spacing w:line="240" w:lineRule="auto" w:before="0" w:after="0"/>
               <w:ind w:firstLine="0"/>
             </w:pPr>
             <w:r>
               <w:rPr>
+                <w:rFonts w:ascii="Times New Roman" w:hAnsi="Times New Roman" w:eastAsia="Times New Roman"/>
                 <w:b w:val="0"/>
-                <w:sz w:val="18"/>
+                <w:i w:val="0"/>
+                <w:sz w:val="20"/>
               </w:rPr>
               <w:t>Найти реальную причинную связь, а не подтвердить удобную версию</w:t>
             </w:r>
@@ -1146,7 +1263,7 @@
         </w:tc>
         <w:tc>
           <w:tcPr>
-            <w:tcW w:type="dxa" w:w="1995"/>
+            <w:tcW w:type="dxa" w:w="2047"/>
             <w:vAlign w:val="center"/>
             <w:tcMar>
               <w:top w:w="80" w:type="dxa"/>
@@ -1157,13 +1274,15 @@
           </w:tcPr>
           <w:p>
             <w:pPr>
-              <w:spacing w:after="0" w:before="0" w:line="240" w:lineRule="auto"/>
+              <w:spacing w:line="240" w:lineRule="auto" w:before="0" w:after="0"/>
               <w:ind w:firstLine="0"/>
             </w:pPr>
             <w:r>
               <w:rPr>
+                <w:rFonts w:ascii="Times New Roman" w:hAnsi="Times New Roman" w:eastAsia="Times New Roman"/>
                 <w:b w:val="0"/>
-                <w:sz w:val="18"/>
+                <w:i w:val="0"/>
+                <w:sz w:val="20"/>
               </w:rPr>
               <w:t>Профессиональная независимость, интервью, анализ материалов</w:t>
             </w:r>
@@ -1171,7 +1290,7 @@
         </w:tc>
         <w:tc>
           <w:tcPr>
-            <w:tcW w:type="dxa" w:w="1995"/>
+            <w:tcW w:type="dxa" w:w="2128"/>
             <w:vAlign w:val="center"/>
             <w:tcMar>
               <w:top w:w="80" w:type="dxa"/>
@@ -1182,13 +1301,15 @@
           </w:tcPr>
           <w:p>
             <w:pPr>
-              <w:spacing w:after="0" w:before="0" w:line="240" w:lineRule="auto"/>
+              <w:spacing w:line="240" w:lineRule="auto" w:before="0" w:after="0"/>
               <w:ind w:firstLine="0"/>
             </w:pPr>
             <w:r>
               <w:rPr>
+                <w:rFonts w:ascii="Times New Roman" w:hAnsi="Times New Roman" w:eastAsia="Times New Roman"/>
                 <w:b w:val="0"/>
-                <w:sz w:val="18"/>
+                <w:i w:val="0"/>
+                <w:sz w:val="20"/>
               </w:rPr>
               <w:t>Быть воспринятым как «посторонний контролёр», а не помощник</w:t>
             </w:r>
@@ -1196,9 +1317,12 @@
         </w:tc>
       </w:tr>
       <w:tr>
+        <w:trPr>
+          <w:cantSplit/>
+        </w:trPr>
         <w:tc>
           <w:tcPr>
-            <w:tcW w:type="dxa" w:w="1995"/>
+            <w:tcW w:type="dxa" w:w="1354"/>
             <w:vAlign w:val="center"/>
             <w:tcMar>
               <w:top w:w="80" w:type="dxa"/>
@@ -1209,13 +1333,15 @@
           </w:tcPr>
           <w:p>
             <w:pPr>
-              <w:spacing w:after="0" w:before="0" w:line="240" w:lineRule="auto"/>
+              <w:spacing w:line="240" w:lineRule="auto" w:before="0" w:after="0"/>
               <w:ind w:firstLine="0"/>
             </w:pPr>
             <w:r>
               <w:rPr>
+                <w:rFonts w:ascii="Times New Roman" w:hAnsi="Times New Roman" w:eastAsia="Times New Roman"/>
                 <w:b w:val="0"/>
-                <w:sz w:val="18"/>
+                <w:i w:val="0"/>
+                <w:sz w:val="20"/>
               </w:rPr>
               <w:t>О. А. Бурцева, социолог</w:t>
             </w:r>
@@ -1223,7 +1349,7 @@
         </w:tc>
         <w:tc>
           <w:tcPr>
-            <w:tcW w:type="dxa" w:w="1995"/>
+            <w:tcW w:type="dxa" w:w="1863"/>
             <w:vAlign w:val="center"/>
             <w:tcMar>
               <w:top w:w="80" w:type="dxa"/>
@@ -1234,13 +1360,15 @@
           </w:tcPr>
           <w:p>
             <w:pPr>
-              <w:spacing w:after="0" w:before="0" w:line="240" w:lineRule="auto"/>
+              <w:spacing w:line="240" w:lineRule="auto" w:before="0" w:after="0"/>
               <w:ind w:firstLine="0"/>
             </w:pPr>
             <w:r>
               <w:rPr>
+                <w:rFonts w:ascii="Times New Roman" w:hAnsi="Times New Roman" w:eastAsia="Times New Roman"/>
                 <w:b w:val="0"/>
-                <w:sz w:val="18"/>
+                <w:i w:val="0"/>
+                <w:sz w:val="20"/>
               </w:rPr>
               <w:t>Исследователь трудового коллектива и организации труда</w:t>
             </w:r>
@@ -1248,7 +1376,7 @@
         </w:tc>
         <w:tc>
           <w:tcPr>
-            <w:tcW w:type="dxa" w:w="1995"/>
+            <w:tcW w:type="dxa" w:w="1963"/>
             <w:vAlign w:val="center"/>
             <w:tcMar>
               <w:top w:w="80" w:type="dxa"/>
@@ -1259,13 +1387,15 @@
           </w:tcPr>
           <w:p>
             <w:pPr>
-              <w:spacing w:after="0" w:before="0" w:line="240" w:lineRule="auto"/>
+              <w:spacing w:line="240" w:lineRule="auto" w:before="0" w:after="0"/>
               <w:ind w:firstLine="0"/>
             </w:pPr>
             <w:r>
               <w:rPr>
+                <w:rFonts w:ascii="Times New Roman" w:hAnsi="Times New Roman" w:eastAsia="Times New Roman"/>
                 <w:b w:val="0"/>
-                <w:sz w:val="18"/>
+                <w:i w:val="0"/>
+                <w:sz w:val="20"/>
               </w:rPr>
               <w:t>Собрать данные о процессах и мнениях работников</w:t>
             </w:r>
@@ -1273,7 +1403,7 @@
         </w:tc>
         <w:tc>
           <w:tcPr>
-            <w:tcW w:type="dxa" w:w="1995"/>
+            <w:tcW w:type="dxa" w:w="2047"/>
             <w:vAlign w:val="center"/>
             <w:tcMar>
               <w:top w:w="80" w:type="dxa"/>
@@ -1284,13 +1414,15 @@
           </w:tcPr>
           <w:p>
             <w:pPr>
-              <w:spacing w:after="0" w:before="0" w:line="240" w:lineRule="auto"/>
+              <w:spacing w:line="240" w:lineRule="auto" w:before="0" w:after="0"/>
               <w:ind w:firstLine="0"/>
             </w:pPr>
             <w:r>
               <w:rPr>
+                <w:rFonts w:ascii="Times New Roman" w:hAnsi="Times New Roman" w:eastAsia="Times New Roman"/>
                 <w:b w:val="0"/>
-                <w:sz w:val="18"/>
+                <w:i w:val="0"/>
+                <w:sz w:val="20"/>
               </w:rPr>
               <w:t>Наблюдение, опрос, обработка данных</w:t>
             </w:r>
@@ -1298,7 +1430,7 @@
         </w:tc>
         <w:tc>
           <w:tcPr>
-            <w:tcW w:type="dxa" w:w="1995"/>
+            <w:tcW w:type="dxa" w:w="2128"/>
             <w:vAlign w:val="center"/>
             <w:tcMar>
               <w:top w:w="80" w:type="dxa"/>
@@ -1309,13 +1441,15 @@
           </w:tcPr>
           <w:p>
             <w:pPr>
-              <w:spacing w:after="0" w:before="0" w:line="240" w:lineRule="auto"/>
+              <w:spacing w:line="240" w:lineRule="auto" w:before="0" w:after="0"/>
               <w:ind w:firstLine="0"/>
             </w:pPr>
             <w:r>
               <w:rPr>
+                <w:rFonts w:ascii="Times New Roman" w:hAnsi="Times New Roman" w:eastAsia="Times New Roman"/>
                 <w:b w:val="0"/>
-                <w:sz w:val="18"/>
+                <w:i w:val="0"/>
+                <w:sz w:val="20"/>
               </w:rPr>
               <w:t>Потерять доверие работников, если конфиденциальность неочевидна</w:t>
             </w:r>
@@ -1323,9 +1457,12 @@
         </w:tc>
       </w:tr>
       <w:tr>
+        <w:trPr>
+          <w:cantSplit/>
+        </w:trPr>
         <w:tc>
           <w:tcPr>
-            <w:tcW w:type="dxa" w:w="1995"/>
+            <w:tcW w:type="dxa" w:w="1354"/>
             <w:vAlign w:val="center"/>
             <w:tcMar>
               <w:top w:w="80" w:type="dxa"/>
@@ -1336,13 +1473,15 @@
           </w:tcPr>
           <w:p>
             <w:pPr>
-              <w:spacing w:after="0" w:before="0" w:line="240" w:lineRule="auto"/>
+              <w:spacing w:line="240" w:lineRule="auto" w:before="0" w:after="0"/>
               <w:ind w:firstLine="0"/>
             </w:pPr>
             <w:r>
               <w:rPr>
+                <w:rFonts w:ascii="Times New Roman" w:hAnsi="Times New Roman" w:eastAsia="Times New Roman"/>
                 <w:b w:val="0"/>
-                <w:sz w:val="18"/>
+                <w:i w:val="0"/>
+                <w:sz w:val="20"/>
               </w:rPr>
               <w:t>П. С. Прокопенко, начальник подготовительного цеха</w:t>
             </w:r>
@@ -1350,7 +1489,7 @@
         </w:tc>
         <w:tc>
           <w:tcPr>
-            <w:tcW w:type="dxa" w:w="1995"/>
+            <w:tcW w:type="dxa" w:w="1863"/>
             <w:vAlign w:val="center"/>
             <w:tcMar>
               <w:top w:w="80" w:type="dxa"/>
@@ -1361,13 +1500,15 @@
           </w:tcPr>
           <w:p>
             <w:pPr>
-              <w:spacing w:after="0" w:before="0" w:line="240" w:lineRule="auto"/>
+              <w:spacing w:line="240" w:lineRule="auto" w:before="0" w:after="0"/>
               <w:ind w:firstLine="0"/>
             </w:pPr>
             <w:r>
               <w:rPr>
+                <w:rFonts w:ascii="Times New Roman" w:hAnsi="Times New Roman" w:eastAsia="Times New Roman"/>
                 <w:b w:val="0"/>
-                <w:sz w:val="18"/>
+                <w:i w:val="0"/>
+                <w:sz w:val="20"/>
               </w:rPr>
               <w:t>Линейный руководитель, чья практика становится предметом анализа</w:t>
             </w:r>
@@ -1375,7 +1516,7 @@
         </w:tc>
         <w:tc>
           <w:tcPr>
-            <w:tcW w:type="dxa" w:w="1995"/>
+            <w:tcW w:type="dxa" w:w="1963"/>
             <w:vAlign w:val="center"/>
             <w:tcMar>
               <w:top w:w="80" w:type="dxa"/>
@@ -1386,13 +1527,15 @@
           </w:tcPr>
           <w:p>
             <w:pPr>
-              <w:spacing w:after="0" w:before="0" w:line="240" w:lineRule="auto"/>
+              <w:spacing w:line="240" w:lineRule="auto" w:before="0" w:after="0"/>
               <w:ind w:firstLine="0"/>
             </w:pPr>
             <w:r>
               <w:rPr>
+                <w:rFonts w:ascii="Times New Roman" w:hAnsi="Times New Roman" w:eastAsia="Times New Roman"/>
                 <w:b w:val="0"/>
-                <w:sz w:val="18"/>
+                <w:i w:val="0"/>
+                <w:sz w:val="20"/>
               </w:rPr>
               <w:t>Выполнить план и сохранить контроль над подразделением</w:t>
             </w:r>
@@ -1400,7 +1543,7 @@
         </w:tc>
         <w:tc>
           <w:tcPr>
-            <w:tcW w:type="dxa" w:w="1995"/>
+            <w:tcW w:type="dxa" w:w="2047"/>
             <w:vAlign w:val="center"/>
             <w:tcMar>
               <w:top w:w="80" w:type="dxa"/>
@@ -1411,13 +1554,15 @@
           </w:tcPr>
           <w:p>
             <w:pPr>
-              <w:spacing w:after="0" w:before="0" w:line="240" w:lineRule="auto"/>
+              <w:spacing w:line="240" w:lineRule="auto" w:before="0" w:after="0"/>
               <w:ind w:firstLine="0"/>
             </w:pPr>
             <w:r>
               <w:rPr>
+                <w:rFonts w:ascii="Times New Roman" w:hAnsi="Times New Roman" w:eastAsia="Times New Roman"/>
                 <w:b w:val="0"/>
-                <w:sz w:val="18"/>
+                <w:i w:val="0"/>
+                <w:sz w:val="20"/>
               </w:rPr>
               <w:t>Повседневные решения, распределение работ, оценка подчинённых</w:t>
             </w:r>
@@ -1425,7 +1570,7 @@
         </w:tc>
         <w:tc>
           <w:tcPr>
-            <w:tcW w:type="dxa" w:w="1995"/>
+            <w:tcW w:type="dxa" w:w="2128"/>
             <w:vAlign w:val="center"/>
             <w:tcMar>
               <w:top w:w="80" w:type="dxa"/>
@@ -1436,13 +1581,15 @@
           </w:tcPr>
           <w:p>
             <w:pPr>
-              <w:spacing w:after="0" w:before="0" w:line="240" w:lineRule="auto"/>
+              <w:spacing w:line="240" w:lineRule="auto" w:before="0" w:after="0"/>
               <w:ind w:firstLine="0"/>
             </w:pPr>
             <w:r>
               <w:rPr>
+                <w:rFonts w:ascii="Times New Roman" w:hAnsi="Times New Roman" w:eastAsia="Times New Roman"/>
                 <w:b w:val="0"/>
-                <w:sz w:val="18"/>
+                <w:i w:val="0"/>
+                <w:sz w:val="20"/>
               </w:rPr>
               <w:t>Оборонительная реакция, подмена заботы о результате давлением на людей</w:t>
             </w:r>
@@ -1450,9 +1597,12 @@
         </w:tc>
       </w:tr>
       <w:tr>
+        <w:trPr>
+          <w:cantSplit/>
+        </w:trPr>
         <w:tc>
           <w:tcPr>
-            <w:tcW w:type="dxa" w:w="1995"/>
+            <w:tcW w:type="dxa" w:w="1354"/>
             <w:vAlign w:val="center"/>
             <w:tcMar>
               <w:top w:w="80" w:type="dxa"/>
@@ -1463,13 +1613,15 @@
           </w:tcPr>
           <w:p>
             <w:pPr>
-              <w:spacing w:after="0" w:before="0" w:line="240" w:lineRule="auto"/>
+              <w:spacing w:line="240" w:lineRule="auto" w:before="0" w:after="0"/>
               <w:ind w:firstLine="0"/>
             </w:pPr>
             <w:r>
               <w:rPr>
+                <w:rFonts w:ascii="Times New Roman" w:hAnsi="Times New Roman" w:eastAsia="Times New Roman"/>
                 <w:b w:val="0"/>
-                <w:sz w:val="18"/>
+                <w:i w:val="0"/>
+                <w:sz w:val="20"/>
               </w:rPr>
               <w:t>Работники и мастера</w:t>
             </w:r>
@@ -1477,7 +1629,7 @@
         </w:tc>
         <w:tc>
           <w:tcPr>
-            <w:tcW w:type="dxa" w:w="1995"/>
+            <w:tcW w:type="dxa" w:w="1863"/>
             <w:vAlign w:val="center"/>
             <w:tcMar>
               <w:top w:w="80" w:type="dxa"/>
@@ -1488,13 +1640,15 @@
           </w:tcPr>
           <w:p>
             <w:pPr>
-              <w:spacing w:after="0" w:before="0" w:line="240" w:lineRule="auto"/>
+              <w:spacing w:line="240" w:lineRule="auto" w:before="0" w:after="0"/>
               <w:ind w:firstLine="0"/>
             </w:pPr>
             <w:r>
               <w:rPr>
+                <w:rFonts w:ascii="Times New Roman" w:hAnsi="Times New Roman" w:eastAsia="Times New Roman"/>
                 <w:b w:val="0"/>
-                <w:sz w:val="18"/>
+                <w:i w:val="0"/>
+                <w:sz w:val="20"/>
               </w:rPr>
               <w:t>Носители практического знания о работе и климате</w:t>
             </w:r>
@@ -1502,7 +1656,7 @@
         </w:tc>
         <w:tc>
           <w:tcPr>
-            <w:tcW w:type="dxa" w:w="1995"/>
+            <w:tcW w:type="dxa" w:w="1963"/>
             <w:vAlign w:val="center"/>
             <w:tcMar>
               <w:top w:w="80" w:type="dxa"/>
@@ -1513,13 +1667,15 @@
           </w:tcPr>
           <w:p>
             <w:pPr>
-              <w:spacing w:after="0" w:before="0" w:line="240" w:lineRule="auto"/>
+              <w:spacing w:line="240" w:lineRule="auto" w:before="0" w:after="0"/>
               <w:ind w:firstLine="0"/>
             </w:pPr>
             <w:r>
               <w:rPr>
+                <w:rFonts w:ascii="Times New Roman" w:hAnsi="Times New Roman" w:eastAsia="Times New Roman"/>
                 <w:b w:val="0"/>
-                <w:sz w:val="18"/>
+                <w:i w:val="0"/>
+                <w:sz w:val="20"/>
               </w:rPr>
               <w:t>Стабильная работа, уважение, возможность быть услышанными</w:t>
             </w:r>
@@ -1527,7 +1683,7 @@
         </w:tc>
         <w:tc>
           <w:tcPr>
-            <w:tcW w:type="dxa" w:w="1995"/>
+            <w:tcW w:type="dxa" w:w="2047"/>
             <w:vAlign w:val="center"/>
             <w:tcMar>
               <w:top w:w="80" w:type="dxa"/>
@@ -1538,13 +1694,15 @@
           </w:tcPr>
           <w:p>
             <w:pPr>
-              <w:spacing w:after="0" w:before="0" w:line="240" w:lineRule="auto"/>
+              <w:spacing w:line="240" w:lineRule="auto" w:before="0" w:after="0"/>
               <w:ind w:firstLine="0"/>
             </w:pPr>
             <w:r>
               <w:rPr>
+                <w:rFonts w:ascii="Times New Roman" w:hAnsi="Times New Roman" w:eastAsia="Times New Roman"/>
                 <w:b w:val="0"/>
-                <w:sz w:val="18"/>
+                <w:i w:val="0"/>
+                <w:sz w:val="20"/>
               </w:rPr>
               <w:t>Фактическое выполнение процесса, сведения о проблемах, решение остаться или уйти</w:t>
             </w:r>
@@ -1552,7 +1710,7 @@
         </w:tc>
         <w:tc>
           <w:tcPr>
-            <w:tcW w:type="dxa" w:w="1995"/>
+            <w:tcW w:type="dxa" w:w="2128"/>
             <w:vAlign w:val="center"/>
             <w:tcMar>
               <w:top w:w="80" w:type="dxa"/>
@@ -1563,13 +1721,15 @@
           </w:tcPr>
           <w:p>
             <w:pPr>
-              <w:spacing w:after="0" w:before="0" w:line="240" w:lineRule="auto"/>
+              <w:spacing w:line="240" w:lineRule="auto" w:before="0" w:after="0"/>
               <w:ind w:firstLine="0"/>
             </w:pPr>
             <w:r>
               <w:rPr>
+                <w:rFonts w:ascii="Times New Roman" w:hAnsi="Times New Roman" w:eastAsia="Times New Roman"/>
                 <w:b w:val="0"/>
-                <w:sz w:val="18"/>
+                <w:i w:val="0"/>
+                <w:sz w:val="20"/>
               </w:rPr>
               <w:t>Страх последствий откровенности, уход вместо озвучивания проблемы</w:t>
             </w:r>
@@ -1577,9 +1737,12 @@
         </w:tc>
       </w:tr>
       <w:tr>
+        <w:trPr>
+          <w:cantSplit/>
+        </w:trPr>
         <w:tc>
           <w:tcPr>
-            <w:tcW w:type="dxa" w:w="1995"/>
+            <w:tcW w:type="dxa" w:w="1354"/>
             <w:vAlign w:val="center"/>
             <w:tcMar>
               <w:top w:w="80" w:type="dxa"/>
@@ -1590,13 +1753,15 @@
           </w:tcPr>
           <w:p>
             <w:pPr>
-              <w:spacing w:after="0" w:before="0" w:line="240" w:lineRule="auto"/>
+              <w:spacing w:line="240" w:lineRule="auto" w:before="0" w:after="0"/>
               <w:ind w:firstLine="0"/>
             </w:pPr>
             <w:r>
               <w:rPr>
+                <w:rFonts w:ascii="Times New Roman" w:hAnsi="Times New Roman" w:eastAsia="Times New Roman"/>
                 <w:b w:val="0"/>
-                <w:sz w:val="18"/>
+                <w:i w:val="0"/>
+                <w:sz w:val="20"/>
               </w:rPr>
               <w:t>Кадровая и общественная инфраструктура завода</w:t>
             </w:r>
@@ -1604,7 +1769,7 @@
         </w:tc>
         <w:tc>
           <w:tcPr>
-            <w:tcW w:type="dxa" w:w="1995"/>
+            <w:tcW w:type="dxa" w:w="1863"/>
             <w:vAlign w:val="center"/>
             <w:tcMar>
               <w:top w:w="80" w:type="dxa"/>
@@ -1615,13 +1780,15 @@
           </w:tcPr>
           <w:p>
             <w:pPr>
-              <w:spacing w:after="0" w:before="0" w:line="240" w:lineRule="auto"/>
+              <w:spacing w:line="240" w:lineRule="auto" w:before="0" w:after="0"/>
               <w:ind w:firstLine="0"/>
             </w:pPr>
             <w:r>
               <w:rPr>
+                <w:rFonts w:ascii="Times New Roman" w:hAnsi="Times New Roman" w:eastAsia="Times New Roman"/>
                 <w:b w:val="0"/>
-                <w:sz w:val="18"/>
+                <w:i w:val="0"/>
+                <w:sz w:val="20"/>
               </w:rPr>
               <w:t>Канал закрепления решения</w:t>
             </w:r>
@@ -1629,7 +1796,7 @@
         </w:tc>
         <w:tc>
           <w:tcPr>
-            <w:tcW w:type="dxa" w:w="1995"/>
+            <w:tcW w:type="dxa" w:w="1963"/>
             <w:vAlign w:val="center"/>
             <w:tcMar>
               <w:top w:w="80" w:type="dxa"/>
@@ -1640,13 +1807,15 @@
           </w:tcPr>
           <w:p>
             <w:pPr>
-              <w:spacing w:after="0" w:before="0" w:line="240" w:lineRule="auto"/>
+              <w:spacing w:line="240" w:lineRule="auto" w:before="0" w:after="0"/>
               <w:ind w:firstLine="0"/>
             </w:pPr>
             <w:r>
               <w:rPr>
+                <w:rFonts w:ascii="Times New Roman" w:hAnsi="Times New Roman" w:eastAsia="Times New Roman"/>
                 <w:b w:val="0"/>
-                <w:sz w:val="18"/>
+                <w:i w:val="0"/>
+                <w:sz w:val="20"/>
               </w:rPr>
               <w:t>Снизить текучесть и поддержать организационную устойчивость</w:t>
             </w:r>
@@ -1654,7 +1823,7 @@
         </w:tc>
         <w:tc>
           <w:tcPr>
-            <w:tcW w:type="dxa" w:w="1995"/>
+            <w:tcW w:type="dxa" w:w="2047"/>
             <w:vAlign w:val="center"/>
             <w:tcMar>
               <w:top w:w="80" w:type="dxa"/>
@@ -1665,13 +1834,15 @@
           </w:tcPr>
           <w:p>
             <w:pPr>
-              <w:spacing w:after="0" w:before="0" w:line="240" w:lineRule="auto"/>
+              <w:spacing w:line="240" w:lineRule="auto" w:before="0" w:after="0"/>
               <w:ind w:firstLine="0"/>
             </w:pPr>
             <w:r>
               <w:rPr>
+                <w:rFonts w:ascii="Times New Roman" w:hAnsi="Times New Roman" w:eastAsia="Times New Roman"/>
                 <w:b w:val="0"/>
-                <w:sz w:val="18"/>
+                <w:i w:val="0"/>
+                <w:sz w:val="20"/>
               </w:rPr>
               <w:t>Регламенты, подбор, учёт, коммуникации</w:t>
             </w:r>
@@ -1679,7 +1850,7 @@
         </w:tc>
         <w:tc>
           <w:tcPr>
-            <w:tcW w:type="dxa" w:w="1995"/>
+            <w:tcW w:type="dxa" w:w="2128"/>
             <w:vAlign w:val="center"/>
             <w:tcMar>
               <w:top w:w="80" w:type="dxa"/>
@@ -1690,13 +1861,15 @@
           </w:tcPr>
           <w:p>
             <w:pPr>
-              <w:spacing w:after="0" w:before="0" w:line="240" w:lineRule="auto"/>
+              <w:spacing w:line="240" w:lineRule="auto" w:before="0" w:after="0"/>
               <w:ind w:firstLine="0"/>
             </w:pPr>
             <w:r>
               <w:rPr>
+                <w:rFonts w:ascii="Times New Roman" w:hAnsi="Times New Roman" w:eastAsia="Times New Roman"/>
                 <w:b w:val="0"/>
-                <w:sz w:val="18"/>
+                <w:i w:val="0"/>
+                <w:sz w:val="20"/>
               </w:rPr>
               <w:t>Свести работу к отчётности и формальному сбору анкет</w:t>
             </w:r>
@@ -1706,17 +1879,20 @@
     </w:tbl>
     <w:p>
       <w:pPr>
-        <w:spacing w:after="0"/>
+        <w:spacing w:line="240" w:lineRule="auto" w:before="0" w:after="0"/>
       </w:pPr>
     </w:p>
     <w:p>
       <w:pPr>
-        <w:spacing w:line="360" w:lineRule="auto" w:after="80" w:before="0"/>
+        <w:spacing w:line="360" w:lineRule="auto" w:before="0" w:after="80"/>
         <w:ind w:firstLine="709"/>
+        <w:jc w:val="both"/>
       </w:pPr>
       <w:r>
         <w:rPr>
+          <w:rFonts w:ascii="Times New Roman" w:hAnsi="Times New Roman" w:eastAsia="Times New Roman"/>
           <w:b w:val="0"/>
+          <w:i w:val="0"/>
           <w:sz w:val="28"/>
         </w:rPr>
         <w:t>Из этой карты следует важный вывод: непосредственный начальник оказывает на повседневный опыт сотрудника гораздо большее влияние, чем абстрактная репутация организации. Поэтому директор не может делегировать ответственность за климат только кадровой службе.</w:t>
@@ -1731,22 +1907,25 @@
       </w:pPr>
       <w:r>
         <w:rPr>
-          <w:rFonts w:ascii="Times New Roman" w:hAnsi="Times New Roman"/>
+          <w:rFonts w:ascii="Times New Roman" w:hAnsi="Times New Roman" w:eastAsia="Times New Roman"/>
           <w:b/>
+          <w:sz w:val="28"/>
           <w:color w:val="1F4E79"/>
-          <w:sz w:val="28"/>
         </w:rPr>
         <w:t>4. Фактическая основа и оценка исследовательского подхода</w:t>
       </w:r>
     </w:p>
     <w:p>
       <w:pPr>
-        <w:spacing w:line="360" w:lineRule="auto" w:after="80" w:before="0"/>
+        <w:spacing w:line="360" w:lineRule="auto" w:before="0" w:after="80"/>
         <w:ind w:firstLine="709"/>
+        <w:jc w:val="both"/>
       </w:pPr>
       <w:r>
         <w:rPr>
+          <w:rFonts w:ascii="Times New Roman" w:hAnsi="Times New Roman" w:eastAsia="Times New Roman"/>
           <w:b w:val="0"/>
+          <w:i w:val="0"/>
           <w:sz w:val="28"/>
         </w:rPr>
         <w:t>Петров и Бурцева не начинают с обвинения работников или начальника. По ходу фильма они запрашивают документы, наблюдают трудовой процесс, беседуют с людьми, проводят опросы и анкетирование, сопоставляют качественные впечатления с расчётами [1]. Такая последовательность сильнее, чем опора на единственное мнение руководителя.</w:t>
@@ -1759,20 +1938,22 @@
         <w:jc w:val="center"/>
         <w:tblLayout w:type="autofit"/>
         <w:tblLook w:firstColumn="1" w:firstRow="1" w:lastColumn="0" w:lastRow="0" w:noHBand="0" w:noVBand="1" w:val="04A0"/>
+        <w:tblLayout w:type="autofit"/>
       </w:tblPr>
       <w:tblGrid>
-        <w:gridCol w:w="2493"/>
-        <w:gridCol w:w="2493"/>
-        <w:gridCol w:w="2493"/>
-        <w:gridCol w:w="2493"/>
+        <w:gridCol w:w="1676"/>
+        <w:gridCol w:w="2367"/>
+        <w:gridCol w:w="2441"/>
+        <w:gridCol w:w="2871"/>
       </w:tblGrid>
       <w:tr>
         <w:trPr>
+          <w:cantSplit/>
           <w:tblHeader w:val="true"/>
         </w:trPr>
         <w:tc>
           <w:tcPr>
-            <w:tcW w:type="dxa" w:w="2493"/>
+            <w:tcW w:type="dxa" w:w="1676"/>
             <w:vAlign w:val="center"/>
             <w:tcMar>
               <w:top w:w="80" w:type="dxa"/>
@@ -1784,13 +1965,15 @@
           </w:tcPr>
           <w:p>
             <w:pPr>
-              <w:spacing w:after="0" w:before="0" w:line="240" w:lineRule="auto"/>
+              <w:spacing w:line="240" w:lineRule="auto" w:before="0" w:after="0"/>
               <w:ind w:firstLine="0"/>
             </w:pPr>
             <w:r>
               <w:rPr>
+                <w:rFonts w:ascii="Times New Roman" w:hAnsi="Times New Roman" w:eastAsia="Times New Roman"/>
                 <w:b/>
-                <w:sz w:val="18"/>
+                <w:i w:val="0"/>
+                <w:sz w:val="20"/>
               </w:rPr>
               <w:t>Приём, показанный в фильме</w:t>
             </w:r>
@@ -1798,7 +1981,7 @@
         </w:tc>
         <w:tc>
           <w:tcPr>
-            <w:tcW w:type="dxa" w:w="2493"/>
+            <w:tcW w:type="dxa" w:w="2367"/>
             <w:vAlign w:val="center"/>
             <w:tcMar>
               <w:top w:w="80" w:type="dxa"/>
@@ -1810,13 +1993,15 @@
           </w:tcPr>
           <w:p>
             <w:pPr>
-              <w:spacing w:after="0" w:before="0" w:line="240" w:lineRule="auto"/>
+              <w:spacing w:line="240" w:lineRule="auto" w:before="0" w:after="0"/>
               <w:ind w:firstLine="0"/>
             </w:pPr>
             <w:r>
               <w:rPr>
+                <w:rFonts w:ascii="Times New Roman" w:hAnsi="Times New Roman" w:eastAsia="Times New Roman"/>
                 <w:b/>
-                <w:sz w:val="18"/>
+                <w:i w:val="0"/>
+                <w:sz w:val="20"/>
               </w:rPr>
               <w:t>Какую информацию даёт</w:t>
             </w:r>
@@ -1824,7 +2009,7 @@
         </w:tc>
         <w:tc>
           <w:tcPr>
-            <w:tcW w:type="dxa" w:w="2493"/>
+            <w:tcW w:type="dxa" w:w="2441"/>
             <w:vAlign w:val="center"/>
             <w:tcMar>
               <w:top w:w="80" w:type="dxa"/>
@@ -1836,13 +2021,15 @@
           </w:tcPr>
           <w:p>
             <w:pPr>
-              <w:spacing w:after="0" w:before="0" w:line="240" w:lineRule="auto"/>
+              <w:spacing w:line="240" w:lineRule="auto" w:before="0" w:after="0"/>
               <w:ind w:firstLine="0"/>
             </w:pPr>
             <w:r>
               <w:rPr>
+                <w:rFonts w:ascii="Times New Roman" w:hAnsi="Times New Roman" w:eastAsia="Times New Roman"/>
                 <w:b/>
-                <w:sz w:val="18"/>
+                <w:i w:val="0"/>
+                <w:sz w:val="20"/>
               </w:rPr>
               <w:t>Сильная сторона</w:t>
             </w:r>
@@ -1850,7 +2037,7 @@
         </w:tc>
         <w:tc>
           <w:tcPr>
-            <w:tcW w:type="dxa" w:w="2493"/>
+            <w:tcW w:type="dxa" w:w="2871"/>
             <w:vAlign w:val="center"/>
             <w:tcMar>
               <w:top w:w="80" w:type="dxa"/>
@@ -1862,13 +2049,15 @@
           </w:tcPr>
           <w:p>
             <w:pPr>
-              <w:spacing w:after="0" w:before="0" w:line="240" w:lineRule="auto"/>
+              <w:spacing w:line="240" w:lineRule="auto" w:before="0" w:after="0"/>
               <w:ind w:firstLine="0"/>
             </w:pPr>
             <w:r>
               <w:rPr>
+                <w:rFonts w:ascii="Times New Roman" w:hAnsi="Times New Roman" w:eastAsia="Times New Roman"/>
                 <w:b/>
-                <w:sz w:val="18"/>
+                <w:i w:val="0"/>
+                <w:sz w:val="20"/>
               </w:rPr>
               <w:t>Ограничение и необходимое дополнение</w:t>
             </w:r>
@@ -1876,9 +2065,12 @@
         </w:tc>
       </w:tr>
       <w:tr>
+        <w:trPr>
+          <w:cantSplit/>
+        </w:trPr>
         <w:tc>
           <w:tcPr>
-            <w:tcW w:type="dxa" w:w="2493"/>
+            <w:tcW w:type="dxa" w:w="1676"/>
             <w:vAlign w:val="center"/>
             <w:tcMar>
               <w:top w:w="80" w:type="dxa"/>
@@ -1889,13 +2081,15 @@
           </w:tcPr>
           <w:p>
             <w:pPr>
-              <w:spacing w:after="0" w:before="0" w:line="240" w:lineRule="auto"/>
+              <w:spacing w:line="240" w:lineRule="auto" w:before="0" w:after="0"/>
               <w:ind w:firstLine="0"/>
             </w:pPr>
             <w:r>
               <w:rPr>
+                <w:rFonts w:ascii="Times New Roman" w:hAnsi="Times New Roman" w:eastAsia="Times New Roman"/>
                 <w:b w:val="0"/>
-                <w:sz w:val="18"/>
+                <w:i w:val="0"/>
+                <w:sz w:val="20"/>
               </w:rPr>
               <w:t>Изучение документов и кадровых сведений</w:t>
             </w:r>
@@ -1903,7 +2097,7 @@
         </w:tc>
         <w:tc>
           <w:tcPr>
-            <w:tcW w:type="dxa" w:w="2493"/>
+            <w:tcW w:type="dxa" w:w="2367"/>
             <w:vAlign w:val="center"/>
             <w:tcMar>
               <w:top w:w="80" w:type="dxa"/>
@@ -1914,13 +2108,15 @@
           </w:tcPr>
           <w:p>
             <w:pPr>
-              <w:spacing w:after="0" w:before="0" w:line="240" w:lineRule="auto"/>
+              <w:spacing w:line="240" w:lineRule="auto" w:before="0" w:after="0"/>
               <w:ind w:firstLine="0"/>
             </w:pPr>
             <w:r>
               <w:rPr>
+                <w:rFonts w:ascii="Times New Roman" w:hAnsi="Times New Roman" w:eastAsia="Times New Roman"/>
                 <w:b w:val="0"/>
-                <w:sz w:val="18"/>
+                <w:i w:val="0"/>
+                <w:sz w:val="20"/>
               </w:rPr>
               <w:t>Динамика увольнений, подразделения риска, формальные условия</w:t>
             </w:r>
@@ -1928,7 +2124,7 @@
         </w:tc>
         <w:tc>
           <w:tcPr>
-            <w:tcW w:type="dxa" w:w="2493"/>
+            <w:tcW w:type="dxa" w:w="2441"/>
             <w:vAlign w:val="center"/>
             <w:tcMar>
               <w:top w:w="80" w:type="dxa"/>
@@ -1939,13 +2135,15 @@
           </w:tcPr>
           <w:p>
             <w:pPr>
-              <w:spacing w:after="0" w:before="0" w:line="240" w:lineRule="auto"/>
+              <w:spacing w:line="240" w:lineRule="auto" w:before="0" w:after="0"/>
               <w:ind w:firstLine="0"/>
             </w:pPr>
             <w:r>
               <w:rPr>
+                <w:rFonts w:ascii="Times New Roman" w:hAnsi="Times New Roman" w:eastAsia="Times New Roman"/>
                 <w:b w:val="0"/>
-                <w:sz w:val="18"/>
+                <w:i w:val="0"/>
+                <w:sz w:val="20"/>
               </w:rPr>
               <w:t>Позволяет увидеть масштаб и не принимать единичный случай за тенденцию</w:t>
             </w:r>
@@ -1953,7 +2151,7 @@
         </w:tc>
         <w:tc>
           <w:tcPr>
-            <w:tcW w:type="dxa" w:w="2493"/>
+            <w:tcW w:type="dxa" w:w="2871"/>
             <w:vAlign w:val="center"/>
             <w:tcMar>
               <w:top w:w="80" w:type="dxa"/>
@@ -1964,13 +2162,15 @@
           </w:tcPr>
           <w:p>
             <w:pPr>
-              <w:spacing w:after="0" w:before="0" w:line="240" w:lineRule="auto"/>
+              <w:spacing w:line="240" w:lineRule="auto" w:before="0" w:after="0"/>
               <w:ind w:firstLine="0"/>
             </w:pPr>
             <w:r>
               <w:rPr>
+                <w:rFonts w:ascii="Times New Roman" w:hAnsi="Times New Roman" w:eastAsia="Times New Roman"/>
                 <w:b w:val="0"/>
-                <w:sz w:val="18"/>
+                <w:i w:val="0"/>
+                <w:sz w:val="20"/>
               </w:rPr>
               <w:t>Формальные записи не объясняют мотив ухода; нужны беседы и анализ причин</w:t>
             </w:r>
@@ -1978,9 +2178,12 @@
         </w:tc>
       </w:tr>
       <w:tr>
+        <w:trPr>
+          <w:cantSplit/>
+        </w:trPr>
         <w:tc>
           <w:tcPr>
-            <w:tcW w:type="dxa" w:w="2493"/>
+            <w:tcW w:type="dxa" w:w="1676"/>
             <w:vAlign w:val="center"/>
             <w:tcMar>
               <w:top w:w="80" w:type="dxa"/>
@@ -1991,13 +2194,15 @@
           </w:tcPr>
           <w:p>
             <w:pPr>
-              <w:spacing w:after="0" w:before="0" w:line="240" w:lineRule="auto"/>
+              <w:spacing w:line="240" w:lineRule="auto" w:before="0" w:after="0"/>
               <w:ind w:firstLine="0"/>
             </w:pPr>
             <w:r>
               <w:rPr>
+                <w:rFonts w:ascii="Times New Roman" w:hAnsi="Times New Roman" w:eastAsia="Times New Roman"/>
                 <w:b w:val="0"/>
-                <w:sz w:val="18"/>
+                <w:i w:val="0"/>
+                <w:sz w:val="20"/>
               </w:rPr>
               <w:t>Наблюдение за работой, в том числе хронометраж</w:t>
             </w:r>
@@ -2005,7 +2210,7 @@
         </w:tc>
         <w:tc>
           <w:tcPr>
-            <w:tcW w:type="dxa" w:w="2493"/>
+            <w:tcW w:type="dxa" w:w="2367"/>
             <w:vAlign w:val="center"/>
             <w:tcMar>
               <w:top w:w="80" w:type="dxa"/>
@@ -2016,13 +2221,15 @@
           </w:tcPr>
           <w:p>
             <w:pPr>
-              <w:spacing w:after="0" w:before="0" w:line="240" w:lineRule="auto"/>
+              <w:spacing w:line="240" w:lineRule="auto" w:before="0" w:after="0"/>
               <w:ind w:firstLine="0"/>
             </w:pPr>
             <w:r>
               <w:rPr>
+                <w:rFonts w:ascii="Times New Roman" w:hAnsi="Times New Roman" w:eastAsia="Times New Roman"/>
                 <w:b w:val="0"/>
-                <w:sz w:val="18"/>
+                <w:i w:val="0"/>
+                <w:sz w:val="20"/>
               </w:rPr>
               <w:t>Реальный ход операций, нагрузка, узкие места, стиль взаимодействия</w:t>
             </w:r>
@@ -2030,7 +2237,7 @@
         </w:tc>
         <w:tc>
           <w:tcPr>
-            <w:tcW w:type="dxa" w:w="2493"/>
+            <w:tcW w:type="dxa" w:w="2441"/>
             <w:vAlign w:val="center"/>
             <w:tcMar>
               <w:top w:w="80" w:type="dxa"/>
@@ -2041,13 +2248,15 @@
           </w:tcPr>
           <w:p>
             <w:pPr>
-              <w:spacing w:after="0" w:before="0" w:line="240" w:lineRule="auto"/>
+              <w:spacing w:line="240" w:lineRule="auto" w:before="0" w:after="0"/>
               <w:ind w:firstLine="0"/>
             </w:pPr>
             <w:r>
               <w:rPr>
+                <w:rFonts w:ascii="Times New Roman" w:hAnsi="Times New Roman" w:eastAsia="Times New Roman"/>
                 <w:b w:val="0"/>
-                <w:sz w:val="18"/>
+                <w:i w:val="0"/>
+                <w:sz w:val="20"/>
               </w:rPr>
               <w:t>Показывает разрыв между отчётом и фактической практикой</w:t>
             </w:r>
@@ -2055,7 +2264,7 @@
         </w:tc>
         <w:tc>
           <w:tcPr>
-            <w:tcW w:type="dxa" w:w="2493"/>
+            <w:tcW w:type="dxa" w:w="2871"/>
             <w:vAlign w:val="center"/>
             <w:tcMar>
               <w:top w:w="80" w:type="dxa"/>
@@ -2066,13 +2275,15 @@
           </w:tcPr>
           <w:p>
             <w:pPr>
-              <w:spacing w:after="0" w:before="0" w:line="240" w:lineRule="auto"/>
+              <w:spacing w:line="240" w:lineRule="auto" w:before="0" w:after="0"/>
               <w:ind w:firstLine="0"/>
             </w:pPr>
             <w:r>
               <w:rPr>
+                <w:rFonts w:ascii="Times New Roman" w:hAnsi="Times New Roman" w:eastAsia="Times New Roman"/>
                 <w:b w:val="0"/>
-                <w:sz w:val="18"/>
+                <w:i w:val="0"/>
+                <w:sz w:val="20"/>
               </w:rPr>
               <w:t>Одно присутствие наблюдателя может менять поведение людей</w:t>
             </w:r>
@@ -2080,9 +2291,12 @@
         </w:tc>
       </w:tr>
       <w:tr>
+        <w:trPr>
+          <w:cantSplit/>
+        </w:trPr>
         <w:tc>
           <w:tcPr>
-            <w:tcW w:type="dxa" w:w="2493"/>
+            <w:tcW w:type="dxa" w:w="1676"/>
             <w:vAlign w:val="center"/>
             <w:tcMar>
               <w:top w:w="80" w:type="dxa"/>
@@ -2093,13 +2307,15 @@
           </w:tcPr>
           <w:p>
             <w:pPr>
-              <w:spacing w:after="0" w:before="0" w:line="240" w:lineRule="auto"/>
+              <w:spacing w:line="240" w:lineRule="auto" w:before="0" w:after="0"/>
               <w:ind w:firstLine="0"/>
             </w:pPr>
             <w:r>
               <w:rPr>
+                <w:rFonts w:ascii="Times New Roman" w:hAnsi="Times New Roman" w:eastAsia="Times New Roman"/>
                 <w:b w:val="0"/>
-                <w:sz w:val="18"/>
+                <w:i w:val="0"/>
+                <w:sz w:val="20"/>
               </w:rPr>
               <w:t>Беседы и интервью</w:t>
             </w:r>
@@ -2107,7 +2323,7 @@
         </w:tc>
         <w:tc>
           <w:tcPr>
-            <w:tcW w:type="dxa" w:w="2493"/>
+            <w:tcW w:type="dxa" w:w="2367"/>
             <w:vAlign w:val="center"/>
             <w:tcMar>
               <w:top w:w="80" w:type="dxa"/>
@@ -2118,13 +2334,15 @@
           </w:tcPr>
           <w:p>
             <w:pPr>
-              <w:spacing w:after="0" w:before="0" w:line="240" w:lineRule="auto"/>
+              <w:spacing w:line="240" w:lineRule="auto" w:before="0" w:after="0"/>
               <w:ind w:firstLine="0"/>
             </w:pPr>
             <w:r>
               <w:rPr>
+                <w:rFonts w:ascii="Times New Roman" w:hAnsi="Times New Roman" w:eastAsia="Times New Roman"/>
                 <w:b w:val="0"/>
-                <w:sz w:val="18"/>
+                <w:i w:val="0"/>
+                <w:sz w:val="20"/>
               </w:rPr>
               <w:t>Переживания работников, конфликты, ожидания, неформальные нормы</w:t>
             </w:r>
@@ -2132,7 +2350,7 @@
         </w:tc>
         <w:tc>
           <w:tcPr>
-            <w:tcW w:type="dxa" w:w="2493"/>
+            <w:tcW w:type="dxa" w:w="2441"/>
             <w:vAlign w:val="center"/>
             <w:tcMar>
               <w:top w:w="80" w:type="dxa"/>
@@ -2143,13 +2361,15 @@
           </w:tcPr>
           <w:p>
             <w:pPr>
-              <w:spacing w:after="0" w:before="0" w:line="240" w:lineRule="auto"/>
+              <w:spacing w:line="240" w:lineRule="auto" w:before="0" w:after="0"/>
               <w:ind w:firstLine="0"/>
             </w:pPr>
             <w:r>
               <w:rPr>
+                <w:rFonts w:ascii="Times New Roman" w:hAnsi="Times New Roman" w:eastAsia="Times New Roman"/>
                 <w:b w:val="0"/>
-                <w:sz w:val="18"/>
+                <w:i w:val="0"/>
+                <w:sz w:val="20"/>
               </w:rPr>
               <w:t>Помогают понять смысл, который сотрудники придают ситуации</w:t>
             </w:r>
@@ -2157,7 +2377,7 @@
         </w:tc>
         <w:tc>
           <w:tcPr>
-            <w:tcW w:type="dxa" w:w="2493"/>
+            <w:tcW w:type="dxa" w:w="2871"/>
             <w:vAlign w:val="center"/>
             <w:tcMar>
               <w:top w:w="80" w:type="dxa"/>
@@ -2168,13 +2388,15 @@
           </w:tcPr>
           <w:p>
             <w:pPr>
-              <w:spacing w:after="0" w:before="0" w:line="240" w:lineRule="auto"/>
+              <w:spacing w:line="240" w:lineRule="auto" w:before="0" w:after="0"/>
               <w:ind w:firstLine="0"/>
             </w:pPr>
             <w:r>
               <w:rPr>
+                <w:rFonts w:ascii="Times New Roman" w:hAnsi="Times New Roman" w:eastAsia="Times New Roman"/>
                 <w:b w:val="0"/>
-                <w:sz w:val="18"/>
+                <w:i w:val="0"/>
+                <w:sz w:val="20"/>
               </w:rPr>
               <w:t>Ответы могут быть искажены страхом или желанием выглядеть лояльным</w:t>
             </w:r>
@@ -2182,9 +2404,12 @@
         </w:tc>
       </w:tr>
       <w:tr>
+        <w:trPr>
+          <w:cantSplit/>
+        </w:trPr>
         <w:tc>
           <w:tcPr>
-            <w:tcW w:type="dxa" w:w="2493"/>
+            <w:tcW w:type="dxa" w:w="1676"/>
             <w:vAlign w:val="center"/>
             <w:tcMar>
               <w:top w:w="80" w:type="dxa"/>
@@ -2195,13 +2420,15 @@
           </w:tcPr>
           <w:p>
             <w:pPr>
-              <w:spacing w:after="0" w:before="0" w:line="240" w:lineRule="auto"/>
+              <w:spacing w:line="240" w:lineRule="auto" w:before="0" w:after="0"/>
               <w:ind w:firstLine="0"/>
             </w:pPr>
             <w:r>
               <w:rPr>
+                <w:rFonts w:ascii="Times New Roman" w:hAnsi="Times New Roman" w:eastAsia="Times New Roman"/>
                 <w:b w:val="0"/>
-                <w:sz w:val="18"/>
+                <w:i w:val="0"/>
+                <w:sz w:val="20"/>
               </w:rPr>
               <w:t>Анкетирование и опрос</w:t>
             </w:r>
@@ -2209,7 +2436,7 @@
         </w:tc>
         <w:tc>
           <w:tcPr>
-            <w:tcW w:type="dxa" w:w="2493"/>
+            <w:tcW w:type="dxa" w:w="2367"/>
             <w:vAlign w:val="center"/>
             <w:tcMar>
               <w:top w:w="80" w:type="dxa"/>
@@ -2220,13 +2447,15 @@
           </w:tcPr>
           <w:p>
             <w:pPr>
-              <w:spacing w:after="0" w:before="0" w:line="240" w:lineRule="auto"/>
+              <w:spacing w:line="240" w:lineRule="auto" w:before="0" w:after="0"/>
               <w:ind w:firstLine="0"/>
             </w:pPr>
             <w:r>
               <w:rPr>
+                <w:rFonts w:ascii="Times New Roman" w:hAnsi="Times New Roman" w:eastAsia="Times New Roman"/>
                 <w:b w:val="0"/>
-                <w:sz w:val="18"/>
+                <w:i w:val="0"/>
+                <w:sz w:val="20"/>
               </w:rPr>
               <w:t>Сопоставимые оценки условий, руководства и удовлетворённости</w:t>
             </w:r>
@@ -2234,7 +2463,7 @@
         </w:tc>
         <w:tc>
           <w:tcPr>
-            <w:tcW w:type="dxa" w:w="2493"/>
+            <w:tcW w:type="dxa" w:w="2441"/>
             <w:vAlign w:val="center"/>
             <w:tcMar>
               <w:top w:w="80" w:type="dxa"/>
@@ -2245,13 +2474,15 @@
           </w:tcPr>
           <w:p>
             <w:pPr>
-              <w:spacing w:after="0" w:before="0" w:line="240" w:lineRule="auto"/>
+              <w:spacing w:line="240" w:lineRule="auto" w:before="0" w:after="0"/>
               <w:ind w:firstLine="0"/>
             </w:pPr>
             <w:r>
               <w:rPr>
+                <w:rFonts w:ascii="Times New Roman" w:hAnsi="Times New Roman" w:eastAsia="Times New Roman"/>
                 <w:b w:val="0"/>
-                <w:sz w:val="18"/>
+                <w:i w:val="0"/>
+                <w:sz w:val="20"/>
               </w:rPr>
               <w:t>Позволяют проверить, насколько распространена проблема</w:t>
             </w:r>
@@ -2259,7 +2490,7 @@
         </w:tc>
         <w:tc>
           <w:tcPr>
-            <w:tcW w:type="dxa" w:w="2493"/>
+            <w:tcW w:type="dxa" w:w="2871"/>
             <w:vAlign w:val="center"/>
             <w:tcMar>
               <w:top w:w="80" w:type="dxa"/>
@@ -2270,23 +2501,28 @@
           </w:tcPr>
           <w:p>
             <w:pPr>
-              <w:spacing w:after="0" w:before="0" w:line="240" w:lineRule="auto"/>
+              <w:spacing w:line="240" w:lineRule="auto" w:before="0" w:after="0"/>
               <w:ind w:firstLine="0"/>
             </w:pPr>
             <w:r>
               <w:rPr>
+                <w:rFonts w:ascii="Times New Roman" w:hAnsi="Times New Roman" w:eastAsia="Times New Roman"/>
                 <w:b w:val="0"/>
-                <w:sz w:val="18"/>
+                <w:i w:val="0"/>
+                <w:sz w:val="20"/>
               </w:rPr>
-              <w:t>Вопросы должны быть нейтральными, а ответы — анонимными</w:t>
+              <w:t>Вопросы должны быть нейтральными, а ответы - анонимными</w:t>
             </w:r>
           </w:p>
         </w:tc>
       </w:tr>
       <w:tr>
+        <w:trPr>
+          <w:cantSplit/>
+        </w:trPr>
         <w:tc>
           <w:tcPr>
-            <w:tcW w:type="dxa" w:w="2493"/>
+            <w:tcW w:type="dxa" w:w="1676"/>
             <w:vAlign w:val="center"/>
             <w:tcMar>
               <w:top w:w="80" w:type="dxa"/>
@@ -2297,13 +2533,15 @@
           </w:tcPr>
           <w:p>
             <w:pPr>
-              <w:spacing w:after="0" w:before="0" w:line="240" w:lineRule="auto"/>
+              <w:spacing w:line="240" w:lineRule="auto" w:before="0" w:after="0"/>
               <w:ind w:firstLine="0"/>
             </w:pPr>
             <w:r>
               <w:rPr>
+                <w:rFonts w:ascii="Times New Roman" w:hAnsi="Times New Roman" w:eastAsia="Times New Roman"/>
                 <w:b w:val="0"/>
-                <w:sz w:val="18"/>
+                <w:i w:val="0"/>
+                <w:sz w:val="20"/>
               </w:rPr>
               <w:t>Расчёты и обобщение результатов</w:t>
             </w:r>
@@ -2311,7 +2549,7 @@
         </w:tc>
         <w:tc>
           <w:tcPr>
-            <w:tcW w:type="dxa" w:w="2493"/>
+            <w:tcW w:type="dxa" w:w="2367"/>
             <w:vAlign w:val="center"/>
             <w:tcMar>
               <w:top w:w="80" w:type="dxa"/>
@@ -2322,13 +2560,15 @@
           </w:tcPr>
           <w:p>
             <w:pPr>
-              <w:spacing w:after="0" w:before="0" w:line="240" w:lineRule="auto"/>
+              <w:spacing w:line="240" w:lineRule="auto" w:before="0" w:after="0"/>
               <w:ind w:firstLine="0"/>
             </w:pPr>
             <w:r>
               <w:rPr>
+                <w:rFonts w:ascii="Times New Roman" w:hAnsi="Times New Roman" w:eastAsia="Times New Roman"/>
                 <w:b w:val="0"/>
-                <w:sz w:val="18"/>
+                <w:i w:val="0"/>
+                <w:sz w:val="20"/>
               </w:rPr>
               <w:t>Связь кадровых тенденций с последствиями для производства</w:t>
             </w:r>
@@ -2336,7 +2576,7 @@
         </w:tc>
         <w:tc>
           <w:tcPr>
-            <w:tcW w:type="dxa" w:w="2493"/>
+            <w:tcW w:type="dxa" w:w="2441"/>
             <w:vAlign w:val="center"/>
             <w:tcMar>
               <w:top w:w="80" w:type="dxa"/>
@@ -2347,13 +2587,15 @@
           </w:tcPr>
           <w:p>
             <w:pPr>
-              <w:spacing w:after="0" w:before="0" w:line="240" w:lineRule="auto"/>
+              <w:spacing w:line="240" w:lineRule="auto" w:before="0" w:after="0"/>
               <w:ind w:firstLine="0"/>
             </w:pPr>
             <w:r>
               <w:rPr>
+                <w:rFonts w:ascii="Times New Roman" w:hAnsi="Times New Roman" w:eastAsia="Times New Roman"/>
                 <w:b w:val="0"/>
-                <w:sz w:val="18"/>
+                <w:i w:val="0"/>
+                <w:sz w:val="20"/>
               </w:rPr>
               <w:t>Переводят разговор от впечатлений к аргументам для решения</w:t>
             </w:r>
@@ -2361,7 +2603,7 @@
         </w:tc>
         <w:tc>
           <w:tcPr>
-            <w:tcW w:type="dxa" w:w="2493"/>
+            <w:tcW w:type="dxa" w:w="2871"/>
             <w:vAlign w:val="center"/>
             <w:tcMar>
               <w:top w:w="80" w:type="dxa"/>
@@ -2372,13 +2614,15 @@
           </w:tcPr>
           <w:p>
             <w:pPr>
-              <w:spacing w:after="0" w:before="0" w:line="240" w:lineRule="auto"/>
+              <w:spacing w:line="240" w:lineRule="auto" w:before="0" w:after="0"/>
               <w:ind w:firstLine="0"/>
             </w:pPr>
             <w:r>
               <w:rPr>
+                <w:rFonts w:ascii="Times New Roman" w:hAnsi="Times New Roman" w:eastAsia="Times New Roman"/>
                 <w:b w:val="0"/>
-                <w:sz w:val="18"/>
+                <w:i w:val="0"/>
+                <w:sz w:val="20"/>
               </w:rPr>
               <w:t>Корреляция ещё не доказывает причину; выводы следует проверять несколькими источниками</w:t>
             </w:r>
@@ -2386,9 +2630,12 @@
         </w:tc>
       </w:tr>
       <w:tr>
+        <w:trPr>
+          <w:cantSplit/>
+        </w:trPr>
         <w:tc>
           <w:tcPr>
-            <w:tcW w:type="dxa" w:w="2493"/>
+            <w:tcW w:type="dxa" w:w="1676"/>
             <w:vAlign w:val="center"/>
             <w:tcMar>
               <w:top w:w="80" w:type="dxa"/>
@@ -2399,13 +2646,15 @@
           </w:tcPr>
           <w:p>
             <w:pPr>
-              <w:spacing w:after="0" w:before="0" w:line="240" w:lineRule="auto"/>
+              <w:spacing w:line="240" w:lineRule="auto" w:before="0" w:after="0"/>
               <w:ind w:firstLine="0"/>
             </w:pPr>
             <w:r>
               <w:rPr>
+                <w:rFonts w:ascii="Times New Roman" w:hAnsi="Times New Roman" w:eastAsia="Times New Roman"/>
                 <w:b w:val="0"/>
-                <w:sz w:val="18"/>
+                <w:i w:val="0"/>
+                <w:sz w:val="20"/>
               </w:rPr>
               <w:t>Итоговое обсуждение с руководством</w:t>
             </w:r>
@@ -2413,7 +2662,7 @@
         </w:tc>
         <w:tc>
           <w:tcPr>
-            <w:tcW w:type="dxa" w:w="2493"/>
+            <w:tcW w:type="dxa" w:w="2367"/>
             <w:vAlign w:val="center"/>
             <w:tcMar>
               <w:top w:w="80" w:type="dxa"/>
@@ -2424,13 +2673,15 @@
           </w:tcPr>
           <w:p>
             <w:pPr>
-              <w:spacing w:after="0" w:before="0" w:line="240" w:lineRule="auto"/>
+              <w:spacing w:line="240" w:lineRule="auto" w:before="0" w:after="0"/>
               <w:ind w:firstLine="0"/>
             </w:pPr>
             <w:r>
               <w:rPr>
+                <w:rFonts w:ascii="Times New Roman" w:hAnsi="Times New Roman" w:eastAsia="Times New Roman"/>
                 <w:b w:val="0"/>
-                <w:sz w:val="18"/>
+                <w:i w:val="0"/>
+                <w:sz w:val="20"/>
               </w:rPr>
               <w:t>Превращение данных в решение</w:t>
             </w:r>
@@ -2438,7 +2689,7 @@
         </w:tc>
         <w:tc>
           <w:tcPr>
-            <w:tcW w:type="dxa" w:w="2493"/>
+            <w:tcW w:type="dxa" w:w="2441"/>
             <w:vAlign w:val="center"/>
             <w:tcMar>
               <w:top w:w="80" w:type="dxa"/>
@@ -2449,13 +2700,15 @@
           </w:tcPr>
           <w:p>
             <w:pPr>
-              <w:spacing w:after="0" w:before="0" w:line="240" w:lineRule="auto"/>
+              <w:spacing w:line="240" w:lineRule="auto" w:before="0" w:after="0"/>
               <w:ind w:firstLine="0"/>
             </w:pPr>
             <w:r>
               <w:rPr>
+                <w:rFonts w:ascii="Times New Roman" w:hAnsi="Times New Roman" w:eastAsia="Times New Roman"/>
                 <w:b w:val="0"/>
-                <w:sz w:val="18"/>
+                <w:i w:val="0"/>
+                <w:sz w:val="20"/>
               </w:rPr>
               <w:t>Позволяет закрепить ответственность и дальнейшие действия</w:t>
             </w:r>
@@ -2463,7 +2716,7 @@
         </w:tc>
         <w:tc>
           <w:tcPr>
-            <w:tcW w:type="dxa" w:w="2493"/>
+            <w:tcW w:type="dxa" w:w="2871"/>
             <w:vAlign w:val="center"/>
             <w:tcMar>
               <w:top w:w="80" w:type="dxa"/>
@@ -2474,13 +2727,15 @@
           </w:tcPr>
           <w:p>
             <w:pPr>
-              <w:spacing w:after="0" w:before="0" w:line="240" w:lineRule="auto"/>
+              <w:spacing w:line="240" w:lineRule="auto" w:before="0" w:after="0"/>
               <w:ind w:firstLine="0"/>
             </w:pPr>
             <w:r>
               <w:rPr>
+                <w:rFonts w:ascii="Times New Roman" w:hAnsi="Times New Roman" w:eastAsia="Times New Roman"/>
                 <w:b w:val="0"/>
-                <w:sz w:val="18"/>
+                <w:i w:val="0"/>
+                <w:sz w:val="20"/>
               </w:rPr>
               <w:t>Опасно, если обсуждение становится публичным разбором личности вместо анализа системы</w:t>
             </w:r>
@@ -2490,7 +2745,7 @@
     </w:tbl>
     <w:p>
       <w:pPr>
-        <w:spacing w:after="0"/>
+        <w:spacing w:line="240" w:lineRule="auto" w:before="0" w:after="0"/>
       </w:pPr>
     </w:p>
     <w:p>
@@ -2502,7 +2757,7 @@
       </w:pPr>
       <w:r>
         <w:rPr>
-          <w:rFonts w:ascii="Times New Roman" w:hAnsi="Times New Roman"/>
+          <w:rFonts w:ascii="Times New Roman" w:hAnsi="Times New Roman" w:eastAsia="Times New Roman"/>
           <w:b/>
           <w:sz w:val="26"/>
         </w:rPr>
@@ -2511,11 +2766,13 @@
     </w:p>
     <w:p>
       <w:pPr>
-        <w:spacing w:line="360" w:lineRule="auto" w:after="80" w:before="0"/>
+        <w:spacing w:line="360" w:lineRule="auto" w:before="0" w:after="80"/>
         <w:ind w:firstLine="709"/>
+        <w:jc w:val="both"/>
       </w:pPr>
       <w:r>
         <w:rPr>
+          <w:rFonts w:ascii="Times New Roman" w:hAnsi="Times New Roman" w:eastAsia="Times New Roman"/>
           <w:b/>
           <w:i w:val="0"/>
           <w:sz w:val="28"/>
@@ -2524,19 +2781,23 @@
       </w:r>
       <w:r>
         <w:rPr>
+          <w:rFonts w:ascii="Times New Roman" w:hAnsi="Times New Roman" w:eastAsia="Times New Roman"/>
           <w:b w:val="0"/>
+          <w:i w:val="0"/>
           <w:sz w:val="28"/>
         </w:rPr>
-        <w:t xml:space="preserve"> — триангуляция: разные методы дают возможность проверить один вывод несколькими независимыми источниками. Работник может не сказать о проблеме на собрании, но она проявится в анонимной анкете, текучести конкретного участка и наблюдаемом поведении руководителя.</w:t>
+        <w:t xml:space="preserve"> - триангуляция: разные методы дают возможность проверить один вывод несколькими независимыми источниками. Работник может не сказать о проблеме на собрании, но она проявится в анонимной анкете, текучести конкретного участка и наблюдаемом поведении руководителя.</w:t>
       </w:r>
     </w:p>
     <w:p>
       <w:pPr>
-        <w:spacing w:line="360" w:lineRule="auto" w:after="80" w:before="0"/>
+        <w:spacing w:line="360" w:lineRule="auto" w:before="0" w:after="80"/>
         <w:ind w:firstLine="709"/>
+        <w:jc w:val="both"/>
       </w:pPr>
       <w:r>
         <w:rPr>
+          <w:rFonts w:ascii="Times New Roman" w:hAnsi="Times New Roman" w:eastAsia="Times New Roman"/>
           <w:b/>
           <w:i w:val="0"/>
           <w:sz w:val="28"/>
@@ -2545,10 +2806,12 @@
       </w:r>
       <w:r>
         <w:rPr>
+          <w:rFonts w:ascii="Times New Roman" w:hAnsi="Times New Roman" w:eastAsia="Times New Roman"/>
           <w:b w:val="0"/>
+          <w:i w:val="0"/>
           <w:sz w:val="28"/>
         </w:rPr>
-        <w:t xml:space="preserve"> — исследование изображено сравнительно быстрым. Для обоснованного современного решения необходимо заранее определить выборку, период данных, правила хранения информации, границы доступа к индивидуальным ответам и порядок информирования участников. Нельзя обещать анонимность, а затем передавать начальнику ответы, по которым можно узнать человека.</w:t>
+        <w:t xml:space="preserve"> - исследование изображено сравнительно быстрым. Для обоснованного современного решения необходимо заранее определить выборку, период данных, правила хранения информации, границы доступа к индивидуальным ответам и порядок информирования участников. Нельзя обещать анонимность, а затем передавать начальнику ответы, по которым можно узнать человека.</w:t>
       </w:r>
     </w:p>
     <w:p>
@@ -2560,25 +2823,28 @@
       </w:pPr>
       <w:r>
         <w:rPr>
-          <w:rFonts w:ascii="Times New Roman" w:hAnsi="Times New Roman"/>
+          <w:rFonts w:ascii="Times New Roman" w:hAnsi="Times New Roman" w:eastAsia="Times New Roman"/>
           <w:b/>
+          <w:sz w:val="28"/>
           <w:color w:val="1F4E79"/>
-          <w:sz w:val="28"/>
         </w:rPr>
         <w:t>5. Диагноз: от симптома к причинам</w:t>
       </w:r>
     </w:p>
     <w:p>
       <w:pPr>
-        <w:spacing w:line="360" w:lineRule="auto" w:after="80" w:before="0"/>
+        <w:spacing w:line="360" w:lineRule="auto" w:before="0" w:after="80"/>
         <w:ind w:firstLine="709"/>
+        <w:jc w:val="both"/>
       </w:pPr>
       <w:r>
         <w:rPr>
+          <w:rFonts w:ascii="Times New Roman" w:hAnsi="Times New Roman" w:eastAsia="Times New Roman"/>
           <w:b w:val="0"/>
+          <w:i w:val="0"/>
           <w:sz w:val="28"/>
         </w:rPr>
-        <w:t>Текучесть кадров — это итоговый индикатор, а не первопричина. По материалу фильма наиболее убедительной выглядит следующая причинная модель.</w:t>
+        <w:t>Текучесть кадров - это итоговый индикатор, а не первопричина. По материалу фильма наиболее убедительной выглядит следующая причинная модель.</w:t>
       </w:r>
     </w:p>
     <w:tbl>
@@ -2588,20 +2854,22 @@
         <w:jc w:val="center"/>
         <w:tblLayout w:type="autofit"/>
         <w:tblLook w:firstColumn="1" w:firstRow="1" w:lastColumn="0" w:lastRow="0" w:noHBand="0" w:noVBand="1" w:val="04A0"/>
+        <w:tblLayout w:type="autofit"/>
       </w:tblPr>
       <w:tblGrid>
-        <w:gridCol w:w="2493"/>
-        <w:gridCol w:w="2493"/>
-        <w:gridCol w:w="2493"/>
-        <w:gridCol w:w="2493"/>
+        <w:gridCol w:w="906"/>
+        <w:gridCol w:w="3276"/>
+        <w:gridCol w:w="2411"/>
+        <w:gridCol w:w="2762"/>
       </w:tblGrid>
       <w:tr>
         <w:trPr>
+          <w:cantSplit/>
           <w:tblHeader w:val="true"/>
         </w:trPr>
         <w:tc>
           <w:tcPr>
-            <w:tcW w:type="dxa" w:w="2493"/>
+            <w:tcW w:type="dxa" w:w="906"/>
             <w:vAlign w:val="center"/>
             <w:tcMar>
               <w:top w:w="80" w:type="dxa"/>
@@ -2613,13 +2881,15 @@
           </w:tcPr>
           <w:p>
             <w:pPr>
-              <w:spacing w:after="0" w:before="0" w:line="240" w:lineRule="auto"/>
+              <w:spacing w:line="240" w:lineRule="auto" w:before="0" w:after="0"/>
               <w:ind w:firstLine="0"/>
             </w:pPr>
             <w:r>
               <w:rPr>
+                <w:rFonts w:ascii="Times New Roman" w:hAnsi="Times New Roman" w:eastAsia="Times New Roman"/>
                 <w:b/>
-                <w:sz w:val="18"/>
+                <w:i w:val="0"/>
+                <w:sz w:val="20"/>
               </w:rPr>
               <w:t>Уровень</w:t>
             </w:r>
@@ -2627,7 +2897,7 @@
         </w:tc>
         <w:tc>
           <w:tcPr>
-            <w:tcW w:type="dxa" w:w="2493"/>
+            <w:tcW w:type="dxa" w:w="3276"/>
             <w:vAlign w:val="center"/>
             <w:tcMar>
               <w:top w:w="80" w:type="dxa"/>
@@ -2639,13 +2909,15 @@
           </w:tcPr>
           <w:p>
             <w:pPr>
-              <w:spacing w:after="0" w:before="0" w:line="240" w:lineRule="auto"/>
+              <w:spacing w:line="240" w:lineRule="auto" w:before="0" w:after="0"/>
               <w:ind w:firstLine="0"/>
             </w:pPr>
             <w:r>
               <w:rPr>
+                <w:rFonts w:ascii="Times New Roman" w:hAnsi="Times New Roman" w:eastAsia="Times New Roman"/>
                 <w:b/>
-                <w:sz w:val="18"/>
+                <w:i w:val="0"/>
+                <w:sz w:val="20"/>
               </w:rPr>
               <w:t>Наблюдение / предположение</w:t>
             </w:r>
@@ -2653,7 +2925,7 @@
         </w:tc>
         <w:tc>
           <w:tcPr>
-            <w:tcW w:type="dxa" w:w="2493"/>
+            <w:tcW w:type="dxa" w:w="2411"/>
             <w:vAlign w:val="center"/>
             <w:tcMar>
               <w:top w:w="80" w:type="dxa"/>
@@ -2665,13 +2937,15 @@
           </w:tcPr>
           <w:p>
             <w:pPr>
-              <w:spacing w:after="0" w:before="0" w:line="240" w:lineRule="auto"/>
+              <w:spacing w:line="240" w:lineRule="auto" w:before="0" w:after="0"/>
               <w:ind w:firstLine="0"/>
             </w:pPr>
             <w:r>
               <w:rPr>
+                <w:rFonts w:ascii="Times New Roman" w:hAnsi="Times New Roman" w:eastAsia="Times New Roman"/>
                 <w:b/>
-                <w:sz w:val="18"/>
+                <w:i w:val="0"/>
+                <w:sz w:val="20"/>
               </w:rPr>
               <w:t>Связь с текучестью</w:t>
             </w:r>
@@ -2679,7 +2953,7 @@
         </w:tc>
         <w:tc>
           <w:tcPr>
-            <w:tcW w:type="dxa" w:w="2493"/>
+            <w:tcW w:type="dxa" w:w="2762"/>
             <w:vAlign w:val="center"/>
             <w:tcMar>
               <w:top w:w="80" w:type="dxa"/>
@@ -2691,13 +2965,15 @@
           </w:tcPr>
           <w:p>
             <w:pPr>
-              <w:spacing w:after="0" w:before="0" w:line="240" w:lineRule="auto"/>
+              <w:spacing w:line="240" w:lineRule="auto" w:before="0" w:after="0"/>
               <w:ind w:firstLine="0"/>
             </w:pPr>
             <w:r>
               <w:rPr>
+                <w:rFonts w:ascii="Times New Roman" w:hAnsi="Times New Roman" w:eastAsia="Times New Roman"/>
                 <w:b/>
-                <w:sz w:val="18"/>
+                <w:i w:val="0"/>
+                <w:sz w:val="20"/>
               </w:rPr>
               <w:t>Что следует проверять</w:t>
             </w:r>
@@ -2705,9 +2981,12 @@
         </w:tc>
       </w:tr>
       <w:tr>
+        <w:trPr>
+          <w:cantSplit/>
+        </w:trPr>
         <w:tc>
           <w:tcPr>
-            <w:tcW w:type="dxa" w:w="2493"/>
+            <w:tcW w:type="dxa" w:w="906"/>
             <w:vAlign w:val="center"/>
             <w:tcMar>
               <w:top w:w="80" w:type="dxa"/>
@@ -2718,13 +2997,15 @@
           </w:tcPr>
           <w:p>
             <w:pPr>
-              <w:spacing w:after="0" w:before="0" w:line="240" w:lineRule="auto"/>
+              <w:spacing w:line="240" w:lineRule="auto" w:before="0" w:after="0"/>
               <w:ind w:firstLine="0"/>
             </w:pPr>
             <w:r>
               <w:rPr>
+                <w:rFonts w:ascii="Times New Roman" w:hAnsi="Times New Roman" w:eastAsia="Times New Roman"/>
                 <w:b w:val="0"/>
-                <w:sz w:val="18"/>
+                <w:i w:val="0"/>
+                <w:sz w:val="20"/>
               </w:rPr>
               <w:t>Симптом</w:t>
             </w:r>
@@ -2732,7 +3013,7 @@
         </w:tc>
         <w:tc>
           <w:tcPr>
-            <w:tcW w:type="dxa" w:w="2493"/>
+            <w:tcW w:type="dxa" w:w="3276"/>
             <w:vAlign w:val="center"/>
             <w:tcMar>
               <w:top w:w="80" w:type="dxa"/>
@@ -2743,13 +3024,15 @@
           </w:tcPr>
           <w:p>
             <w:pPr>
-              <w:spacing w:after="0" w:before="0" w:line="240" w:lineRule="auto"/>
+              <w:spacing w:line="240" w:lineRule="auto" w:before="0" w:after="0"/>
               <w:ind w:firstLine="0"/>
             </w:pPr>
             <w:r>
               <w:rPr>
+                <w:rFonts w:ascii="Times New Roman" w:hAnsi="Times New Roman" w:eastAsia="Times New Roman"/>
                 <w:b w:val="0"/>
-                <w:sz w:val="18"/>
+                <w:i w:val="0"/>
+                <w:sz w:val="20"/>
               </w:rPr>
               <w:t>Увольняются опытные, инициативные люди</w:t>
             </w:r>
@@ -2757,7 +3040,7 @@
         </w:tc>
         <w:tc>
           <w:tcPr>
-            <w:tcW w:type="dxa" w:w="2493"/>
+            <w:tcW w:type="dxa" w:w="2411"/>
             <w:vAlign w:val="center"/>
             <w:tcMar>
               <w:top w:w="80" w:type="dxa"/>
@@ -2768,13 +3051,15 @@
           </w:tcPr>
           <w:p>
             <w:pPr>
-              <w:spacing w:after="0" w:before="0" w:line="240" w:lineRule="auto"/>
+              <w:spacing w:line="240" w:lineRule="auto" w:before="0" w:after="0"/>
               <w:ind w:firstLine="0"/>
             </w:pPr>
             <w:r>
               <w:rPr>
+                <w:rFonts w:ascii="Times New Roman" w:hAnsi="Times New Roman" w:eastAsia="Times New Roman"/>
                 <w:b w:val="0"/>
-                <w:sz w:val="18"/>
+                <w:i w:val="0"/>
+                <w:sz w:val="20"/>
               </w:rPr>
               <w:t>Организация теряет компетенции и устойчивость</w:t>
             </w:r>
@@ -2782,7 +3067,7 @@
         </w:tc>
         <w:tc>
           <w:tcPr>
-            <w:tcW w:type="dxa" w:w="2493"/>
+            <w:tcW w:type="dxa" w:w="2762"/>
             <w:vAlign w:val="center"/>
             <w:tcMar>
               <w:top w:w="80" w:type="dxa"/>
@@ -2793,13 +3078,15 @@
           </w:tcPr>
           <w:p>
             <w:pPr>
-              <w:spacing w:after="0" w:before="0" w:line="240" w:lineRule="auto"/>
+              <w:spacing w:line="240" w:lineRule="auto" w:before="0" w:after="0"/>
               <w:ind w:firstLine="0"/>
             </w:pPr>
             <w:r>
               <w:rPr>
+                <w:rFonts w:ascii="Times New Roman" w:hAnsi="Times New Roman" w:eastAsia="Times New Roman"/>
                 <w:b w:val="0"/>
-                <w:sz w:val="18"/>
+                <w:i w:val="0"/>
+                <w:sz w:val="20"/>
               </w:rPr>
               <w:t>Добровольные увольнения по подразделениям, стажу, профессиям и периодам</w:t>
             </w:r>
@@ -2807,9 +3094,12 @@
         </w:tc>
       </w:tr>
       <w:tr>
+        <w:trPr>
+          <w:cantSplit/>
+        </w:trPr>
         <w:tc>
           <w:tcPr>
-            <w:tcW w:type="dxa" w:w="2493"/>
+            <w:tcW w:type="dxa" w:w="906"/>
             <w:vAlign w:val="center"/>
             <w:tcMar>
               <w:top w:w="80" w:type="dxa"/>
@@ -2820,13 +3110,15 @@
           </w:tcPr>
           <w:p>
             <w:pPr>
-              <w:spacing w:after="0" w:before="0" w:line="240" w:lineRule="auto"/>
+              <w:spacing w:line="240" w:lineRule="auto" w:before="0" w:after="0"/>
               <w:ind w:firstLine="0"/>
             </w:pPr>
             <w:r>
               <w:rPr>
+                <w:rFonts w:ascii="Times New Roman" w:hAnsi="Times New Roman" w:eastAsia="Times New Roman"/>
                 <w:b w:val="0"/>
-                <w:sz w:val="18"/>
+                <w:i w:val="0"/>
+                <w:sz w:val="20"/>
               </w:rPr>
               <w:t>Непосредственные факторы</w:t>
             </w:r>
@@ -2834,7 +3126,7 @@
         </w:tc>
         <w:tc>
           <w:tcPr>
-            <w:tcW w:type="dxa" w:w="2493"/>
+            <w:tcW w:type="dxa" w:w="3276"/>
             <w:vAlign w:val="center"/>
             <w:tcMar>
               <w:top w:w="80" w:type="dxa"/>
@@ -2845,13 +3137,15 @@
           </w:tcPr>
           <w:p>
             <w:pPr>
-              <w:spacing w:after="0" w:before="0" w:line="240" w:lineRule="auto"/>
+              <w:spacing w:line="240" w:lineRule="auto" w:before="0" w:after="0"/>
               <w:ind w:firstLine="0"/>
             </w:pPr>
             <w:r>
               <w:rPr>
+                <w:rFonts w:ascii="Times New Roman" w:hAnsi="Times New Roman" w:eastAsia="Times New Roman"/>
                 <w:b w:val="0"/>
-                <w:sz w:val="18"/>
+                <w:i w:val="0"/>
+                <w:sz w:val="20"/>
               </w:rPr>
               <w:t>Сотрудники не чувствуют уважения, возможности влиять на рабочие условия и безопасности для откровенного разговора</w:t>
             </w:r>
@@ -2859,7 +3153,7 @@
         </w:tc>
         <w:tc>
           <w:tcPr>
-            <w:tcW w:type="dxa" w:w="2493"/>
+            <w:tcW w:type="dxa" w:w="2411"/>
             <w:vAlign w:val="center"/>
             <w:tcMar>
               <w:top w:w="80" w:type="dxa"/>
@@ -2870,13 +3164,15 @@
           </w:tcPr>
           <w:p>
             <w:pPr>
-              <w:spacing w:after="0" w:before="0" w:line="240" w:lineRule="auto"/>
+              <w:spacing w:line="240" w:lineRule="auto" w:before="0" w:after="0"/>
               <w:ind w:firstLine="0"/>
             </w:pPr>
             <w:r>
               <w:rPr>
+                <w:rFonts w:ascii="Times New Roman" w:hAnsi="Times New Roman" w:eastAsia="Times New Roman"/>
                 <w:b w:val="0"/>
-                <w:sz w:val="18"/>
+                <w:i w:val="0"/>
+                <w:sz w:val="20"/>
               </w:rPr>
               <w:t>Выход становится более доступным способом выразить несогласие, чем внутренний диалог</w:t>
             </w:r>
@@ -2884,7 +3180,7 @@
         </w:tc>
         <w:tc>
           <w:tcPr>
-            <w:tcW w:type="dxa" w:w="2493"/>
+            <w:tcW w:type="dxa" w:w="2762"/>
             <w:vAlign w:val="center"/>
             <w:tcMar>
               <w:top w:w="80" w:type="dxa"/>
@@ -2895,13 +3191,15 @@
           </w:tcPr>
           <w:p>
             <w:pPr>
-              <w:spacing w:after="0" w:before="0" w:line="240" w:lineRule="auto"/>
+              <w:spacing w:line="240" w:lineRule="auto" w:before="0" w:after="0"/>
               <w:ind w:firstLine="0"/>
             </w:pPr>
             <w:r>
               <w:rPr>
+                <w:rFonts w:ascii="Times New Roman" w:hAnsi="Times New Roman" w:eastAsia="Times New Roman"/>
                 <w:b w:val="0"/>
-                <w:sz w:val="18"/>
+                <w:i w:val="0"/>
+                <w:sz w:val="20"/>
               </w:rPr>
               <w:t>Причины в exit-интервью, индексы доверия, обращения и предложения работников</w:t>
             </w:r>
@@ -2909,9 +3207,12 @@
         </w:tc>
       </w:tr>
       <w:tr>
+        <w:trPr>
+          <w:cantSplit/>
+        </w:trPr>
         <w:tc>
           <w:tcPr>
-            <w:tcW w:type="dxa" w:w="2493"/>
+            <w:tcW w:type="dxa" w:w="906"/>
             <w:vAlign w:val="center"/>
             <w:tcMar>
               <w:top w:w="80" w:type="dxa"/>
@@ -2922,13 +3223,15 @@
           </w:tcPr>
           <w:p>
             <w:pPr>
-              <w:spacing w:after="0" w:before="0" w:line="240" w:lineRule="auto"/>
+              <w:spacing w:line="240" w:lineRule="auto" w:before="0" w:after="0"/>
               <w:ind w:firstLine="0"/>
             </w:pPr>
             <w:r>
               <w:rPr>
+                <w:rFonts w:ascii="Times New Roman" w:hAnsi="Times New Roman" w:eastAsia="Times New Roman"/>
                 <w:b w:val="0"/>
-                <w:sz w:val="18"/>
+                <w:i w:val="0"/>
+                <w:sz w:val="20"/>
               </w:rPr>
               <w:t>Управленческая практика</w:t>
             </w:r>
@@ -2936,7 +3239,7 @@
         </w:tc>
         <w:tc>
           <w:tcPr>
-            <w:tcW w:type="dxa" w:w="2493"/>
+            <w:tcW w:type="dxa" w:w="3276"/>
             <w:vAlign w:val="center"/>
             <w:tcMar>
               <w:top w:w="80" w:type="dxa"/>
@@ -2947,13 +3250,15 @@
           </w:tcPr>
           <w:p>
             <w:pPr>
-              <w:spacing w:after="0" w:before="0" w:line="240" w:lineRule="auto"/>
+              <w:spacing w:line="240" w:lineRule="auto" w:before="0" w:after="0"/>
               <w:ind w:firstLine="0"/>
             </w:pPr>
             <w:r>
               <w:rPr>
+                <w:rFonts w:ascii="Times New Roman" w:hAnsi="Times New Roman" w:eastAsia="Times New Roman"/>
                 <w:b w:val="0"/>
-                <w:sz w:val="18"/>
+                <w:i w:val="0"/>
+                <w:sz w:val="20"/>
               </w:rPr>
               <w:t>Авторитарное давление, приоритет плана над человеком, слабое слушание, реакция на проблему вместо её предупреждения</w:t>
             </w:r>
@@ -2961,7 +3266,7 @@
         </w:tc>
         <w:tc>
           <w:tcPr>
-            <w:tcW w:type="dxa" w:w="2493"/>
+            <w:tcW w:type="dxa" w:w="2411"/>
             <w:vAlign w:val="center"/>
             <w:tcMar>
               <w:top w:w="80" w:type="dxa"/>
@@ -2972,13 +3277,15 @@
           </w:tcPr>
           <w:p>
             <w:pPr>
-              <w:spacing w:after="0" w:before="0" w:line="240" w:lineRule="auto"/>
+              <w:spacing w:line="240" w:lineRule="auto" w:before="0" w:after="0"/>
               <w:ind w:firstLine="0"/>
             </w:pPr>
             <w:r>
               <w:rPr>
+                <w:rFonts w:ascii="Times New Roman" w:hAnsi="Times New Roman" w:eastAsia="Times New Roman"/>
                 <w:b w:val="0"/>
-                <w:sz w:val="18"/>
+                <w:i w:val="0"/>
+                <w:sz w:val="20"/>
               </w:rPr>
               <w:t>Руководитель превращается из источника координации в источник постоянного напряжения</w:t>
             </w:r>
@@ -2986,7 +3293,7 @@
         </w:tc>
         <w:tc>
           <w:tcPr>
-            <w:tcW w:type="dxa" w:w="2493"/>
+            <w:tcW w:type="dxa" w:w="2762"/>
             <w:vAlign w:val="center"/>
             <w:tcMar>
               <w:top w:w="80" w:type="dxa"/>
@@ -2997,13 +3304,15 @@
           </w:tcPr>
           <w:p>
             <w:pPr>
-              <w:spacing w:after="0" w:before="0" w:line="240" w:lineRule="auto"/>
+              <w:spacing w:line="240" w:lineRule="auto" w:before="0" w:after="0"/>
               <w:ind w:firstLine="0"/>
             </w:pPr>
             <w:r>
               <w:rPr>
+                <w:rFonts w:ascii="Times New Roman" w:hAnsi="Times New Roman" w:eastAsia="Times New Roman"/>
                 <w:b w:val="0"/>
-                <w:sz w:val="18"/>
+                <w:i w:val="0"/>
+                <w:sz w:val="20"/>
               </w:rPr>
               <w:t>Стиль обратной связи, распределение нагрузки, частота конфликтов, соблюдение договорённостей</w:t>
             </w:r>
@@ -3011,9 +3320,12 @@
         </w:tc>
       </w:tr>
       <w:tr>
+        <w:trPr>
+          <w:cantSplit/>
+        </w:trPr>
         <w:tc>
           <w:tcPr>
-            <w:tcW w:type="dxa" w:w="2493"/>
+            <w:tcW w:type="dxa" w:w="906"/>
             <w:vAlign w:val="center"/>
             <w:tcMar>
               <w:top w:w="80" w:type="dxa"/>
@@ -3024,13 +3336,15 @@
           </w:tcPr>
           <w:p>
             <w:pPr>
-              <w:spacing w:after="0" w:before="0" w:line="240" w:lineRule="auto"/>
+              <w:spacing w:line="240" w:lineRule="auto" w:before="0" w:after="0"/>
               <w:ind w:firstLine="0"/>
             </w:pPr>
             <w:r>
               <w:rPr>
+                <w:rFonts w:ascii="Times New Roman" w:hAnsi="Times New Roman" w:eastAsia="Times New Roman"/>
                 <w:b w:val="0"/>
-                <w:sz w:val="18"/>
+                <w:i w:val="0"/>
+                <w:sz w:val="20"/>
               </w:rPr>
               <w:t>Системный уровень</w:t>
             </w:r>
@@ -3038,7 +3352,7 @@
         </w:tc>
         <w:tc>
           <w:tcPr>
-            <w:tcW w:type="dxa" w:w="2493"/>
+            <w:tcW w:type="dxa" w:w="3276"/>
             <w:vAlign w:val="center"/>
             <w:tcMar>
               <w:top w:w="80" w:type="dxa"/>
@@ -3049,13 +3363,15 @@
           </w:tcPr>
           <w:p>
             <w:pPr>
-              <w:spacing w:after="0" w:before="0" w:line="240" w:lineRule="auto"/>
+              <w:spacing w:line="240" w:lineRule="auto" w:before="0" w:after="0"/>
               <w:ind w:firstLine="0"/>
             </w:pPr>
             <w:r>
               <w:rPr>
+                <w:rFonts w:ascii="Times New Roman" w:hAnsi="Times New Roman" w:eastAsia="Times New Roman"/>
                 <w:b w:val="0"/>
-                <w:sz w:val="18"/>
+                <w:i w:val="0"/>
+                <w:sz w:val="20"/>
               </w:rPr>
               <w:t>Отсутствие устойчивой функции социально-психологической диагностики и обратной связи; критерии руководителя узко ориентированы на выпуск</w:t>
             </w:r>
@@ -3063,7 +3379,7 @@
         </w:tc>
         <w:tc>
           <w:tcPr>
-            <w:tcW w:type="dxa" w:w="2493"/>
+            <w:tcW w:type="dxa" w:w="2411"/>
             <w:vAlign w:val="center"/>
             <w:tcMar>
               <w:top w:w="80" w:type="dxa"/>
@@ -3074,13 +3390,15 @@
           </w:tcPr>
           <w:p>
             <w:pPr>
-              <w:spacing w:after="0" w:before="0" w:line="240" w:lineRule="auto"/>
+              <w:spacing w:line="240" w:lineRule="auto" w:before="0" w:after="0"/>
               <w:ind w:firstLine="0"/>
             </w:pPr>
             <w:r>
               <w:rPr>
+                <w:rFonts w:ascii="Times New Roman" w:hAnsi="Times New Roman" w:eastAsia="Times New Roman"/>
                 <w:b w:val="0"/>
-                <w:sz w:val="18"/>
+                <w:i w:val="0"/>
+                <w:sz w:val="20"/>
               </w:rPr>
               <w:t>Организация долго не замечает неблагополучие и воспроизводит его</w:t>
             </w:r>
@@ -3088,7 +3406,7 @@
         </w:tc>
         <w:tc>
           <w:tcPr>
-            <w:tcW w:type="dxa" w:w="2493"/>
+            <w:tcW w:type="dxa" w:w="2762"/>
             <w:vAlign w:val="center"/>
             <w:tcMar>
               <w:top w:w="80" w:type="dxa"/>
@@ -3099,13 +3417,15 @@
           </w:tcPr>
           <w:p>
             <w:pPr>
-              <w:spacing w:after="0" w:before="0" w:line="240" w:lineRule="auto"/>
+              <w:spacing w:line="240" w:lineRule="auto" w:before="0" w:after="0"/>
               <w:ind w:firstLine="0"/>
             </w:pPr>
             <w:r>
               <w:rPr>
+                <w:rFonts w:ascii="Times New Roman" w:hAnsi="Times New Roman" w:eastAsia="Times New Roman"/>
                 <w:b w:val="0"/>
-                <w:sz w:val="18"/>
+                <w:i w:val="0"/>
+                <w:sz w:val="20"/>
               </w:rPr>
               <w:t>Наличие регулярных опросов, кадровой аналитики, обучения руководителей и ответственности за климат</w:t>
             </w:r>
@@ -3115,20 +3435,23 @@
     </w:tbl>
     <w:p>
       <w:pPr>
-        <w:spacing w:after="0"/>
+        <w:spacing w:line="240" w:lineRule="auto" w:before="0" w:after="0"/>
       </w:pPr>
     </w:p>
     <w:p>
       <w:pPr>
-        <w:spacing w:line="360" w:lineRule="auto" w:after="80" w:before="0"/>
+        <w:spacing w:line="360" w:lineRule="auto" w:before="0" w:after="80"/>
         <w:ind w:firstLine="709"/>
+        <w:jc w:val="both"/>
       </w:pPr>
       <w:r>
         <w:rPr>
+          <w:rFonts w:ascii="Times New Roman" w:hAnsi="Times New Roman" w:eastAsia="Times New Roman"/>
           <w:b w:val="0"/>
+          <w:i w:val="0"/>
           <w:sz w:val="28"/>
         </w:rPr>
-        <w:t>В формулировке, близкой к логике фильма, завод нельзя понимать только как механизм. Производственная система результативна, когда технический процесс, цели и отношения между людьми согласованы. Выполнение плана, достигнутое ценой вытеснения квалифицированных работников, — не устойчивый успех, а перенос издержек в будущее.</w:t>
+        <w:t>В формулировке, близкой к логике фильма, завод нельзя понимать только как механизм. Производственная система результативна, когда технический процесс, цели и отношения между людьми согласованы. Выполнение плана, достигнутое ценой вытеснения квалифицированных работников, - это не устойчивый успех, а перенос издержек в будущее.</w:t>
       </w:r>
     </w:p>
     <w:p>
@@ -3140,7 +3463,7 @@
       </w:pPr>
       <w:r>
         <w:rPr>
-          <w:rFonts w:ascii="Times New Roman" w:hAnsi="Times New Roman"/>
+          <w:rFonts w:ascii="Times New Roman" w:hAnsi="Times New Roman" w:eastAsia="Times New Roman"/>
           <w:b/>
           <w:sz w:val="26"/>
         </w:rPr>
@@ -3149,12 +3472,15 @@
     </w:p>
     <w:p>
       <w:pPr>
-        <w:spacing w:line="360" w:lineRule="auto" w:after="80" w:before="0"/>
+        <w:spacing w:line="360" w:lineRule="auto" w:before="0" w:after="80"/>
         <w:ind w:firstLine="709"/>
+        <w:jc w:val="both"/>
       </w:pPr>
       <w:r>
         <w:rPr>
+          <w:rFonts w:ascii="Times New Roman" w:hAnsi="Times New Roman" w:eastAsia="Times New Roman"/>
           <w:b w:val="0"/>
+          <w:i w:val="0"/>
           <w:sz w:val="28"/>
         </w:rPr>
         <w:t>Было бы методологической ошибкой объявить виновным только П. С. Прокопенко. Его стиль управления важен, однако он действует внутри системы, где руководителя преимущественно оценивают по немедленному выпуску, а голоса работников не имеют защищённого канала. Смена одного начальника без изменения критериев, обратной связи и практик работы с персоналом способна лишь перенести проблему в другое подразделение.</w:t>
@@ -3162,12 +3488,15 @@
     </w:p>
     <w:p>
       <w:pPr>
-        <w:spacing w:line="360" w:lineRule="auto" w:after="80" w:before="0"/>
+        <w:spacing w:line="360" w:lineRule="auto" w:before="0" w:after="80"/>
         <w:ind w:firstLine="709"/>
+        <w:jc w:val="both"/>
       </w:pPr>
       <w:r>
         <w:rPr>
+          <w:rFonts w:ascii="Times New Roman" w:hAnsi="Times New Roman" w:eastAsia="Times New Roman"/>
           <w:b w:val="0"/>
+          <w:i w:val="0"/>
           <w:sz w:val="28"/>
         </w:rPr>
         <w:t>С другой стороны, системность проблемы не освобождает линейного руководителя от персональной ответственности. Именно в его ежедневных решениях работник видит, является ли он профессионалом и партнёром или только заменяемой «единицей ресурса».</w:t>
@@ -3182,10 +3511,10 @@
       </w:pPr>
       <w:r>
         <w:rPr>
-          <w:rFonts w:ascii="Times New Roman" w:hAnsi="Times New Roman"/>
+          <w:rFonts w:ascii="Times New Roman" w:hAnsi="Times New Roman" w:eastAsia="Times New Roman"/>
           <w:b/>
+          <w:sz w:val="28"/>
           <w:color w:val="1F4E79"/>
-          <w:sz w:val="28"/>
         </w:rPr>
         <w:t>6. Решения героев и их управленческая оценка</w:t>
       </w:r>
@@ -3197,19 +3526,21 @@
         <w:jc w:val="center"/>
         <w:tblLayout w:type="autofit"/>
         <w:tblLook w:firstColumn="1" w:firstRow="1" w:lastColumn="0" w:lastRow="0" w:noHBand="0" w:noVBand="1" w:val="04A0"/>
+        <w:tblLayout w:type="autofit"/>
       </w:tblPr>
       <w:tblGrid>
-        <w:gridCol w:w="3324"/>
-        <w:gridCol w:w="3324"/>
-        <w:gridCol w:w="3324"/>
+        <w:gridCol w:w="3180"/>
+        <w:gridCol w:w="1133"/>
+        <w:gridCol w:w="5042"/>
       </w:tblGrid>
       <w:tr>
         <w:trPr>
+          <w:cantSplit/>
           <w:tblHeader w:val="true"/>
         </w:trPr>
         <w:tc>
           <w:tcPr>
-            <w:tcW w:type="dxa" w:w="3324"/>
+            <w:tcW w:type="dxa" w:w="3180"/>
             <w:vAlign w:val="center"/>
             <w:tcMar>
               <w:top w:w="80" w:type="dxa"/>
@@ -3221,13 +3552,15 @@
           </w:tcPr>
           <w:p>
             <w:pPr>
-              <w:spacing w:after="0" w:before="0" w:line="240" w:lineRule="auto"/>
+              <w:spacing w:line="240" w:lineRule="auto" w:before="0" w:after="0"/>
               <w:ind w:firstLine="0"/>
             </w:pPr>
             <w:r>
               <w:rPr>
+                <w:rFonts w:ascii="Times New Roman" w:hAnsi="Times New Roman" w:eastAsia="Times New Roman"/>
                 <w:b/>
-                <w:sz w:val="18"/>
+                <w:i w:val="0"/>
+                <w:sz w:val="20"/>
               </w:rPr>
               <w:t>Решение / действие</w:t>
             </w:r>
@@ -3235,7 +3568,7 @@
         </w:tc>
         <w:tc>
           <w:tcPr>
-            <w:tcW w:type="dxa" w:w="3324"/>
+            <w:tcW w:type="dxa" w:w="1133"/>
             <w:vAlign w:val="center"/>
             <w:tcMar>
               <w:top w:w="80" w:type="dxa"/>
@@ -3247,13 +3580,15 @@
           </w:tcPr>
           <w:p>
             <w:pPr>
-              <w:spacing w:after="0" w:before="0" w:line="240" w:lineRule="auto"/>
+              <w:spacing w:line="240" w:lineRule="auto" w:before="0" w:after="0"/>
               <w:ind w:firstLine="0"/>
             </w:pPr>
             <w:r>
               <w:rPr>
+                <w:rFonts w:ascii="Times New Roman" w:hAnsi="Times New Roman" w:eastAsia="Times New Roman"/>
                 <w:b/>
-                <w:sz w:val="18"/>
+                <w:i w:val="0"/>
+                <w:sz w:val="20"/>
               </w:rPr>
               <w:t>Оценка</w:t>
             </w:r>
@@ -3261,7 +3596,7 @@
         </w:tc>
         <w:tc>
           <w:tcPr>
-            <w:tcW w:type="dxa" w:w="3324"/>
+            <w:tcW w:type="dxa" w:w="5042"/>
             <w:vAlign w:val="center"/>
             <w:tcMar>
               <w:top w:w="80" w:type="dxa"/>
@@ -3273,13 +3608,15 @@
           </w:tcPr>
           <w:p>
             <w:pPr>
-              <w:spacing w:after="0" w:before="0" w:line="240" w:lineRule="auto"/>
+              <w:spacing w:line="240" w:lineRule="auto" w:before="0" w:after="0"/>
               <w:ind w:firstLine="0"/>
             </w:pPr>
             <w:r>
               <w:rPr>
+                <w:rFonts w:ascii="Times New Roman" w:hAnsi="Times New Roman" w:eastAsia="Times New Roman"/>
                 <w:b/>
-                <w:sz w:val="18"/>
+                <w:i w:val="0"/>
+                <w:sz w:val="20"/>
               </w:rPr>
               <w:t>Обоснование</w:t>
             </w:r>
@@ -3287,9 +3624,12 @@
         </w:tc>
       </w:tr>
       <w:tr>
+        <w:trPr>
+          <w:cantSplit/>
+        </w:trPr>
         <w:tc>
           <w:tcPr>
-            <w:tcW w:type="dxa" w:w="3324"/>
+            <w:tcW w:type="dxa" w:w="3180"/>
             <w:vAlign w:val="center"/>
             <w:tcMar>
               <w:top w:w="80" w:type="dxa"/>
@@ -3300,13 +3640,15 @@
           </w:tcPr>
           <w:p>
             <w:pPr>
-              <w:spacing w:after="0" w:before="0" w:line="240" w:lineRule="auto"/>
+              <w:spacing w:line="240" w:lineRule="auto" w:before="0" w:after="0"/>
               <w:ind w:firstLine="0"/>
             </w:pPr>
             <w:r>
               <w:rPr>
+                <w:rFonts w:ascii="Times New Roman" w:hAnsi="Times New Roman" w:eastAsia="Times New Roman"/>
                 <w:b w:val="0"/>
-                <w:sz w:val="18"/>
+                <w:i w:val="0"/>
+                <w:sz w:val="20"/>
               </w:rPr>
               <w:t>Пригласить внешних специалистов для исследования причин текучести</w:t>
             </w:r>
@@ -3314,7 +3656,7 @@
         </w:tc>
         <w:tc>
           <w:tcPr>
-            <w:tcW w:type="dxa" w:w="3324"/>
+            <w:tcW w:type="dxa" w:w="1133"/>
             <w:vAlign w:val="center"/>
             <w:tcMar>
               <w:top w:w="80" w:type="dxa"/>
@@ -3325,14 +3667,15 @@
           </w:tcPr>
           <w:p>
             <w:pPr>
-              <w:spacing w:after="0" w:before="0" w:line="240" w:lineRule="auto"/>
+              <w:spacing w:line="240" w:lineRule="auto" w:before="0" w:after="0"/>
               <w:ind w:firstLine="0"/>
             </w:pPr>
             <w:r>
               <w:rPr>
+                <w:rFonts w:ascii="Times New Roman" w:hAnsi="Times New Roman" w:eastAsia="Times New Roman"/>
                 <w:b/>
                 <w:i w:val="0"/>
-                <w:sz w:val="18"/>
+                <w:sz w:val="20"/>
               </w:rPr>
               <w:t>Обоснованно</w:t>
             </w:r>
@@ -3340,7 +3683,7 @@
         </w:tc>
         <w:tc>
           <w:tcPr>
-            <w:tcW w:type="dxa" w:w="3324"/>
+            <w:tcW w:type="dxa" w:w="5042"/>
             <w:vAlign w:val="center"/>
             <w:tcMar>
               <w:top w:w="80" w:type="dxa"/>
@@ -3351,13 +3694,15 @@
           </w:tcPr>
           <w:p>
             <w:pPr>
-              <w:spacing w:after="0" w:before="0" w:line="240" w:lineRule="auto"/>
+              <w:spacing w:line="240" w:lineRule="auto" w:before="0" w:after="0"/>
               <w:ind w:firstLine="0"/>
             </w:pPr>
             <w:r>
               <w:rPr>
+                <w:rFonts w:ascii="Times New Roman" w:hAnsi="Times New Roman" w:eastAsia="Times New Roman"/>
                 <w:b w:val="0"/>
-                <w:sz w:val="18"/>
+                <w:i w:val="0"/>
+                <w:sz w:val="20"/>
               </w:rPr>
               <w:t>Руководство признаёт наличие проблемы и ищет данные, а не ограничивается слухами. Внешняя позиция помогает увидеть привычные практики со стороны.</w:t>
             </w:r>
@@ -3365,9 +3710,12 @@
         </w:tc>
       </w:tr>
       <w:tr>
+        <w:trPr>
+          <w:cantSplit/>
+        </w:trPr>
         <w:tc>
           <w:tcPr>
-            <w:tcW w:type="dxa" w:w="3324"/>
+            <w:tcW w:type="dxa" w:w="3180"/>
             <w:vAlign w:val="center"/>
             <w:tcMar>
               <w:top w:w="80" w:type="dxa"/>
@@ -3378,13 +3726,15 @@
           </w:tcPr>
           <w:p>
             <w:pPr>
-              <w:spacing w:after="0" w:before="0" w:line="240" w:lineRule="auto"/>
+              <w:spacing w:line="240" w:lineRule="auto" w:before="0" w:after="0"/>
               <w:ind w:firstLine="0"/>
             </w:pPr>
             <w:r>
               <w:rPr>
+                <w:rFonts w:ascii="Times New Roman" w:hAnsi="Times New Roman" w:eastAsia="Times New Roman"/>
                 <w:b w:val="0"/>
-                <w:sz w:val="18"/>
+                <w:i w:val="0"/>
+                <w:sz w:val="20"/>
               </w:rPr>
               <w:t>Сразу требовать от специалистов подтверждения заранее удобной версии</w:t>
             </w:r>
@@ -3392,7 +3742,7 @@
         </w:tc>
         <w:tc>
           <w:tcPr>
-            <w:tcW w:type="dxa" w:w="3324"/>
+            <w:tcW w:type="dxa" w:w="1133"/>
             <w:vAlign w:val="center"/>
             <w:tcMar>
               <w:top w:w="80" w:type="dxa"/>
@@ -3403,14 +3753,15 @@
           </w:tcPr>
           <w:p>
             <w:pPr>
-              <w:spacing w:after="0" w:before="0" w:line="240" w:lineRule="auto"/>
+              <w:spacing w:line="240" w:lineRule="auto" w:before="0" w:after="0"/>
               <w:ind w:firstLine="0"/>
             </w:pPr>
             <w:r>
               <w:rPr>
+                <w:rFonts w:ascii="Times New Roman" w:hAnsi="Times New Roman" w:eastAsia="Times New Roman"/>
                 <w:b/>
                 <w:i w:val="0"/>
-                <w:sz w:val="18"/>
+                <w:sz w:val="20"/>
               </w:rPr>
               <w:t>Недопустимо</w:t>
             </w:r>
@@ -3418,7 +3769,7 @@
         </w:tc>
         <w:tc>
           <w:tcPr>
-            <w:tcW w:type="dxa" w:w="3324"/>
+            <w:tcW w:type="dxa" w:w="5042"/>
             <w:vAlign w:val="center"/>
             <w:tcMar>
               <w:top w:w="80" w:type="dxa"/>
@@ -3429,13 +3780,15 @@
           </w:tcPr>
           <w:p>
             <w:pPr>
-              <w:spacing w:after="0" w:before="0" w:line="240" w:lineRule="auto"/>
+              <w:spacing w:line="240" w:lineRule="auto" w:before="0" w:after="0"/>
               <w:ind w:firstLine="0"/>
             </w:pPr>
             <w:r>
               <w:rPr>
+                <w:rFonts w:ascii="Times New Roman" w:hAnsi="Times New Roman" w:eastAsia="Times New Roman"/>
                 <w:b w:val="0"/>
-                <w:sz w:val="18"/>
+                <w:i w:val="0"/>
+                <w:sz w:val="20"/>
               </w:rPr>
               <w:t>Исследование превратилось бы в формальность, а неудобные данные были бы исключены.</w:t>
             </w:r>
@@ -3443,9 +3796,12 @@
         </w:tc>
       </w:tr>
       <w:tr>
+        <w:trPr>
+          <w:cantSplit/>
+        </w:trPr>
         <w:tc>
           <w:tcPr>
-            <w:tcW w:type="dxa" w:w="3324"/>
+            <w:tcW w:type="dxa" w:w="3180"/>
             <w:vAlign w:val="center"/>
             <w:tcMar>
               <w:top w:w="80" w:type="dxa"/>
@@ -3456,13 +3812,15 @@
           </w:tcPr>
           <w:p>
             <w:pPr>
-              <w:spacing w:after="0" w:before="0" w:line="240" w:lineRule="auto"/>
+              <w:spacing w:line="240" w:lineRule="auto" w:before="0" w:after="0"/>
               <w:ind w:firstLine="0"/>
             </w:pPr>
             <w:r>
               <w:rPr>
+                <w:rFonts w:ascii="Times New Roman" w:hAnsi="Times New Roman" w:eastAsia="Times New Roman"/>
                 <w:b w:val="0"/>
-                <w:sz w:val="18"/>
+                <w:i w:val="0"/>
+                <w:sz w:val="20"/>
               </w:rPr>
               <w:t>Наблюдать процесс, беседовать с работниками и сопоставлять ответы с документами</w:t>
             </w:r>
@@ -3470,7 +3828,7 @@
         </w:tc>
         <w:tc>
           <w:tcPr>
-            <w:tcW w:type="dxa" w:w="3324"/>
+            <w:tcW w:type="dxa" w:w="1133"/>
             <w:vAlign w:val="center"/>
             <w:tcMar>
               <w:top w:w="80" w:type="dxa"/>
@@ -3481,14 +3839,15 @@
           </w:tcPr>
           <w:p>
             <w:pPr>
-              <w:spacing w:after="0" w:before="0" w:line="240" w:lineRule="auto"/>
+              <w:spacing w:line="240" w:lineRule="auto" w:before="0" w:after="0"/>
               <w:ind w:firstLine="0"/>
             </w:pPr>
             <w:r>
               <w:rPr>
+                <w:rFonts w:ascii="Times New Roman" w:hAnsi="Times New Roman" w:eastAsia="Times New Roman"/>
                 <w:b/>
                 <w:i w:val="0"/>
-                <w:sz w:val="18"/>
+                <w:sz w:val="20"/>
               </w:rPr>
               <w:t>Обоснованно</w:t>
             </w:r>
@@ -3496,7 +3855,7 @@
         </w:tc>
         <w:tc>
           <w:tcPr>
-            <w:tcW w:type="dxa" w:w="3324"/>
+            <w:tcW w:type="dxa" w:w="5042"/>
             <w:vAlign w:val="center"/>
             <w:tcMar>
               <w:top w:w="80" w:type="dxa"/>
@@ -3507,13 +3866,15 @@
           </w:tcPr>
           <w:p>
             <w:pPr>
-              <w:spacing w:after="0" w:before="0" w:line="240" w:lineRule="auto"/>
+              <w:spacing w:line="240" w:lineRule="auto" w:before="0" w:after="0"/>
               <w:ind w:firstLine="0"/>
             </w:pPr>
             <w:r>
               <w:rPr>
+                <w:rFonts w:ascii="Times New Roman" w:hAnsi="Times New Roman" w:eastAsia="Times New Roman"/>
                 <w:b w:val="0"/>
-                <w:sz w:val="18"/>
+                <w:i w:val="0"/>
+                <w:sz w:val="20"/>
               </w:rPr>
               <w:t>Используются разные источники данных; вывод о климате не строится на одном конфликте.</w:t>
             </w:r>
@@ -3521,9 +3882,12 @@
         </w:tc>
       </w:tr>
       <w:tr>
+        <w:trPr>
+          <w:cantSplit/>
+        </w:trPr>
         <w:tc>
           <w:tcPr>
-            <w:tcW w:type="dxa" w:w="3324"/>
+            <w:tcW w:type="dxa" w:w="3180"/>
             <w:vAlign w:val="center"/>
             <w:tcMar>
               <w:top w:w="80" w:type="dxa"/>
@@ -3534,13 +3898,15 @@
           </w:tcPr>
           <w:p>
             <w:pPr>
-              <w:spacing w:after="0" w:before="0" w:line="240" w:lineRule="auto"/>
+              <w:spacing w:line="240" w:lineRule="auto" w:before="0" w:after="0"/>
               <w:ind w:firstLine="0"/>
             </w:pPr>
             <w:r>
               <w:rPr>
+                <w:rFonts w:ascii="Times New Roman" w:hAnsi="Times New Roman" w:eastAsia="Times New Roman"/>
                 <w:b w:val="0"/>
-                <w:sz w:val="18"/>
+                <w:i w:val="0"/>
+                <w:sz w:val="20"/>
               </w:rPr>
               <w:t>Усилить административное давление ради выполнения плана</w:t>
             </w:r>
@@ -3548,7 +3914,7 @@
         </w:tc>
         <w:tc>
           <w:tcPr>
-            <w:tcW w:type="dxa" w:w="3324"/>
+            <w:tcW w:type="dxa" w:w="1133"/>
             <w:vAlign w:val="center"/>
             <w:tcMar>
               <w:top w:w="80" w:type="dxa"/>
@@ -3559,14 +3925,15 @@
           </w:tcPr>
           <w:p>
             <w:pPr>
-              <w:spacing w:after="0" w:before="0" w:line="240" w:lineRule="auto"/>
+              <w:spacing w:line="240" w:lineRule="auto" w:before="0" w:after="0"/>
               <w:ind w:firstLine="0"/>
             </w:pPr>
             <w:r>
               <w:rPr>
+                <w:rFonts w:ascii="Times New Roman" w:hAnsi="Times New Roman" w:eastAsia="Times New Roman"/>
                 <w:b/>
                 <w:i w:val="0"/>
-                <w:sz w:val="18"/>
+                <w:sz w:val="20"/>
               </w:rPr>
               <w:t>Неэффективно</w:t>
             </w:r>
@@ -3574,7 +3941,7 @@
         </w:tc>
         <w:tc>
           <w:tcPr>
-            <w:tcW w:type="dxa" w:w="3324"/>
+            <w:tcW w:type="dxa" w:w="5042"/>
             <w:vAlign w:val="center"/>
             <w:tcMar>
               <w:top w:w="80" w:type="dxa"/>
@@ -3585,13 +3952,15 @@
           </w:tcPr>
           <w:p>
             <w:pPr>
-              <w:spacing w:after="0" w:before="0" w:line="240" w:lineRule="auto"/>
+              <w:spacing w:line="240" w:lineRule="auto" w:before="0" w:after="0"/>
               <w:ind w:firstLine="0"/>
             </w:pPr>
             <w:r>
               <w:rPr>
+                <w:rFonts w:ascii="Times New Roman" w:hAnsi="Times New Roman" w:eastAsia="Times New Roman"/>
                 <w:b w:val="0"/>
-                <w:sz w:val="18"/>
+                <w:i w:val="0"/>
+                <w:sz w:val="20"/>
               </w:rPr>
               <w:t>Может кратковременно повысить видимую дисциплину, но усиливает недоверие, скрытие проблем и намерение уйти.</w:t>
             </w:r>
@@ -3599,9 +3968,12 @@
         </w:tc>
       </w:tr>
       <w:tr>
+        <w:trPr>
+          <w:cantSplit/>
+        </w:trPr>
         <w:tc>
           <w:tcPr>
-            <w:tcW w:type="dxa" w:w="3324"/>
+            <w:tcW w:type="dxa" w:w="3180"/>
             <w:vAlign w:val="center"/>
             <w:tcMar>
               <w:top w:w="80" w:type="dxa"/>
@@ -3612,13 +3984,15 @@
           </w:tcPr>
           <w:p>
             <w:pPr>
-              <w:spacing w:after="0" w:before="0" w:line="240" w:lineRule="auto"/>
+              <w:spacing w:line="240" w:lineRule="auto" w:before="0" w:after="0"/>
               <w:ind w:firstLine="0"/>
             </w:pPr>
             <w:r>
               <w:rPr>
+                <w:rFonts w:ascii="Times New Roman" w:hAnsi="Times New Roman" w:eastAsia="Times New Roman"/>
                 <w:b w:val="0"/>
-                <w:sz w:val="18"/>
+                <w:i w:val="0"/>
+                <w:sz w:val="20"/>
               </w:rPr>
               <w:t>Объяснить проблему только личными качествами одного руководителя</w:t>
             </w:r>
@@ -3626,7 +4000,7 @@
         </w:tc>
         <w:tc>
           <w:tcPr>
-            <w:tcW w:type="dxa" w:w="3324"/>
+            <w:tcW w:type="dxa" w:w="1133"/>
             <w:vAlign w:val="center"/>
             <w:tcMar>
               <w:top w:w="80" w:type="dxa"/>
@@ -3637,14 +4011,15 @@
           </w:tcPr>
           <w:p>
             <w:pPr>
-              <w:spacing w:after="0" w:before="0" w:line="240" w:lineRule="auto"/>
+              <w:spacing w:line="240" w:lineRule="auto" w:before="0" w:after="0"/>
               <w:ind w:firstLine="0"/>
             </w:pPr>
             <w:r>
               <w:rPr>
+                <w:rFonts w:ascii="Times New Roman" w:hAnsi="Times New Roman" w:eastAsia="Times New Roman"/>
                 <w:b/>
                 <w:i w:val="0"/>
-                <w:sz w:val="18"/>
+                <w:sz w:val="20"/>
               </w:rPr>
               <w:t>Недостаточно</w:t>
             </w:r>
@@ -3652,7 +4027,7 @@
         </w:tc>
         <w:tc>
           <w:tcPr>
-            <w:tcW w:type="dxa" w:w="3324"/>
+            <w:tcW w:type="dxa" w:w="5042"/>
             <w:vAlign w:val="center"/>
             <w:tcMar>
               <w:top w:w="80" w:type="dxa"/>
@@ -3663,13 +4038,15 @@
           </w:tcPr>
           <w:p>
             <w:pPr>
-              <w:spacing w:after="0" w:before="0" w:line="240" w:lineRule="auto"/>
+              <w:spacing w:line="240" w:lineRule="auto" w:before="0" w:after="0"/>
               <w:ind w:firstLine="0"/>
             </w:pPr>
             <w:r>
               <w:rPr>
+                <w:rFonts w:ascii="Times New Roman" w:hAnsi="Times New Roman" w:eastAsia="Times New Roman"/>
                 <w:b w:val="0"/>
-                <w:sz w:val="18"/>
+                <w:i w:val="0"/>
+                <w:sz w:val="20"/>
               </w:rPr>
               <w:t>Нужна адресная управленческая реакция, но одновременно необходимо менять правила и показатели всей системы.</w:t>
             </w:r>
@@ -3677,9 +4054,12 @@
         </w:tc>
       </w:tr>
       <w:tr>
+        <w:trPr>
+          <w:cantSplit/>
+        </w:trPr>
         <w:tc>
           <w:tcPr>
-            <w:tcW w:type="dxa" w:w="3324"/>
+            <w:tcW w:type="dxa" w:w="3180"/>
             <w:vAlign w:val="center"/>
             <w:tcMar>
               <w:top w:w="80" w:type="dxa"/>
@@ -3690,13 +4070,15 @@
           </w:tcPr>
           <w:p>
             <w:pPr>
-              <w:spacing w:after="0" w:before="0" w:line="240" w:lineRule="auto"/>
+              <w:spacing w:line="240" w:lineRule="auto" w:before="0" w:after="0"/>
               <w:ind w:firstLine="0"/>
             </w:pPr>
             <w:r>
               <w:rPr>
+                <w:rFonts w:ascii="Times New Roman" w:hAnsi="Times New Roman" w:eastAsia="Times New Roman"/>
                 <w:b w:val="0"/>
-                <w:sz w:val="18"/>
+                <w:i w:val="0"/>
+                <w:sz w:val="20"/>
               </w:rPr>
               <w:t>Создать постоянную социологическую лабораторию</w:t>
             </w:r>
@@ -3704,7 +4086,7 @@
         </w:tc>
         <w:tc>
           <w:tcPr>
-            <w:tcW w:type="dxa" w:w="3324"/>
+            <w:tcW w:type="dxa" w:w="1133"/>
             <w:vAlign w:val="center"/>
             <w:tcMar>
               <w:top w:w="80" w:type="dxa"/>
@@ -3715,14 +4097,15 @@
           </w:tcPr>
           <w:p>
             <w:pPr>
-              <w:spacing w:after="0" w:before="0" w:line="240" w:lineRule="auto"/>
+              <w:spacing w:line="240" w:lineRule="auto" w:before="0" w:after="0"/>
               <w:ind w:firstLine="0"/>
             </w:pPr>
             <w:r>
               <w:rPr>
+                <w:rFonts w:ascii="Times New Roman" w:hAnsi="Times New Roman" w:eastAsia="Times New Roman"/>
                 <w:b/>
                 <w:i w:val="0"/>
-                <w:sz w:val="18"/>
+                <w:sz w:val="20"/>
               </w:rPr>
               <w:t>Перспективно при условиях</w:t>
             </w:r>
@@ -3730,7 +4113,7 @@
         </w:tc>
         <w:tc>
           <w:tcPr>
-            <w:tcW w:type="dxa" w:w="3324"/>
+            <w:tcW w:type="dxa" w:w="5042"/>
             <w:vAlign w:val="center"/>
             <w:tcMar>
               <w:top w:w="80" w:type="dxa"/>
@@ -3741,13 +4124,15 @@
           </w:tcPr>
           <w:p>
             <w:pPr>
-              <w:spacing w:after="0" w:before="0" w:line="240" w:lineRule="auto"/>
+              <w:spacing w:line="240" w:lineRule="auto" w:before="0" w:after="0"/>
               <w:ind w:firstLine="0"/>
             </w:pPr>
             <w:r>
               <w:rPr>
+                <w:rFonts w:ascii="Times New Roman" w:hAnsi="Times New Roman" w:eastAsia="Times New Roman"/>
                 <w:b w:val="0"/>
-                <w:sz w:val="18"/>
+                <w:i w:val="0"/>
+                <w:sz w:val="20"/>
               </w:rPr>
               <w:t>Решение создаёт регулярный контур диагностики. Оно полезно только при независимости анализа, защите работников и обязательной реакции руководства на результаты.</w:t>
             </w:r>
@@ -3757,7 +4142,7 @@
     </w:tbl>
     <w:p>
       <w:pPr>
-        <w:spacing w:after="0"/>
+        <w:spacing w:line="240" w:lineRule="auto" w:before="0" w:after="0"/>
       </w:pPr>
     </w:p>
     <w:p>
@@ -3769,22 +4154,25 @@
       </w:pPr>
       <w:r>
         <w:rPr>
-          <w:rFonts w:ascii="Times New Roman" w:hAnsi="Times New Roman"/>
+          <w:rFonts w:ascii="Times New Roman" w:hAnsi="Times New Roman" w:eastAsia="Times New Roman"/>
           <w:b/>
+          <w:sz w:val="28"/>
           <w:color w:val="1F4E79"/>
-          <w:sz w:val="28"/>
         </w:rPr>
         <w:t>7. Сопоставление альтернатив управленческого решения</w:t>
       </w:r>
     </w:p>
     <w:p>
       <w:pPr>
-        <w:spacing w:line="360" w:lineRule="auto" w:after="80" w:before="0"/>
+        <w:spacing w:line="360" w:lineRule="auto" w:before="0" w:after="80"/>
         <w:ind w:firstLine="709"/>
+        <w:jc w:val="both"/>
       </w:pPr>
       <w:r>
         <w:rPr>
+          <w:rFonts w:ascii="Times New Roman" w:hAnsi="Times New Roman" w:eastAsia="Times New Roman"/>
           <w:b w:val="0"/>
+          <w:i w:val="0"/>
           <w:sz w:val="28"/>
         </w:rPr>
         <w:t>Для выбора рассмотрены четыре возможных реакции предприятия. Баллы от 1 до 5 являются экспертной оценкой автора по содержанию фильма; они не выданы за фактические измерения завода.</w:t>
@@ -3792,11 +4180,13 @@
     </w:p>
     <w:p>
       <w:pPr>
-        <w:spacing w:line="360" w:lineRule="auto" w:after="80" w:before="0"/>
+        <w:spacing w:line="360" w:lineRule="auto" w:before="0" w:after="80"/>
         <w:ind w:firstLine="709"/>
+        <w:jc w:val="both"/>
       </w:pPr>
       <w:r>
         <w:rPr>
+          <w:rFonts w:ascii="Times New Roman" w:hAnsi="Times New Roman" w:eastAsia="Times New Roman"/>
           <w:b/>
           <w:i w:val="0"/>
           <w:sz w:val="28"/>
@@ -3805,10 +4195,12 @@
       </w:r>
       <w:r>
         <w:rPr>
+          <w:rFonts w:ascii="Times New Roman" w:hAnsi="Times New Roman" w:eastAsia="Times New Roman"/>
           <w:b w:val="0"/>
+          <w:i w:val="0"/>
           <w:sz w:val="28"/>
         </w:rPr>
-        <w:t xml:space="preserve"> сохранение и вовлечённость работников — 0,30; выявление корневых причин — 0,20; устойчивость решения — 0,10; выполнимость без срыва производства — 0,15; ресурсная реализуемость — 0,15; этическая безопасность и доверие к обратной связи — 0,10.</w:t>
+        <w:t xml:space="preserve"> сохранение и вовлечённость работников - 0,30; выявление корневых причин - 0,20; устойчивость решения - 0,10; выполнимость без срыва производства - 0,15; ресурсная реализуемость - 0,15; этическая безопасность и доверие к обратной связи - 0,10.</w:t>
       </w:r>
     </w:p>
     <w:tbl>
@@ -3818,20 +4210,22 @@
         <w:jc w:val="center"/>
         <w:tblLayout w:type="autofit"/>
         <w:tblLook w:firstColumn="1" w:firstRow="1" w:lastColumn="0" w:lastRow="0" w:noHBand="0" w:noVBand="1" w:val="04A0"/>
+        <w:tblLayout w:type="autofit"/>
       </w:tblPr>
       <w:tblGrid>
-        <w:gridCol w:w="2493"/>
-        <w:gridCol w:w="2493"/>
-        <w:gridCol w:w="2493"/>
-        <w:gridCol w:w="2493"/>
+        <w:gridCol w:w="4535"/>
+        <w:gridCol w:w="1985"/>
+        <w:gridCol w:w="734"/>
+        <w:gridCol w:w="2101"/>
       </w:tblGrid>
       <w:tr>
         <w:trPr>
+          <w:cantSplit/>
           <w:tblHeader w:val="true"/>
         </w:trPr>
         <w:tc>
           <w:tcPr>
-            <w:tcW w:type="dxa" w:w="2493"/>
+            <w:tcW w:type="dxa" w:w="4535"/>
             <w:vAlign w:val="center"/>
             <w:tcMar>
               <w:top w:w="80" w:type="dxa"/>
@@ -3843,13 +4237,15 @@
           </w:tcPr>
           <w:p>
             <w:pPr>
-              <w:spacing w:after="0" w:before="0" w:line="240" w:lineRule="auto"/>
+              <w:spacing w:line="240" w:lineRule="auto" w:before="0" w:after="0"/>
               <w:ind w:firstLine="0"/>
             </w:pPr>
             <w:r>
               <w:rPr>
+                <w:rFonts w:ascii="Times New Roman" w:hAnsi="Times New Roman" w:eastAsia="Times New Roman"/>
                 <w:b/>
-                <w:sz w:val="18"/>
+                <w:i w:val="0"/>
+                <w:sz w:val="20"/>
               </w:rPr>
               <w:t>Альтернатива</w:t>
             </w:r>
@@ -3857,7 +4253,7 @@
         </w:tc>
         <w:tc>
           <w:tcPr>
-            <w:tcW w:type="dxa" w:w="2493"/>
+            <w:tcW w:type="dxa" w:w="1985"/>
             <w:vAlign w:val="center"/>
             <w:tcMar>
               <w:top w:w="80" w:type="dxa"/>
@@ -3869,13 +4265,15 @@
           </w:tcPr>
           <w:p>
             <w:pPr>
-              <w:spacing w:after="0" w:before="0" w:line="240" w:lineRule="auto"/>
+              <w:spacing w:line="240" w:lineRule="auto" w:before="0" w:after="0"/>
               <w:ind w:firstLine="0"/>
             </w:pPr>
             <w:r>
               <w:rPr>
+                <w:rFonts w:ascii="Times New Roman" w:hAnsi="Times New Roman" w:eastAsia="Times New Roman"/>
                 <w:b/>
-                <w:sz w:val="18"/>
+                <w:i w:val="0"/>
+                <w:sz w:val="20"/>
               </w:rPr>
               <w:t>Оценки по критериям К1–К6*</w:t>
             </w:r>
@@ -3883,7 +4281,7 @@
         </w:tc>
         <w:tc>
           <w:tcPr>
-            <w:tcW w:type="dxa" w:w="2493"/>
+            <w:tcW w:type="dxa" w:w="734"/>
             <w:vAlign w:val="center"/>
             <w:tcMar>
               <w:top w:w="80" w:type="dxa"/>
@@ -3895,13 +4293,15 @@
           </w:tcPr>
           <w:p>
             <w:pPr>
-              <w:spacing w:after="0" w:before="0" w:line="240" w:lineRule="auto"/>
+              <w:spacing w:line="240" w:lineRule="auto" w:before="0" w:after="0"/>
               <w:ind w:firstLine="0"/>
             </w:pPr>
             <w:r>
               <w:rPr>
+                <w:rFonts w:ascii="Times New Roman" w:hAnsi="Times New Roman" w:eastAsia="Times New Roman"/>
                 <w:b/>
-                <w:sz w:val="18"/>
+                <w:i w:val="0"/>
+                <w:sz w:val="20"/>
               </w:rPr>
               <w:t>Итог</w:t>
             </w:r>
@@ -3909,7 +4309,7 @@
         </w:tc>
         <w:tc>
           <w:tcPr>
-            <w:tcW w:type="dxa" w:w="2493"/>
+            <w:tcW w:type="dxa" w:w="2101"/>
             <w:vAlign w:val="center"/>
             <w:tcMar>
               <w:top w:w="80" w:type="dxa"/>
@@ -3921,13 +4321,15 @@
           </w:tcPr>
           <w:p>
             <w:pPr>
-              <w:spacing w:after="0" w:before="0" w:line="240" w:lineRule="auto"/>
+              <w:spacing w:line="240" w:lineRule="auto" w:before="0" w:after="0"/>
               <w:ind w:firstLine="0"/>
             </w:pPr>
             <w:r>
               <w:rPr>
+                <w:rFonts w:ascii="Times New Roman" w:hAnsi="Times New Roman" w:eastAsia="Times New Roman"/>
                 <w:b/>
-                <w:sz w:val="18"/>
+                <w:i w:val="0"/>
+                <w:sz w:val="20"/>
               </w:rPr>
               <w:t>Решение</w:t>
             </w:r>
@@ -3935,9 +4337,12 @@
         </w:tc>
       </w:tr>
       <w:tr>
+        <w:trPr>
+          <w:cantSplit/>
+        </w:trPr>
         <w:tc>
           <w:tcPr>
-            <w:tcW w:type="dxa" w:w="2493"/>
+            <w:tcW w:type="dxa" w:w="4535"/>
             <w:vAlign w:val="center"/>
             <w:tcMar>
               <w:top w:w="80" w:type="dxa"/>
@@ -3948,13 +4353,15 @@
           </w:tcPr>
           <w:p>
             <w:pPr>
-              <w:spacing w:after="0" w:before="0" w:line="240" w:lineRule="auto"/>
+              <w:spacing w:line="240" w:lineRule="auto" w:before="0" w:after="0"/>
               <w:ind w:firstLine="0"/>
             </w:pPr>
             <w:r>
               <w:rPr>
+                <w:rFonts w:ascii="Times New Roman" w:hAnsi="Times New Roman" w:eastAsia="Times New Roman"/>
                 <w:b w:val="0"/>
-                <w:sz w:val="18"/>
+                <w:i w:val="0"/>
+                <w:sz w:val="20"/>
               </w:rPr>
               <w:t>А. Усилить контроль и требовательность к выполнению плана</w:t>
             </w:r>
@@ -3962,7 +4369,7 @@
         </w:tc>
         <w:tc>
           <w:tcPr>
-            <w:tcW w:type="dxa" w:w="2493"/>
+            <w:tcW w:type="dxa" w:w="1985"/>
             <w:vAlign w:val="center"/>
             <w:tcMar>
               <w:top w:w="80" w:type="dxa"/>
@@ -3973,13 +4380,15 @@
           </w:tcPr>
           <w:p>
             <w:pPr>
-              <w:spacing w:after="0" w:before="0" w:line="240" w:lineRule="auto"/>
+              <w:spacing w:line="240" w:lineRule="auto" w:before="0" w:after="0"/>
               <w:ind w:firstLine="0"/>
             </w:pPr>
             <w:r>
               <w:rPr>
+                <w:rFonts w:ascii="Times New Roman" w:hAnsi="Times New Roman" w:eastAsia="Times New Roman"/>
                 <w:b w:val="0"/>
-                <w:sz w:val="18"/>
+                <w:i w:val="0"/>
+                <w:sz w:val="20"/>
               </w:rPr>
               <w:t>1 / 1 / 1 / 4 / 4 / 1</w:t>
             </w:r>
@@ -3987,7 +4396,7 @@
         </w:tc>
         <w:tc>
           <w:tcPr>
-            <w:tcW w:type="dxa" w:w="2493"/>
+            <w:tcW w:type="dxa" w:w="734"/>
             <w:vAlign w:val="center"/>
             <w:tcMar>
               <w:top w:w="80" w:type="dxa"/>
@@ -3998,13 +4407,15 @@
           </w:tcPr>
           <w:p>
             <w:pPr>
-              <w:spacing w:after="0" w:before="0" w:line="240" w:lineRule="auto"/>
+              <w:spacing w:line="240" w:lineRule="auto" w:before="0" w:after="0"/>
               <w:ind w:firstLine="0"/>
             </w:pPr>
             <w:r>
               <w:rPr>
+                <w:rFonts w:ascii="Times New Roman" w:hAnsi="Times New Roman" w:eastAsia="Times New Roman"/>
                 <w:b w:val="0"/>
-                <w:sz w:val="18"/>
+                <w:i w:val="0"/>
+                <w:sz w:val="20"/>
               </w:rPr>
               <w:t>1,90</w:t>
             </w:r>
@@ -4012,7 +4423,7 @@
         </w:tc>
         <w:tc>
           <w:tcPr>
-            <w:tcW w:type="dxa" w:w="2493"/>
+            <w:tcW w:type="dxa" w:w="2101"/>
             <w:vAlign w:val="center"/>
             <w:tcMar>
               <w:top w:w="80" w:type="dxa"/>
@@ -4023,13 +4434,15 @@
           </w:tcPr>
           <w:p>
             <w:pPr>
-              <w:spacing w:after="0" w:before="0" w:line="240" w:lineRule="auto"/>
+              <w:spacing w:line="240" w:lineRule="auto" w:before="0" w:after="0"/>
               <w:ind w:firstLine="0"/>
             </w:pPr>
             <w:r>
               <w:rPr>
+                <w:rFonts w:ascii="Times New Roman" w:hAnsi="Times New Roman" w:eastAsia="Times New Roman"/>
                 <w:b w:val="0"/>
-                <w:sz w:val="18"/>
+                <w:i w:val="0"/>
+                <w:sz w:val="20"/>
               </w:rPr>
               <w:t>Отклонить</w:t>
             </w:r>
@@ -4037,9 +4450,12 @@
         </w:tc>
       </w:tr>
       <w:tr>
+        <w:trPr>
+          <w:cantSplit/>
+        </w:trPr>
         <w:tc>
           <w:tcPr>
-            <w:tcW w:type="dxa" w:w="2493"/>
+            <w:tcW w:type="dxa" w:w="4535"/>
             <w:vAlign w:val="center"/>
             <w:tcMar>
               <w:top w:w="80" w:type="dxa"/>
@@ -4050,13 +4466,15 @@
           </w:tcPr>
           <w:p>
             <w:pPr>
-              <w:spacing w:after="0" w:before="0" w:line="240" w:lineRule="auto"/>
+              <w:spacing w:line="240" w:lineRule="auto" w:before="0" w:after="0"/>
               <w:ind w:firstLine="0"/>
             </w:pPr>
             <w:r>
               <w:rPr>
+                <w:rFonts w:ascii="Times New Roman" w:hAnsi="Times New Roman" w:eastAsia="Times New Roman"/>
                 <w:b w:val="0"/>
-                <w:sz w:val="18"/>
+                <w:i w:val="0"/>
+                <w:sz w:val="20"/>
               </w:rPr>
               <w:t>Б. Заменить проблемного начальника, не меняя систему</w:t>
             </w:r>
@@ -4064,7 +4482,7 @@
         </w:tc>
         <w:tc>
           <w:tcPr>
-            <w:tcW w:type="dxa" w:w="2493"/>
+            <w:tcW w:type="dxa" w:w="1985"/>
             <w:vAlign w:val="center"/>
             <w:tcMar>
               <w:top w:w="80" w:type="dxa"/>
@@ -4075,13 +4493,15 @@
           </w:tcPr>
           <w:p>
             <w:pPr>
-              <w:spacing w:after="0" w:before="0" w:line="240" w:lineRule="auto"/>
+              <w:spacing w:line="240" w:lineRule="auto" w:before="0" w:after="0"/>
               <w:ind w:firstLine="0"/>
             </w:pPr>
             <w:r>
               <w:rPr>
+                <w:rFonts w:ascii="Times New Roman" w:hAnsi="Times New Roman" w:eastAsia="Times New Roman"/>
                 <w:b w:val="0"/>
-                <w:sz w:val="18"/>
+                <w:i w:val="0"/>
+                <w:sz w:val="20"/>
               </w:rPr>
               <w:t>3 / 3 / 2 / 4 / 4 / 2</w:t>
             </w:r>
@@ -4089,7 +4509,7 @@
         </w:tc>
         <w:tc>
           <w:tcPr>
-            <w:tcW w:type="dxa" w:w="2493"/>
+            <w:tcW w:type="dxa" w:w="734"/>
             <w:vAlign w:val="center"/>
             <w:tcMar>
               <w:top w:w="80" w:type="dxa"/>
@@ -4100,13 +4520,15 @@
           </w:tcPr>
           <w:p>
             <w:pPr>
-              <w:spacing w:after="0" w:before="0" w:line="240" w:lineRule="auto"/>
+              <w:spacing w:line="240" w:lineRule="auto" w:before="0" w:after="0"/>
               <w:ind w:firstLine="0"/>
             </w:pPr>
             <w:r>
               <w:rPr>
+                <w:rFonts w:ascii="Times New Roman" w:hAnsi="Times New Roman" w:eastAsia="Times New Roman"/>
                 <w:b w:val="0"/>
-                <w:sz w:val="18"/>
+                <w:i w:val="0"/>
+                <w:sz w:val="20"/>
               </w:rPr>
               <w:t>3,10</w:t>
             </w:r>
@@ -4114,7 +4536,7 @@
         </w:tc>
         <w:tc>
           <w:tcPr>
-            <w:tcW w:type="dxa" w:w="2493"/>
+            <w:tcW w:type="dxa" w:w="2101"/>
             <w:vAlign w:val="center"/>
             <w:tcMar>
               <w:top w:w="80" w:type="dxa"/>
@@ -4125,13 +4547,15 @@
           </w:tcPr>
           <w:p>
             <w:pPr>
-              <w:spacing w:after="0" w:before="0" w:line="240" w:lineRule="auto"/>
+              <w:spacing w:line="240" w:lineRule="auto" w:before="0" w:after="0"/>
               <w:ind w:firstLine="0"/>
             </w:pPr>
             <w:r>
               <w:rPr>
+                <w:rFonts w:ascii="Times New Roman" w:hAnsi="Times New Roman" w:eastAsia="Times New Roman"/>
                 <w:b w:val="0"/>
-                <w:sz w:val="18"/>
+                <w:i w:val="0"/>
+                <w:sz w:val="20"/>
               </w:rPr>
               <w:t>Частичная мера, недостаточна сама по себе</w:t>
             </w:r>
@@ -4139,9 +4563,12 @@
         </w:tc>
       </w:tr>
       <w:tr>
+        <w:trPr>
+          <w:cantSplit/>
+        </w:trPr>
         <w:tc>
           <w:tcPr>
-            <w:tcW w:type="dxa" w:w="2493"/>
+            <w:tcW w:type="dxa" w:w="4535"/>
             <w:vAlign w:val="center"/>
             <w:tcMar>
               <w:top w:w="80" w:type="dxa"/>
@@ -4152,13 +4579,15 @@
           </w:tcPr>
           <w:p>
             <w:pPr>
-              <w:spacing w:after="0" w:before="0" w:line="240" w:lineRule="auto"/>
+              <w:spacing w:line="240" w:lineRule="auto" w:before="0" w:after="0"/>
               <w:ind w:firstLine="0"/>
             </w:pPr>
             <w:r>
               <w:rPr>
+                <w:rFonts w:ascii="Times New Roman" w:hAnsi="Times New Roman" w:eastAsia="Times New Roman"/>
                 <w:b w:val="0"/>
-                <w:sz w:val="18"/>
+                <w:i w:val="0"/>
+                <w:sz w:val="20"/>
               </w:rPr>
               <w:t>В. Создать постоянный контур диагностики и развития руководителей; внедрить защищённую обратную связь</w:t>
             </w:r>
@@ -4166,7 +4595,7 @@
         </w:tc>
         <w:tc>
           <w:tcPr>
-            <w:tcW w:type="dxa" w:w="2493"/>
+            <w:tcW w:type="dxa" w:w="1985"/>
             <w:vAlign w:val="center"/>
             <w:tcMar>
               <w:top w:w="80" w:type="dxa"/>
@@ -4177,13 +4606,15 @@
           </w:tcPr>
           <w:p>
             <w:pPr>
-              <w:spacing w:after="0" w:before="0" w:line="240" w:lineRule="auto"/>
+              <w:spacing w:line="240" w:lineRule="auto" w:before="0" w:after="0"/>
               <w:ind w:firstLine="0"/>
             </w:pPr>
             <w:r>
               <w:rPr>
+                <w:rFonts w:ascii="Times New Roman" w:hAnsi="Times New Roman" w:eastAsia="Times New Roman"/>
                 <w:b w:val="0"/>
-                <w:sz w:val="18"/>
+                <w:i w:val="0"/>
+                <w:sz w:val="20"/>
               </w:rPr>
               <w:t>5 / 5 / 5 / 4 / 4 / 5</w:t>
             </w:r>
@@ -4191,7 +4622,7 @@
         </w:tc>
         <w:tc>
           <w:tcPr>
-            <w:tcW w:type="dxa" w:w="2493"/>
+            <w:tcW w:type="dxa" w:w="734"/>
             <w:vAlign w:val="center"/>
             <w:tcMar>
               <w:top w:w="80" w:type="dxa"/>
@@ -4202,14 +4633,15 @@
           </w:tcPr>
           <w:p>
             <w:pPr>
-              <w:spacing w:after="0" w:before="0" w:line="240" w:lineRule="auto"/>
+              <w:spacing w:line="240" w:lineRule="auto" w:before="0" w:after="0"/>
               <w:ind w:firstLine="0"/>
             </w:pPr>
             <w:r>
               <w:rPr>
+                <w:rFonts w:ascii="Times New Roman" w:hAnsi="Times New Roman" w:eastAsia="Times New Roman"/>
                 <w:b/>
                 <w:i w:val="0"/>
-                <w:sz w:val="18"/>
+                <w:sz w:val="20"/>
               </w:rPr>
               <w:t>4,70</w:t>
             </w:r>
@@ -4217,7 +4649,7 @@
         </w:tc>
         <w:tc>
           <w:tcPr>
-            <w:tcW w:type="dxa" w:w="2493"/>
+            <w:tcW w:type="dxa" w:w="2101"/>
             <w:vAlign w:val="center"/>
             <w:tcMar>
               <w:top w:w="80" w:type="dxa"/>
@@ -4228,14 +4660,15 @@
           </w:tcPr>
           <w:p>
             <w:pPr>
-              <w:spacing w:after="0" w:before="0" w:line="240" w:lineRule="auto"/>
+              <w:spacing w:line="240" w:lineRule="auto" w:before="0" w:after="0"/>
               <w:ind w:firstLine="0"/>
             </w:pPr>
             <w:r>
               <w:rPr>
+                <w:rFonts w:ascii="Times New Roman" w:hAnsi="Times New Roman" w:eastAsia="Times New Roman"/>
                 <w:b/>
                 <w:i w:val="0"/>
-                <w:sz w:val="18"/>
+                <w:sz w:val="20"/>
               </w:rPr>
               <w:t>Принять</w:t>
             </w:r>
@@ -4243,9 +4676,12 @@
         </w:tc>
       </w:tr>
       <w:tr>
+        <w:trPr>
+          <w:cantSplit/>
+        </w:trPr>
         <w:tc>
           <w:tcPr>
-            <w:tcW w:type="dxa" w:w="2493"/>
+            <w:tcW w:type="dxa" w:w="4535"/>
             <w:vAlign w:val="center"/>
             <w:tcMar>
               <w:top w:w="80" w:type="dxa"/>
@@ -4256,13 +4692,15 @@
           </w:tcPr>
           <w:p>
             <w:pPr>
-              <w:spacing w:after="0" w:before="0" w:line="240" w:lineRule="auto"/>
+              <w:spacing w:line="240" w:lineRule="auto" w:before="0" w:after="0"/>
               <w:ind w:firstLine="0"/>
             </w:pPr>
             <w:r>
               <w:rPr>
+                <w:rFonts w:ascii="Times New Roman" w:hAnsi="Times New Roman" w:eastAsia="Times New Roman"/>
                 <w:b w:val="0"/>
-                <w:sz w:val="18"/>
+                <w:i w:val="0"/>
+                <w:sz w:val="20"/>
               </w:rPr>
               <w:t>Г. Проводить редкие опросы без обязательной реакции руководства</w:t>
             </w:r>
@@ -4270,7 +4708,7 @@
         </w:tc>
         <w:tc>
           <w:tcPr>
-            <w:tcW w:type="dxa" w:w="2493"/>
+            <w:tcW w:type="dxa" w:w="1985"/>
             <w:vAlign w:val="center"/>
             <w:tcMar>
               <w:top w:w="80" w:type="dxa"/>
@@ -4281,13 +4719,15 @@
           </w:tcPr>
           <w:p>
             <w:pPr>
-              <w:spacing w:after="0" w:before="0" w:line="240" w:lineRule="auto"/>
+              <w:spacing w:line="240" w:lineRule="auto" w:before="0" w:after="0"/>
               <w:ind w:firstLine="0"/>
             </w:pPr>
             <w:r>
               <w:rPr>
+                <w:rFonts w:ascii="Times New Roman" w:hAnsi="Times New Roman" w:eastAsia="Times New Roman"/>
                 <w:b w:val="0"/>
-                <w:sz w:val="18"/>
+                <w:i w:val="0"/>
+                <w:sz w:val="20"/>
               </w:rPr>
               <w:t>2 / 2 / 1 / 5 / 5 / 3</w:t>
             </w:r>
@@ -4295,7 +4735,7 @@
         </w:tc>
         <w:tc>
           <w:tcPr>
-            <w:tcW w:type="dxa" w:w="2493"/>
+            <w:tcW w:type="dxa" w:w="734"/>
             <w:vAlign w:val="center"/>
             <w:tcMar>
               <w:top w:w="80" w:type="dxa"/>
@@ -4306,13 +4746,15 @@
           </w:tcPr>
           <w:p>
             <w:pPr>
-              <w:spacing w:after="0" w:before="0" w:line="240" w:lineRule="auto"/>
+              <w:spacing w:line="240" w:lineRule="auto" w:before="0" w:after="0"/>
               <w:ind w:firstLine="0"/>
             </w:pPr>
             <w:r>
               <w:rPr>
+                <w:rFonts w:ascii="Times New Roman" w:hAnsi="Times New Roman" w:eastAsia="Times New Roman"/>
                 <w:b w:val="0"/>
-                <w:sz w:val="18"/>
+                <w:i w:val="0"/>
+                <w:sz w:val="20"/>
               </w:rPr>
               <w:t>2,90</w:t>
             </w:r>
@@ -4320,7 +4762,7 @@
         </w:tc>
         <w:tc>
           <w:tcPr>
-            <w:tcW w:type="dxa" w:w="2493"/>
+            <w:tcW w:type="dxa" w:w="2101"/>
             <w:vAlign w:val="center"/>
             <w:tcMar>
               <w:top w:w="80" w:type="dxa"/>
@@ -4331,13 +4773,15 @@
           </w:tcPr>
           <w:p>
             <w:pPr>
-              <w:spacing w:after="0" w:before="0" w:line="240" w:lineRule="auto"/>
+              <w:spacing w:line="240" w:lineRule="auto" w:before="0" w:after="0"/>
               <w:ind w:firstLine="0"/>
             </w:pPr>
             <w:r>
               <w:rPr>
+                <w:rFonts w:ascii="Times New Roman" w:hAnsi="Times New Roman" w:eastAsia="Times New Roman"/>
                 <w:b w:val="0"/>
-                <w:sz w:val="18"/>
+                <w:i w:val="0"/>
+                <w:sz w:val="20"/>
               </w:rPr>
               <w:t>Отклонить как имитацию участия</w:t>
             </w:r>
@@ -4347,37 +4791,43 @@
     </w:tbl>
     <w:p>
       <w:pPr>
-        <w:spacing w:after="0"/>
+        <w:spacing w:line="240" w:lineRule="auto" w:before="0" w:after="0"/>
       </w:pPr>
     </w:p>
     <w:p>
       <w:pPr>
-        <w:spacing w:line="360" w:lineRule="auto" w:after="80" w:before="0"/>
+        <w:spacing w:line="360" w:lineRule="auto" w:before="0" w:after="80"/>
         <w:ind w:firstLine="709"/>
+        <w:jc w:val="both"/>
       </w:pPr>
       <w:r>
         <w:rPr>
+          <w:rFonts w:ascii="Times New Roman" w:hAnsi="Times New Roman" w:eastAsia="Times New Roman"/>
           <w:b w:val="0"/>
           <w:i/>
           <w:sz w:val="28"/>
         </w:rPr>
-        <w:t>Порядок оценок: К1 — сохранение и вовлечённость работников; К2 — выявление корневых причин; К3 — устойчивость; К4 — выполнимость без срыва производства; К5 — ресурсная реализуемость; К6 — этическая безопасность и доверие к обратной связи.</w:t>
+        <w:t>Порядок оценок: К1 - сохранение и вовлечённость работников; К2 - выявление корневых причин; К3 - устойчивость; К4 - выполнимость без срыва производства; К5 - ресурсная реализуемость; К6 - этическая безопасность и доверие к обратной связи.</w:t>
       </w:r>
     </w:p>
     <w:p>
       <w:pPr>
-        <w:spacing w:line="360" w:lineRule="auto" w:after="80" w:before="0"/>
+        <w:spacing w:line="360" w:lineRule="auto" w:before="0" w:after="80"/>
         <w:ind w:firstLine="709"/>
+        <w:jc w:val="both"/>
       </w:pPr>
       <w:r>
         <w:rPr>
+          <w:rFonts w:ascii="Times New Roman" w:hAnsi="Times New Roman" w:eastAsia="Times New Roman"/>
           <w:b w:val="0"/>
+          <w:i w:val="0"/>
           <w:sz w:val="28"/>
         </w:rPr>
         <w:t xml:space="preserve">Расчёт для выбранной альтернативы В: 5 × 0,30 + 5 × 0,20 + 5 × 0,10 + 4 × 0,15 + 4 × 0,15 + 5 × 0,10 = </w:t>
       </w:r>
       <w:r>
         <w:rPr>
+          <w:rFonts w:ascii="Times New Roman" w:hAnsi="Times New Roman" w:eastAsia="Times New Roman"/>
           <w:b/>
           <w:i w:val="0"/>
           <w:sz w:val="28"/>
@@ -4386,7 +4836,9 @@
       </w:r>
       <w:r>
         <w:rPr>
+          <w:rFonts w:ascii="Times New Roman" w:hAnsi="Times New Roman" w:eastAsia="Times New Roman"/>
           <w:b w:val="0"/>
+          <w:i w:val="0"/>
           <w:sz w:val="28"/>
         </w:rPr>
         <w:t>.</w:t>
@@ -4401,7 +4853,7 @@
       </w:pPr>
       <w:r>
         <w:rPr>
-          <w:rFonts w:ascii="Times New Roman" w:hAnsi="Times New Roman"/>
+          <w:rFonts w:ascii="Times New Roman" w:hAnsi="Times New Roman" w:eastAsia="Times New Roman"/>
           <w:b/>
           <w:sz w:val="26"/>
         </w:rPr>
@@ -4410,11 +4862,13 @@
     </w:p>
     <w:p>
       <w:pPr>
-        <w:spacing w:line="360" w:lineRule="auto" w:after="80" w:before="0"/>
+        <w:spacing w:line="360" w:lineRule="auto" w:before="0" w:after="80"/>
         <w:ind w:firstLine="709"/>
+        <w:jc w:val="both"/>
       </w:pPr>
       <w:r>
         <w:rPr>
+          <w:rFonts w:ascii="Times New Roman" w:hAnsi="Times New Roman" w:eastAsia="Times New Roman"/>
           <w:b/>
           <w:i w:val="0"/>
           <w:sz w:val="28"/>
@@ -4424,93 +4878,114 @@
     </w:p>
     <w:p>
       <w:pPr>
-        <w:pStyle w:val="ListNumber"/>
-        <w:spacing w:line="324" w:lineRule="auto" w:after="40"/>
+        <w:spacing w:line="360" w:lineRule="auto" w:before="0" w:after="80"/>
+        <w:ind w:left="709" w:hanging="369"/>
+        <w:jc w:val="both"/>
       </w:pPr>
       <w:r>
         <w:rPr>
+          <w:rFonts w:ascii="Times New Roman" w:hAnsi="Times New Roman" w:eastAsia="Times New Roman"/>
           <w:b w:val="0"/>
+          <w:i w:val="0"/>
           <w:sz w:val="28"/>
         </w:rPr>
-        <w:t>регулярно измерять текучесть, причины ухода, доверие к руководителю, нагрузку и трудовые барьеры по подразделениям;</w:t>
+        <w:t>1. регулярно измерять текучесть, причины ухода, доверие к руководителю, нагрузку и трудовые барьеры по подразделениям;</w:t>
       </w:r>
     </w:p>
     <w:p>
       <w:pPr>
-        <w:pStyle w:val="ListNumber"/>
-        <w:spacing w:line="324" w:lineRule="auto" w:after="40"/>
+        <w:spacing w:line="360" w:lineRule="auto" w:before="0" w:after="80"/>
+        <w:ind w:left="709" w:hanging="369"/>
+        <w:jc w:val="both"/>
       </w:pPr>
       <w:r>
         <w:rPr>
+          <w:rFonts w:ascii="Times New Roman" w:hAnsi="Times New Roman" w:eastAsia="Times New Roman"/>
           <w:b w:val="0"/>
+          <w:i w:val="0"/>
           <w:sz w:val="28"/>
         </w:rPr>
-        <w:t>гарантировать работникам анонимный и безопасный канал для обратной связи;</w:t>
+        <w:t>2. гарантировать работникам анонимный и безопасный канал для обратной связи;</w:t>
       </w:r>
     </w:p>
     <w:p>
       <w:pPr>
-        <w:pStyle w:val="ListNumber"/>
-        <w:spacing w:line="324" w:lineRule="auto" w:after="40"/>
+        <w:spacing w:line="360" w:lineRule="auto" w:before="0" w:after="80"/>
+        <w:ind w:left="709" w:hanging="369"/>
+        <w:jc w:val="both"/>
       </w:pPr>
       <w:r>
         <w:rPr>
+          <w:rFonts w:ascii="Times New Roman" w:hAnsi="Times New Roman" w:eastAsia="Times New Roman"/>
           <w:b w:val="0"/>
+          <w:i w:val="0"/>
           <w:sz w:val="28"/>
         </w:rPr>
-        <w:t>проводить разбор данных на уровне директора и руководителей без публичного поиска «виноватых» среди сотрудников;</w:t>
+        <w:t>3. проводить разбор данных на уровне директора и руководителей без публичного поиска «виноватых» среди сотрудников;</w:t>
       </w:r>
     </w:p>
     <w:p>
       <w:pPr>
-        <w:pStyle w:val="ListNumber"/>
-        <w:spacing w:line="324" w:lineRule="auto" w:after="40"/>
+        <w:spacing w:line="360" w:lineRule="auto" w:before="0" w:after="80"/>
+        <w:ind w:left="709" w:hanging="369"/>
+        <w:jc w:val="both"/>
       </w:pPr>
       <w:r>
         <w:rPr>
+          <w:rFonts w:ascii="Times New Roman" w:hAnsi="Times New Roman" w:eastAsia="Times New Roman"/>
           <w:b w:val="0"/>
+          <w:i w:val="0"/>
           <w:sz w:val="28"/>
         </w:rPr>
-        <w:t>вводить корректирующие действия: обучение руководителей обратной связи и разрешению конфликтов, пересмотр распределения работ, диалоговые встречи, поддержку мастеров;</w:t>
+        <w:t>4. вводить корректирующие действия: обучение руководителей обратной связи и разрешению конфликтов, пересмотр распределения работ, диалоговые встречи, поддержку мастеров;</w:t>
       </w:r>
     </w:p>
     <w:p>
       <w:pPr>
-        <w:pStyle w:val="ListNumber"/>
-        <w:spacing w:line="324" w:lineRule="auto" w:after="40"/>
+        <w:spacing w:line="360" w:lineRule="auto" w:before="0" w:after="80"/>
+        <w:ind w:left="709" w:hanging="369"/>
+        <w:jc w:val="both"/>
       </w:pPr>
       <w:r>
         <w:rPr>
+          <w:rFonts w:ascii="Times New Roman" w:hAnsi="Times New Roman" w:eastAsia="Times New Roman"/>
           <w:b w:val="0"/>
+          <w:i w:val="0"/>
           <w:sz w:val="28"/>
         </w:rPr>
-        <w:t>оценивать руководителей не только по выпуску, но и по удержанию ключевых работников, климату, безопасности и качеству коммуникации;</w:t>
+        <w:t>5. оценивать руководителей не только по выпуску, но и по удержанию ключевых работников, климату, безопасности и качеству коммуникации;</w:t>
       </w:r>
     </w:p>
     <w:p>
       <w:pPr>
-        <w:pStyle w:val="ListNumber"/>
-        <w:spacing w:line="324" w:lineRule="auto" w:after="40"/>
+        <w:spacing w:line="360" w:lineRule="auto" w:before="0" w:after="80"/>
+        <w:ind w:left="709" w:hanging="369"/>
+        <w:jc w:val="both"/>
       </w:pPr>
       <w:r>
         <w:rPr>
+          <w:rFonts w:ascii="Times New Roman" w:hAnsi="Times New Roman" w:eastAsia="Times New Roman"/>
           <w:b w:val="0"/>
+          <w:i w:val="0"/>
           <w:sz w:val="28"/>
         </w:rPr>
-        <w:t>повторно измерять эффект и публиковать для коллектива обезличенные результаты и принятые меры.</w:t>
+        <w:t>6. повторно измерять эффект и публиковать для коллектива обезличенные результаты и принятые меры.</w:t>
       </w:r>
     </w:p>
     <w:p>
       <w:pPr>
-        <w:spacing w:line="360" w:lineRule="auto" w:after="80" w:before="0"/>
+        <w:spacing w:line="360" w:lineRule="auto" w:before="0" w:after="80"/>
         <w:ind w:firstLine="709"/>
+        <w:jc w:val="both"/>
       </w:pPr>
       <w:r>
         <w:rPr>
+          <w:rFonts w:ascii="Times New Roman" w:hAnsi="Times New Roman" w:eastAsia="Times New Roman"/>
           <w:b w:val="0"/>
+          <w:i w:val="0"/>
           <w:sz w:val="28"/>
         </w:rPr>
-        <w:t>Это решение сохраняет сильную сторону финала фильма — признание необходимости постоянной социологической работы, — но делает её более управляемой: данные должны приводить к конкретному владельцу действия, сроку и проверке результата.</w:t>
+        <w:t>Это решение сохраняет сильную сторону финала фильма (признание необходимости постоянной социологической работы), но делает её более управляемой: данные должны приводить к конкретному владельцу действия, сроку и проверке результата.</w:t>
       </w:r>
     </w:p>
     <w:p>
@@ -4522,10 +4997,10 @@
       </w:pPr>
       <w:r>
         <w:rPr>
-          <w:rFonts w:ascii="Times New Roman" w:hAnsi="Times New Roman"/>
+          <w:rFonts w:ascii="Times New Roman" w:hAnsi="Times New Roman" w:eastAsia="Times New Roman"/>
           <w:b/>
+          <w:sz w:val="28"/>
           <w:color w:val="1F4E79"/>
-          <w:sz w:val="28"/>
         </w:rPr>
         <w:t>8. План внедрения и контроль результата</w:t>
       </w:r>
@@ -4537,21 +5012,23 @@
         <w:jc w:val="center"/>
         <w:tblLayout w:type="autofit"/>
         <w:tblLook w:firstColumn="1" w:firstRow="1" w:lastColumn="0" w:lastRow="0" w:noHBand="0" w:noVBand="1" w:val="04A0"/>
+        <w:tblLayout w:type="autofit"/>
       </w:tblPr>
       <w:tblGrid>
-        <w:gridCol w:w="1995"/>
-        <w:gridCol w:w="1995"/>
-        <w:gridCol w:w="1995"/>
-        <w:gridCol w:w="1995"/>
-        <w:gridCol w:w="1995"/>
+        <w:gridCol w:w="1035"/>
+        <w:gridCol w:w="985"/>
+        <w:gridCol w:w="2713"/>
+        <w:gridCol w:w="1560"/>
+        <w:gridCol w:w="3062"/>
       </w:tblGrid>
       <w:tr>
         <w:trPr>
+          <w:cantSplit/>
           <w:tblHeader w:val="true"/>
         </w:trPr>
         <w:tc>
           <w:tcPr>
-            <w:tcW w:type="dxa" w:w="1995"/>
+            <w:tcW w:type="dxa" w:w="1035"/>
             <w:vAlign w:val="center"/>
             <w:tcMar>
               <w:top w:w="80" w:type="dxa"/>
@@ -4563,13 +5040,15 @@
           </w:tcPr>
           <w:p>
             <w:pPr>
-              <w:spacing w:after="0" w:before="0" w:line="240" w:lineRule="auto"/>
+              <w:spacing w:line="240" w:lineRule="auto" w:before="0" w:after="0"/>
               <w:ind w:firstLine="0"/>
             </w:pPr>
             <w:r>
               <w:rPr>
+                <w:rFonts w:ascii="Times New Roman" w:hAnsi="Times New Roman" w:eastAsia="Times New Roman"/>
                 <w:b/>
-                <w:sz w:val="18"/>
+                <w:i w:val="0"/>
+                <w:sz w:val="20"/>
               </w:rPr>
               <w:t>Этап</w:t>
             </w:r>
@@ -4577,7 +5056,7 @@
         </w:tc>
         <w:tc>
           <w:tcPr>
-            <w:tcW w:type="dxa" w:w="1995"/>
+            <w:tcW w:type="dxa" w:w="985"/>
             <w:vAlign w:val="center"/>
             <w:tcMar>
               <w:top w:w="80" w:type="dxa"/>
@@ -4589,13 +5068,15 @@
           </w:tcPr>
           <w:p>
             <w:pPr>
-              <w:spacing w:after="0" w:before="0" w:line="240" w:lineRule="auto"/>
+              <w:spacing w:line="240" w:lineRule="auto" w:before="0" w:after="0"/>
               <w:ind w:firstLine="0"/>
             </w:pPr>
             <w:r>
               <w:rPr>
+                <w:rFonts w:ascii="Times New Roman" w:hAnsi="Times New Roman" w:eastAsia="Times New Roman"/>
                 <w:b/>
-                <w:sz w:val="18"/>
+                <w:i w:val="0"/>
+                <w:sz w:val="20"/>
               </w:rPr>
               <w:t>Срок</w:t>
             </w:r>
@@ -4603,7 +5084,7 @@
         </w:tc>
         <w:tc>
           <w:tcPr>
-            <w:tcW w:type="dxa" w:w="1995"/>
+            <w:tcW w:type="dxa" w:w="2713"/>
             <w:vAlign w:val="center"/>
             <w:tcMar>
               <w:top w:w="80" w:type="dxa"/>
@@ -4615,13 +5096,15 @@
           </w:tcPr>
           <w:p>
             <w:pPr>
-              <w:spacing w:after="0" w:before="0" w:line="240" w:lineRule="auto"/>
+              <w:spacing w:line="240" w:lineRule="auto" w:before="0" w:after="0"/>
               <w:ind w:firstLine="0"/>
             </w:pPr>
             <w:r>
               <w:rPr>
+                <w:rFonts w:ascii="Times New Roman" w:hAnsi="Times New Roman" w:eastAsia="Times New Roman"/>
                 <w:b/>
-                <w:sz w:val="18"/>
+                <w:i w:val="0"/>
+                <w:sz w:val="20"/>
               </w:rPr>
               <w:t>Результат</w:t>
             </w:r>
@@ -4629,7 +5112,7 @@
         </w:tc>
         <w:tc>
           <w:tcPr>
-            <w:tcW w:type="dxa" w:w="1995"/>
+            <w:tcW w:type="dxa" w:w="1560"/>
             <w:vAlign w:val="center"/>
             <w:tcMar>
               <w:top w:w="80" w:type="dxa"/>
@@ -4641,13 +5124,15 @@
           </w:tcPr>
           <w:p>
             <w:pPr>
-              <w:spacing w:after="0" w:before="0" w:line="240" w:lineRule="auto"/>
+              <w:spacing w:line="240" w:lineRule="auto" w:before="0" w:after="0"/>
               <w:ind w:firstLine="0"/>
             </w:pPr>
             <w:r>
               <w:rPr>
+                <w:rFonts w:ascii="Times New Roman" w:hAnsi="Times New Roman" w:eastAsia="Times New Roman"/>
                 <w:b/>
-                <w:sz w:val="18"/>
+                <w:i w:val="0"/>
+                <w:sz w:val="20"/>
               </w:rPr>
               <w:t>Ответственный</w:t>
             </w:r>
@@ -4655,7 +5140,7 @@
         </w:tc>
         <w:tc>
           <w:tcPr>
-            <w:tcW w:type="dxa" w:w="1995"/>
+            <w:tcW w:type="dxa" w:w="3062"/>
             <w:vAlign w:val="center"/>
             <w:tcMar>
               <w:top w:w="80" w:type="dxa"/>
@@ -4667,13 +5152,15 @@
           </w:tcPr>
           <w:p>
             <w:pPr>
-              <w:spacing w:after="0" w:before="0" w:line="240" w:lineRule="auto"/>
+              <w:spacing w:line="240" w:lineRule="auto" w:before="0" w:after="0"/>
               <w:ind w:firstLine="0"/>
             </w:pPr>
             <w:r>
               <w:rPr>
+                <w:rFonts w:ascii="Times New Roman" w:hAnsi="Times New Roman" w:eastAsia="Times New Roman"/>
                 <w:b/>
-                <w:sz w:val="18"/>
+                <w:i w:val="0"/>
+                <w:sz w:val="20"/>
               </w:rPr>
               <w:t>Контрольный признак</w:t>
             </w:r>
@@ -4681,9 +5168,12 @@
         </w:tc>
       </w:tr>
       <w:tr>
+        <w:trPr>
+          <w:cantSplit/>
+        </w:trPr>
         <w:tc>
           <w:tcPr>
-            <w:tcW w:type="dxa" w:w="1995"/>
+            <w:tcW w:type="dxa" w:w="1035"/>
             <w:vAlign w:val="center"/>
             <w:tcMar>
               <w:top w:w="80" w:type="dxa"/>
@@ -4694,13 +5184,15 @@
           </w:tcPr>
           <w:p>
             <w:pPr>
-              <w:spacing w:after="0" w:before="0" w:line="240" w:lineRule="auto"/>
+              <w:spacing w:line="240" w:lineRule="auto" w:before="0" w:after="0"/>
               <w:ind w:firstLine="0"/>
             </w:pPr>
             <w:r>
               <w:rPr>
+                <w:rFonts w:ascii="Times New Roman" w:hAnsi="Times New Roman" w:eastAsia="Times New Roman"/>
                 <w:b w:val="0"/>
-                <w:sz w:val="18"/>
+                <w:i w:val="0"/>
+                <w:sz w:val="20"/>
               </w:rPr>
               <w:t>1. Мандат и правила</w:t>
             </w:r>
@@ -4708,7 +5200,7 @@
         </w:tc>
         <w:tc>
           <w:tcPr>
-            <w:tcW w:type="dxa" w:w="1995"/>
+            <w:tcW w:type="dxa" w:w="985"/>
             <w:vAlign w:val="center"/>
             <w:tcMar>
               <w:top w:w="80" w:type="dxa"/>
@@ -4719,13 +5211,15 @@
           </w:tcPr>
           <w:p>
             <w:pPr>
-              <w:spacing w:after="0" w:before="0" w:line="240" w:lineRule="auto"/>
+              <w:spacing w:line="240" w:lineRule="auto" w:before="0" w:after="0"/>
               <w:ind w:firstLine="0"/>
             </w:pPr>
             <w:r>
               <w:rPr>
+                <w:rFonts w:ascii="Times New Roman" w:hAnsi="Times New Roman" w:eastAsia="Times New Roman"/>
                 <w:b w:val="0"/>
-                <w:sz w:val="18"/>
+                <w:i w:val="0"/>
+                <w:sz w:val="20"/>
               </w:rPr>
               <w:t>Первые 2 недели</w:t>
             </w:r>
@@ -4733,7 +5227,7 @@
         </w:tc>
         <w:tc>
           <w:tcPr>
-            <w:tcW w:type="dxa" w:w="1995"/>
+            <w:tcW w:type="dxa" w:w="2713"/>
             <w:vAlign w:val="center"/>
             <w:tcMar>
               <w:top w:w="80" w:type="dxa"/>
@@ -4744,13 +5238,15 @@
           </w:tcPr>
           <w:p>
             <w:pPr>
-              <w:spacing w:after="0" w:before="0" w:line="240" w:lineRule="auto"/>
+              <w:spacing w:line="240" w:lineRule="auto" w:before="0" w:after="0"/>
               <w:ind w:firstLine="0"/>
             </w:pPr>
             <w:r>
               <w:rPr>
+                <w:rFonts w:ascii="Times New Roman" w:hAnsi="Times New Roman" w:eastAsia="Times New Roman"/>
                 <w:b w:val="0"/>
-                <w:sz w:val="18"/>
+                <w:i w:val="0"/>
+                <w:sz w:val="20"/>
               </w:rPr>
               <w:t>Приказ о цели, независимости диагностики, защите данных и запрете репрессий за мнение</w:t>
             </w:r>
@@ -4758,7 +5254,7 @@
         </w:tc>
         <w:tc>
           <w:tcPr>
-            <w:tcW w:type="dxa" w:w="1995"/>
+            <w:tcW w:type="dxa" w:w="1560"/>
             <w:vAlign w:val="center"/>
             <w:tcMar>
               <w:top w:w="80" w:type="dxa"/>
@@ -4769,13 +5265,15 @@
           </w:tcPr>
           <w:p>
             <w:pPr>
-              <w:spacing w:after="0" w:before="0" w:line="240" w:lineRule="auto"/>
+              <w:spacing w:line="240" w:lineRule="auto" w:before="0" w:after="0"/>
               <w:ind w:firstLine="0"/>
             </w:pPr>
             <w:r>
               <w:rPr>
+                <w:rFonts w:ascii="Times New Roman" w:hAnsi="Times New Roman" w:eastAsia="Times New Roman"/>
                 <w:b w:val="0"/>
-                <w:sz w:val="18"/>
+                <w:i w:val="0"/>
+                <w:sz w:val="20"/>
               </w:rPr>
               <w:t>Директор</w:t>
             </w:r>
@@ -4783,7 +5281,7 @@
         </w:tc>
         <w:tc>
           <w:tcPr>
-            <w:tcW w:type="dxa" w:w="1995"/>
+            <w:tcW w:type="dxa" w:w="3062"/>
             <w:vAlign w:val="center"/>
             <w:tcMar>
               <w:top w:w="80" w:type="dxa"/>
@@ -4794,13 +5292,15 @@
           </w:tcPr>
           <w:p>
             <w:pPr>
-              <w:spacing w:after="0" w:before="0" w:line="240" w:lineRule="auto"/>
+              <w:spacing w:line="240" w:lineRule="auto" w:before="0" w:after="0"/>
               <w:ind w:firstLine="0"/>
             </w:pPr>
             <w:r>
               <w:rPr>
+                <w:rFonts w:ascii="Times New Roman" w:hAnsi="Times New Roman" w:eastAsia="Times New Roman"/>
                 <w:b w:val="0"/>
-                <w:sz w:val="18"/>
+                <w:i w:val="0"/>
+                <w:sz w:val="20"/>
               </w:rPr>
               <w:t>Правила доведены до всех подразделений; назначен владелец процесса</w:t>
             </w:r>
@@ -4808,9 +5308,12 @@
         </w:tc>
       </w:tr>
       <w:tr>
+        <w:trPr>
+          <w:cantSplit/>
+        </w:trPr>
         <w:tc>
           <w:tcPr>
-            <w:tcW w:type="dxa" w:w="1995"/>
+            <w:tcW w:type="dxa" w:w="1035"/>
             <w:vAlign w:val="center"/>
             <w:tcMar>
               <w:top w:w="80" w:type="dxa"/>
@@ -4821,13 +5324,15 @@
           </w:tcPr>
           <w:p>
             <w:pPr>
-              <w:spacing w:after="0" w:before="0" w:line="240" w:lineRule="auto"/>
+              <w:spacing w:line="240" w:lineRule="auto" w:before="0" w:after="0"/>
               <w:ind w:firstLine="0"/>
             </w:pPr>
             <w:r>
               <w:rPr>
+                <w:rFonts w:ascii="Times New Roman" w:hAnsi="Times New Roman" w:eastAsia="Times New Roman"/>
                 <w:b w:val="0"/>
-                <w:sz w:val="18"/>
+                <w:i w:val="0"/>
+                <w:sz w:val="20"/>
               </w:rPr>
               <w:t>2. Базовая диагностика</w:t>
             </w:r>
@@ -4835,7 +5340,7 @@
         </w:tc>
         <w:tc>
           <w:tcPr>
-            <w:tcW w:type="dxa" w:w="1995"/>
+            <w:tcW w:type="dxa" w:w="985"/>
             <w:vAlign w:val="center"/>
             <w:tcMar>
               <w:top w:w="80" w:type="dxa"/>
@@ -4846,13 +5351,15 @@
           </w:tcPr>
           <w:p>
             <w:pPr>
-              <w:spacing w:after="0" w:before="0" w:line="240" w:lineRule="auto"/>
+              <w:spacing w:line="240" w:lineRule="auto" w:before="0" w:after="0"/>
               <w:ind w:firstLine="0"/>
             </w:pPr>
             <w:r>
               <w:rPr>
+                <w:rFonts w:ascii="Times New Roman" w:hAnsi="Times New Roman" w:eastAsia="Times New Roman"/>
                 <w:b w:val="0"/>
-                <w:sz w:val="18"/>
+                <w:i w:val="0"/>
+                <w:sz w:val="20"/>
               </w:rPr>
               <w:t>3–6-я недели</w:t>
             </w:r>
@@ -4860,7 +5367,7 @@
         </w:tc>
         <w:tc>
           <w:tcPr>
-            <w:tcW w:type="dxa" w:w="1995"/>
+            <w:tcW w:type="dxa" w:w="2713"/>
             <w:vAlign w:val="center"/>
             <w:tcMar>
               <w:top w:w="80" w:type="dxa"/>
@@ -4871,13 +5378,15 @@
           </w:tcPr>
           <w:p>
             <w:pPr>
-              <w:spacing w:after="0" w:before="0" w:line="240" w:lineRule="auto"/>
+              <w:spacing w:line="240" w:lineRule="auto" w:before="0" w:after="0"/>
               <w:ind w:firstLine="0"/>
             </w:pPr>
             <w:r>
               <w:rPr>
+                <w:rFonts w:ascii="Times New Roman" w:hAnsi="Times New Roman" w:eastAsia="Times New Roman"/>
                 <w:b w:val="0"/>
-                <w:sz w:val="18"/>
+                <w:i w:val="0"/>
+                <w:sz w:val="20"/>
               </w:rPr>
               <w:t>Динамика увольнений, анонимный опрос, интервью, наблюдение в подразделениях риска</w:t>
             </w:r>
@@ -4885,7 +5394,7 @@
         </w:tc>
         <w:tc>
           <w:tcPr>
-            <w:tcW w:type="dxa" w:w="1995"/>
+            <w:tcW w:type="dxa" w:w="1560"/>
             <w:vAlign w:val="center"/>
             <w:tcMar>
               <w:top w:w="80" w:type="dxa"/>
@@ -4896,13 +5405,15 @@
           </w:tcPr>
           <w:p>
             <w:pPr>
-              <w:spacing w:after="0" w:before="0" w:line="240" w:lineRule="auto"/>
+              <w:spacing w:line="240" w:lineRule="auto" w:before="0" w:after="0"/>
               <w:ind w:firstLine="0"/>
             </w:pPr>
             <w:r>
               <w:rPr>
+                <w:rFonts w:ascii="Times New Roman" w:hAnsi="Times New Roman" w:eastAsia="Times New Roman"/>
                 <w:b w:val="0"/>
-                <w:sz w:val="18"/>
+                <w:i w:val="0"/>
+                <w:sz w:val="20"/>
               </w:rPr>
               <w:t>Руководитель лаборатории / HR-аналитик</w:t>
             </w:r>
@@ -4910,7 +5421,7 @@
         </w:tc>
         <w:tc>
           <w:tcPr>
-            <w:tcW w:type="dxa" w:w="1995"/>
+            <w:tcW w:type="dxa" w:w="3062"/>
             <w:vAlign w:val="center"/>
             <w:tcMar>
               <w:top w:w="80" w:type="dxa"/>
@@ -4921,13 +5432,15 @@
           </w:tcPr>
           <w:p>
             <w:pPr>
-              <w:spacing w:after="0" w:before="0" w:line="240" w:lineRule="auto"/>
+              <w:spacing w:line="240" w:lineRule="auto" w:before="0" w:after="0"/>
               <w:ind w:firstLine="0"/>
             </w:pPr>
             <w:r>
               <w:rPr>
+                <w:rFonts w:ascii="Times New Roman" w:hAnsi="Times New Roman" w:eastAsia="Times New Roman"/>
                 <w:b w:val="0"/>
-                <w:sz w:val="18"/>
+                <w:i w:val="0"/>
+                <w:sz w:val="20"/>
               </w:rPr>
               <w:t>Не менее 70% ответов в опросе; выводы подтверждены не менее чем двумя источниками данных</w:t>
             </w:r>
@@ -4935,9 +5448,12 @@
         </w:tc>
       </w:tr>
       <w:tr>
+        <w:trPr>
+          <w:cantSplit/>
+        </w:trPr>
         <w:tc>
           <w:tcPr>
-            <w:tcW w:type="dxa" w:w="1995"/>
+            <w:tcW w:type="dxa" w:w="1035"/>
             <w:vAlign w:val="center"/>
             <w:tcMar>
               <w:top w:w="80" w:type="dxa"/>
@@ -4948,13 +5464,15 @@
           </w:tcPr>
           <w:p>
             <w:pPr>
-              <w:spacing w:after="0" w:before="0" w:line="240" w:lineRule="auto"/>
+              <w:spacing w:line="240" w:lineRule="auto" w:before="0" w:after="0"/>
               <w:ind w:firstLine="0"/>
             </w:pPr>
             <w:r>
               <w:rPr>
+                <w:rFonts w:ascii="Times New Roman" w:hAnsi="Times New Roman" w:eastAsia="Times New Roman"/>
                 <w:b w:val="0"/>
-                <w:sz w:val="18"/>
+                <w:i w:val="0"/>
+                <w:sz w:val="20"/>
               </w:rPr>
               <w:t>3. Управленческий разбор</w:t>
             </w:r>
@@ -4962,7 +5480,7 @@
         </w:tc>
         <w:tc>
           <w:tcPr>
-            <w:tcW w:type="dxa" w:w="1995"/>
+            <w:tcW w:type="dxa" w:w="985"/>
             <w:vAlign w:val="center"/>
             <w:tcMar>
               <w:top w:w="80" w:type="dxa"/>
@@ -4973,13 +5491,15 @@
           </w:tcPr>
           <w:p>
             <w:pPr>
-              <w:spacing w:after="0" w:before="0" w:line="240" w:lineRule="auto"/>
+              <w:spacing w:line="240" w:lineRule="auto" w:before="0" w:after="0"/>
               <w:ind w:firstLine="0"/>
             </w:pPr>
             <w:r>
               <w:rPr>
+                <w:rFonts w:ascii="Times New Roman" w:hAnsi="Times New Roman" w:eastAsia="Times New Roman"/>
                 <w:b w:val="0"/>
-                <w:sz w:val="18"/>
+                <w:i w:val="0"/>
+                <w:sz w:val="20"/>
               </w:rPr>
               <w:t>7–8-я недели</w:t>
             </w:r>
@@ -4987,7 +5507,7 @@
         </w:tc>
         <w:tc>
           <w:tcPr>
-            <w:tcW w:type="dxa" w:w="1995"/>
+            <w:tcW w:type="dxa" w:w="2713"/>
             <w:vAlign w:val="center"/>
             <w:tcMar>
               <w:top w:w="80" w:type="dxa"/>
@@ -4998,13 +5518,15 @@
           </w:tcPr>
           <w:p>
             <w:pPr>
-              <w:spacing w:after="0" w:before="0" w:line="240" w:lineRule="auto"/>
+              <w:spacing w:line="240" w:lineRule="auto" w:before="0" w:after="0"/>
               <w:ind w:firstLine="0"/>
             </w:pPr>
             <w:r>
               <w:rPr>
+                <w:rFonts w:ascii="Times New Roman" w:hAnsi="Times New Roman" w:eastAsia="Times New Roman"/>
                 <w:b w:val="0"/>
-                <w:sz w:val="18"/>
+                <w:i w:val="0"/>
+                <w:sz w:val="20"/>
               </w:rPr>
               <w:t>Карта причин и план действий по каждому проблемному участку</w:t>
             </w:r>
@@ -5012,7 +5534,7 @@
         </w:tc>
         <w:tc>
           <w:tcPr>
-            <w:tcW w:type="dxa" w:w="1995"/>
+            <w:tcW w:type="dxa" w:w="1560"/>
             <w:vAlign w:val="center"/>
             <w:tcMar>
               <w:top w:w="80" w:type="dxa"/>
@@ -5023,13 +5545,15 @@
           </w:tcPr>
           <w:p>
             <w:pPr>
-              <w:spacing w:after="0" w:before="0" w:line="240" w:lineRule="auto"/>
+              <w:spacing w:line="240" w:lineRule="auto" w:before="0" w:after="0"/>
               <w:ind w:firstLine="0"/>
             </w:pPr>
             <w:r>
               <w:rPr>
+                <w:rFonts w:ascii="Times New Roman" w:hAnsi="Times New Roman" w:eastAsia="Times New Roman"/>
                 <w:b w:val="0"/>
-                <w:sz w:val="18"/>
+                <w:i w:val="0"/>
+                <w:sz w:val="20"/>
               </w:rPr>
               <w:t>Директор и линейные руководители</w:t>
             </w:r>
@@ -5037,7 +5561,7 @@
         </w:tc>
         <w:tc>
           <w:tcPr>
-            <w:tcW w:type="dxa" w:w="1995"/>
+            <w:tcW w:type="dxa" w:w="3062"/>
             <w:vAlign w:val="center"/>
             <w:tcMar>
               <w:top w:w="80" w:type="dxa"/>
@@ -5048,13 +5572,15 @@
           </w:tcPr>
           <w:p>
             <w:pPr>
-              <w:spacing w:after="0" w:before="0" w:line="240" w:lineRule="auto"/>
+              <w:spacing w:line="240" w:lineRule="auto" w:before="0" w:after="0"/>
               <w:ind w:firstLine="0"/>
             </w:pPr>
             <w:r>
               <w:rPr>
+                <w:rFonts w:ascii="Times New Roman" w:hAnsi="Times New Roman" w:eastAsia="Times New Roman"/>
                 <w:b w:val="0"/>
-                <w:sz w:val="18"/>
+                <w:i w:val="0"/>
+                <w:sz w:val="20"/>
               </w:rPr>
               <w:t>У каждой меры есть срок, ответственный и показатель; персональные ответы не раскрываются</w:t>
             </w:r>
@@ -5062,9 +5588,12 @@
         </w:tc>
       </w:tr>
       <w:tr>
+        <w:trPr>
+          <w:cantSplit/>
+        </w:trPr>
         <w:tc>
           <w:tcPr>
-            <w:tcW w:type="dxa" w:w="1995"/>
+            <w:tcW w:type="dxa" w:w="1035"/>
             <w:vAlign w:val="center"/>
             <w:tcMar>
               <w:top w:w="80" w:type="dxa"/>
@@ -5075,13 +5604,15 @@
           </w:tcPr>
           <w:p>
             <w:pPr>
-              <w:spacing w:after="0" w:before="0" w:line="240" w:lineRule="auto"/>
+              <w:spacing w:line="240" w:lineRule="auto" w:before="0" w:after="0"/>
               <w:ind w:firstLine="0"/>
             </w:pPr>
             <w:r>
               <w:rPr>
+                <w:rFonts w:ascii="Times New Roman" w:hAnsi="Times New Roman" w:eastAsia="Times New Roman"/>
                 <w:b w:val="0"/>
-                <w:sz w:val="18"/>
+                <w:i w:val="0"/>
+                <w:sz w:val="20"/>
               </w:rPr>
               <w:t>4. Корректирующие меры</w:t>
             </w:r>
@@ -5089,7 +5620,7 @@
         </w:tc>
         <w:tc>
           <w:tcPr>
-            <w:tcW w:type="dxa" w:w="1995"/>
+            <w:tcW w:type="dxa" w:w="985"/>
             <w:vAlign w:val="center"/>
             <w:tcMar>
               <w:top w:w="80" w:type="dxa"/>
@@ -5100,13 +5631,15 @@
           </w:tcPr>
           <w:p>
             <w:pPr>
-              <w:spacing w:after="0" w:before="0" w:line="240" w:lineRule="auto"/>
+              <w:spacing w:line="240" w:lineRule="auto" w:before="0" w:after="0"/>
               <w:ind w:firstLine="0"/>
             </w:pPr>
             <w:r>
               <w:rPr>
+                <w:rFonts w:ascii="Times New Roman" w:hAnsi="Times New Roman" w:eastAsia="Times New Roman"/>
                 <w:b w:val="0"/>
-                <w:sz w:val="18"/>
+                <w:i w:val="0"/>
+                <w:sz w:val="20"/>
               </w:rPr>
               <w:t>2–4-й месяцы</w:t>
             </w:r>
@@ -5114,7 +5647,7 @@
         </w:tc>
         <w:tc>
           <w:tcPr>
-            <w:tcW w:type="dxa" w:w="1995"/>
+            <w:tcW w:type="dxa" w:w="2713"/>
             <w:vAlign w:val="center"/>
             <w:tcMar>
               <w:top w:w="80" w:type="dxa"/>
@@ -5125,13 +5658,15 @@
           </w:tcPr>
           <w:p>
             <w:pPr>
-              <w:spacing w:after="0" w:before="0" w:line="240" w:lineRule="auto"/>
+              <w:spacing w:line="240" w:lineRule="auto" w:before="0" w:after="0"/>
               <w:ind w:firstLine="0"/>
             </w:pPr>
             <w:r>
               <w:rPr>
+                <w:rFonts w:ascii="Times New Roman" w:hAnsi="Times New Roman" w:eastAsia="Times New Roman"/>
                 <w:b w:val="0"/>
-                <w:sz w:val="18"/>
+                <w:i w:val="0"/>
+                <w:sz w:val="20"/>
               </w:rPr>
               <w:t>Обучение руководителей, регулярные встречи, устранение выявленных организационных барьеров</w:t>
             </w:r>
@@ -5139,7 +5674,7 @@
         </w:tc>
         <w:tc>
           <w:tcPr>
-            <w:tcW w:type="dxa" w:w="1995"/>
+            <w:tcW w:type="dxa" w:w="1560"/>
             <w:vAlign w:val="center"/>
             <w:tcMar>
               <w:top w:w="80" w:type="dxa"/>
@@ -5150,13 +5685,15 @@
           </w:tcPr>
           <w:p>
             <w:pPr>
-              <w:spacing w:after="0" w:before="0" w:line="240" w:lineRule="auto"/>
+              <w:spacing w:line="240" w:lineRule="auto" w:before="0" w:after="0"/>
               <w:ind w:firstLine="0"/>
             </w:pPr>
             <w:r>
               <w:rPr>
+                <w:rFonts w:ascii="Times New Roman" w:hAnsi="Times New Roman" w:eastAsia="Times New Roman"/>
                 <w:b w:val="0"/>
-                <w:sz w:val="18"/>
+                <w:i w:val="0"/>
+                <w:sz w:val="20"/>
               </w:rPr>
               <w:t>Начальники подразделений при поддержке HR</w:t>
             </w:r>
@@ -5164,7 +5701,7 @@
         </w:tc>
         <w:tc>
           <w:tcPr>
-            <w:tcW w:type="dxa" w:w="1995"/>
+            <w:tcW w:type="dxa" w:w="3062"/>
             <w:vAlign w:val="center"/>
             <w:tcMar>
               <w:top w:w="80" w:type="dxa"/>
@@ -5175,13 +5712,15 @@
           </w:tcPr>
           <w:p>
             <w:pPr>
-              <w:spacing w:after="0" w:before="0" w:line="240" w:lineRule="auto"/>
+              <w:spacing w:line="240" w:lineRule="auto" w:before="0" w:after="0"/>
               <w:ind w:firstLine="0"/>
             </w:pPr>
             <w:r>
               <w:rPr>
+                <w:rFonts w:ascii="Times New Roman" w:hAnsi="Times New Roman" w:eastAsia="Times New Roman"/>
                 <w:b w:val="0"/>
-                <w:sz w:val="18"/>
+                <w:i w:val="0"/>
+                <w:sz w:val="20"/>
               </w:rPr>
               <w:t>Выполнение мероприятий; фиксация решений по предложениям работников</w:t>
             </w:r>
@@ -5189,9 +5728,12 @@
         </w:tc>
       </w:tr>
       <w:tr>
+        <w:trPr>
+          <w:cantSplit/>
+        </w:trPr>
         <w:tc>
           <w:tcPr>
-            <w:tcW w:type="dxa" w:w="1995"/>
+            <w:tcW w:type="dxa" w:w="1035"/>
             <w:vAlign w:val="center"/>
             <w:tcMar>
               <w:top w:w="80" w:type="dxa"/>
@@ -5202,13 +5744,15 @@
           </w:tcPr>
           <w:p>
             <w:pPr>
-              <w:spacing w:after="0" w:before="0" w:line="240" w:lineRule="auto"/>
+              <w:spacing w:line="240" w:lineRule="auto" w:before="0" w:after="0"/>
               <w:ind w:firstLine="0"/>
             </w:pPr>
             <w:r>
               <w:rPr>
+                <w:rFonts w:ascii="Times New Roman" w:hAnsi="Times New Roman" w:eastAsia="Times New Roman"/>
                 <w:b w:val="0"/>
-                <w:sz w:val="18"/>
+                <w:i w:val="0"/>
+                <w:sz w:val="20"/>
               </w:rPr>
               <w:t>5. Проверка эффекта</w:t>
             </w:r>
@@ -5216,7 +5760,7 @@
         </w:tc>
         <w:tc>
           <w:tcPr>
-            <w:tcW w:type="dxa" w:w="1995"/>
+            <w:tcW w:type="dxa" w:w="985"/>
             <w:vAlign w:val="center"/>
             <w:tcMar>
               <w:top w:w="80" w:type="dxa"/>
@@ -5227,13 +5771,15 @@
           </w:tcPr>
           <w:p>
             <w:pPr>
-              <w:spacing w:after="0" w:before="0" w:line="240" w:lineRule="auto"/>
+              <w:spacing w:line="240" w:lineRule="auto" w:before="0" w:after="0"/>
               <w:ind w:firstLine="0"/>
             </w:pPr>
             <w:r>
               <w:rPr>
+                <w:rFonts w:ascii="Times New Roman" w:hAnsi="Times New Roman" w:eastAsia="Times New Roman"/>
                 <w:b w:val="0"/>
-                <w:sz w:val="18"/>
+                <w:i w:val="0"/>
+                <w:sz w:val="20"/>
               </w:rPr>
               <w:t>6-й месяц и далее ежеквартально</w:t>
             </w:r>
@@ -5241,7 +5787,7 @@
         </w:tc>
         <w:tc>
           <w:tcPr>
-            <w:tcW w:type="dxa" w:w="1995"/>
+            <w:tcW w:type="dxa" w:w="2713"/>
             <w:vAlign w:val="center"/>
             <w:tcMar>
               <w:top w:w="80" w:type="dxa"/>
@@ -5252,13 +5798,15 @@
           </w:tcPr>
           <w:p>
             <w:pPr>
-              <w:spacing w:after="0" w:before="0" w:line="240" w:lineRule="auto"/>
+              <w:spacing w:line="240" w:lineRule="auto" w:before="0" w:after="0"/>
               <w:ind w:firstLine="0"/>
             </w:pPr>
             <w:r>
               <w:rPr>
+                <w:rFonts w:ascii="Times New Roman" w:hAnsi="Times New Roman" w:eastAsia="Times New Roman"/>
                 <w:b w:val="0"/>
-                <w:sz w:val="18"/>
+                <w:i w:val="0"/>
+                <w:sz w:val="20"/>
               </w:rPr>
               <w:t>Сравнение с базовой линией, решение о продолжении или корректировке</w:t>
             </w:r>
@@ -5266,7 +5814,7 @@
         </w:tc>
         <w:tc>
           <w:tcPr>
-            <w:tcW w:type="dxa" w:w="1995"/>
+            <w:tcW w:type="dxa" w:w="1560"/>
             <w:vAlign w:val="center"/>
             <w:tcMar>
               <w:top w:w="80" w:type="dxa"/>
@@ -5277,13 +5825,15 @@
           </w:tcPr>
           <w:p>
             <w:pPr>
-              <w:spacing w:after="0" w:before="0" w:line="240" w:lineRule="auto"/>
+              <w:spacing w:line="240" w:lineRule="auto" w:before="0" w:after="0"/>
               <w:ind w:firstLine="0"/>
             </w:pPr>
             <w:r>
               <w:rPr>
+                <w:rFonts w:ascii="Times New Roman" w:hAnsi="Times New Roman" w:eastAsia="Times New Roman"/>
                 <w:b w:val="0"/>
-                <w:sz w:val="18"/>
+                <w:i w:val="0"/>
+                <w:sz w:val="20"/>
               </w:rPr>
               <w:t>Директор, лаборатория, представители работников</w:t>
             </w:r>
@@ -5291,7 +5841,7 @@
         </w:tc>
         <w:tc>
           <w:tcPr>
-            <w:tcW w:type="dxa" w:w="1995"/>
+            <w:tcW w:type="dxa" w:w="3062"/>
             <w:vAlign w:val="center"/>
             <w:tcMar>
               <w:top w:w="80" w:type="dxa"/>
@@ -5302,15 +5852,17 @@
           </w:tcPr>
           <w:p>
             <w:pPr>
-              <w:spacing w:after="0" w:before="0" w:line="240" w:lineRule="auto"/>
+              <w:spacing w:line="240" w:lineRule="auto" w:before="0" w:after="0"/>
               <w:ind w:firstLine="0"/>
             </w:pPr>
             <w:r>
               <w:rPr>
+                <w:rFonts w:ascii="Times New Roman" w:hAnsi="Times New Roman" w:eastAsia="Times New Roman"/>
                 <w:b w:val="0"/>
-                <w:sz w:val="18"/>
+                <w:i w:val="0"/>
+                <w:sz w:val="20"/>
               </w:rPr>
-              <w:t>Снижение нежелательной текучести и улучшение индикаторов доверия; если эффекта нет — анализ причин и пересмотр мер</w:t>
+              <w:t>Снижение нежелательной текучести и улучшение индикаторов доверия; если эффекта нет - анализ причин и пересмотр мер</w:t>
             </w:r>
           </w:p>
         </w:tc>
@@ -5318,7 +5870,7 @@
     </w:tbl>
     <w:p>
       <w:pPr>
-        <w:spacing w:after="0"/>
+        <w:spacing w:line="240" w:lineRule="auto" w:before="0" w:after="0"/>
       </w:pPr>
     </w:p>
     <w:p>
@@ -5330,7 +5882,7 @@
       </w:pPr>
       <w:r>
         <w:rPr>
-          <w:rFonts w:ascii="Times New Roman" w:hAnsi="Times New Roman"/>
+          <w:rFonts w:ascii="Times New Roman" w:hAnsi="Times New Roman" w:eastAsia="Times New Roman"/>
           <w:b/>
           <w:sz w:val="26"/>
         </w:rPr>
@@ -5339,12 +5891,15 @@
     </w:p>
     <w:p>
       <w:pPr>
-        <w:spacing w:line="360" w:lineRule="auto" w:after="80" w:before="0"/>
+        <w:spacing w:line="360" w:lineRule="auto" w:before="0" w:after="80"/>
         <w:ind w:firstLine="709"/>
+        <w:jc w:val="both"/>
       </w:pPr>
       <w:r>
         <w:rPr>
+          <w:rFonts w:ascii="Times New Roman" w:hAnsi="Times New Roman" w:eastAsia="Times New Roman"/>
           <w:b w:val="0"/>
+          <w:i w:val="0"/>
           <w:sz w:val="28"/>
         </w:rPr>
         <w:t>До установления целевых чисел необходимо зафиксировать исходную линию. Иначе можно объявить успехом любое удобное изменение. Для предприятия целесообразны следующие показатели:</w:t>
@@ -5352,102 +5907,125 @@
     </w:p>
     <w:p>
       <w:pPr>
-        <w:pStyle w:val="ListBullet"/>
-        <w:spacing w:line="324" w:lineRule="auto" w:after="40"/>
+        <w:spacing w:line="360" w:lineRule="auto" w:before="0" w:after="80"/>
+        <w:ind w:left="709" w:hanging="312"/>
+        <w:jc w:val="both"/>
       </w:pPr>
       <w:r>
         <w:rPr>
+          <w:rFonts w:ascii="Times New Roman" w:hAnsi="Times New Roman" w:eastAsia="Times New Roman"/>
           <w:b w:val="0"/>
+          <w:i w:val="0"/>
           <w:sz w:val="28"/>
         </w:rPr>
-        <w:t>добровольная текучесть по подразделениям, профессиям и стажу;</w:t>
+        <w:t>• добровольная текучесть по подразделениям, профессиям и стажу;</w:t>
       </w:r>
     </w:p>
     <w:p>
       <w:pPr>
-        <w:pStyle w:val="ListBullet"/>
-        <w:spacing w:line="324" w:lineRule="auto" w:after="40"/>
+        <w:spacing w:line="360" w:lineRule="auto" w:before="0" w:after="80"/>
+        <w:ind w:left="709" w:hanging="312"/>
+        <w:jc w:val="both"/>
       </w:pPr>
       <w:r>
         <w:rPr>
+          <w:rFonts w:ascii="Times New Roman" w:hAnsi="Times New Roman" w:eastAsia="Times New Roman"/>
           <w:b w:val="0"/>
+          <w:i w:val="0"/>
           <w:sz w:val="28"/>
         </w:rPr>
-        <w:t>доля увольняющихся работников, которым предложено конфиденциальное exit-интервью;</w:t>
+        <w:t>• доля увольняющихся работников, которым предложено конфиденциальное exit-интервью;</w:t>
       </w:r>
     </w:p>
     <w:p>
       <w:pPr>
-        <w:pStyle w:val="ListBullet"/>
-        <w:spacing w:line="324" w:lineRule="auto" w:after="40"/>
+        <w:spacing w:line="360" w:lineRule="auto" w:before="0" w:after="80"/>
+        <w:ind w:left="709" w:hanging="312"/>
+        <w:jc w:val="both"/>
       </w:pPr>
       <w:r>
         <w:rPr>
+          <w:rFonts w:ascii="Times New Roman" w:hAnsi="Times New Roman" w:eastAsia="Times New Roman"/>
           <w:b w:val="0"/>
+          <w:i w:val="0"/>
           <w:sz w:val="28"/>
         </w:rPr>
-        <w:t>причины ухода в обезличенной группировке, а не в виде одиночных «характеристик»;</w:t>
+        <w:t>• причины ухода в обезличенной группировке, а не в виде одиночных «характеристик»;</w:t>
       </w:r>
     </w:p>
     <w:p>
       <w:pPr>
-        <w:pStyle w:val="ListBullet"/>
-        <w:spacing w:line="324" w:lineRule="auto" w:after="40"/>
+        <w:spacing w:line="360" w:lineRule="auto" w:before="0" w:after="80"/>
+        <w:ind w:left="709" w:hanging="312"/>
+        <w:jc w:val="both"/>
       </w:pPr>
       <w:r>
         <w:rPr>
+          <w:rFonts w:ascii="Times New Roman" w:hAnsi="Times New Roman" w:eastAsia="Times New Roman"/>
           <w:b w:val="0"/>
+          <w:i w:val="0"/>
           <w:sz w:val="28"/>
         </w:rPr>
-        <w:t>индекс доверия к непосредственному руководителю и психологической безопасности высказывания;</w:t>
+        <w:t>• индекс доверия к непосредственному руководителю и психологической безопасности высказывания;</w:t>
       </w:r>
     </w:p>
     <w:p>
       <w:pPr>
-        <w:pStyle w:val="ListBullet"/>
-        <w:spacing w:line="324" w:lineRule="auto" w:after="40"/>
+        <w:spacing w:line="360" w:lineRule="auto" w:before="0" w:after="80"/>
+        <w:ind w:left="709" w:hanging="312"/>
+        <w:jc w:val="both"/>
       </w:pPr>
       <w:r>
         <w:rPr>
+          <w:rFonts w:ascii="Times New Roman" w:hAnsi="Times New Roman" w:eastAsia="Times New Roman"/>
           <w:b w:val="0"/>
+          <w:i w:val="0"/>
           <w:sz w:val="28"/>
         </w:rPr>
-        <w:t>доля предложений работников, на которые дан понятный ответ в согласованный срок;</w:t>
+        <w:t>• доля предложений работников, на которые дан понятный ответ в согласованный срок;</w:t>
       </w:r>
     </w:p>
     <w:p>
       <w:pPr>
-        <w:pStyle w:val="ListBullet"/>
-        <w:spacing w:line="324" w:lineRule="auto" w:after="40"/>
+        <w:spacing w:line="360" w:lineRule="auto" w:before="0" w:after="80"/>
+        <w:ind w:left="709" w:hanging="312"/>
+        <w:jc w:val="both"/>
       </w:pPr>
       <w:r>
         <w:rPr>
+          <w:rFonts w:ascii="Times New Roman" w:hAnsi="Times New Roman" w:eastAsia="Times New Roman"/>
           <w:b w:val="0"/>
+          <w:i w:val="0"/>
           <w:sz w:val="28"/>
         </w:rPr>
-        <w:t>отсутствие, опоздания, производственный брак и инциденты — только как дополнительные индикаторы, а не как повод обвинить человека;</w:t>
+        <w:t>• отсутствие, опоздания, производственный брак и инциденты: только как дополнительные индикаторы, а не как повод обвинить человека;</w:t>
       </w:r>
     </w:p>
     <w:p>
       <w:pPr>
-        <w:pStyle w:val="ListBullet"/>
-        <w:spacing w:line="324" w:lineRule="auto" w:after="40"/>
+        <w:spacing w:line="360" w:lineRule="auto" w:before="0" w:after="80"/>
+        <w:ind w:left="709" w:hanging="312"/>
+        <w:jc w:val="both"/>
       </w:pPr>
       <w:r>
         <w:rPr>
+          <w:rFonts w:ascii="Times New Roman" w:hAnsi="Times New Roman" w:eastAsia="Times New Roman"/>
           <w:b w:val="0"/>
+          <w:i w:val="0"/>
           <w:sz w:val="28"/>
         </w:rPr>
-        <w:t>доля руководителей, прошедших обучение и применяющих регулярную обратную связь.</w:t>
+        <w:t>• доля руководителей, прошедших обучение и применяющих регулярную обратную связь.</w:t>
       </w:r>
     </w:p>
     <w:p>
       <w:pPr>
-        <w:spacing w:line="360" w:lineRule="auto" w:after="80" w:before="0"/>
+        <w:spacing w:line="360" w:lineRule="auto" w:before="0" w:after="80"/>
         <w:ind w:firstLine="709"/>
+        <w:jc w:val="both"/>
       </w:pPr>
       <w:r>
         <w:rPr>
+          <w:rFonts w:ascii="Times New Roman" w:hAnsi="Times New Roman" w:eastAsia="Times New Roman"/>
           <w:b/>
           <w:i w:val="0"/>
           <w:sz w:val="28"/>
@@ -5456,7 +6034,9 @@
       </w:r>
       <w:r>
         <w:rPr>
+          <w:rFonts w:ascii="Times New Roman" w:hAnsi="Times New Roman" w:eastAsia="Times New Roman"/>
           <w:b w:val="0"/>
+          <w:i w:val="0"/>
           <w:sz w:val="28"/>
         </w:rPr>
         <w:t xml:space="preserve"> использовать индивидуальные ответы анкеты для оценки лояльности или наказания работника. Это мгновенно разрушит достоверность данных и усугубит проблему, ради которой анализ был начат.</w:t>
@@ -5471,10 +6051,10 @@
       </w:pPr>
       <w:r>
         <w:rPr>
-          <w:rFonts w:ascii="Times New Roman" w:hAnsi="Times New Roman"/>
+          <w:rFonts w:ascii="Times New Roman" w:hAnsi="Times New Roman" w:eastAsia="Times New Roman"/>
           <w:b/>
+          <w:sz w:val="28"/>
           <w:color w:val="1F4E79"/>
-          <w:sz w:val="28"/>
         </w:rPr>
         <w:t>9. Риски, ограничения и этические требования</w:t>
       </w:r>
@@ -5486,19 +6066,21 @@
         <w:jc w:val="center"/>
         <w:tblLayout w:type="autofit"/>
         <w:tblLook w:firstColumn="1" w:firstRow="1" w:lastColumn="0" w:lastRow="0" w:noHBand="0" w:noVBand="1" w:val="04A0"/>
+        <w:tblLayout w:type="autofit"/>
       </w:tblPr>
       <w:tblGrid>
-        <w:gridCol w:w="3324"/>
-        <w:gridCol w:w="3324"/>
-        <w:gridCol w:w="3324"/>
+        <w:gridCol w:w="1904"/>
+        <w:gridCol w:w="3013"/>
+        <w:gridCol w:w="4438"/>
       </w:tblGrid>
       <w:tr>
         <w:trPr>
+          <w:cantSplit/>
           <w:tblHeader w:val="true"/>
         </w:trPr>
         <w:tc>
           <w:tcPr>
-            <w:tcW w:type="dxa" w:w="3324"/>
+            <w:tcW w:type="dxa" w:w="1904"/>
             <w:vAlign w:val="center"/>
             <w:tcMar>
               <w:top w:w="80" w:type="dxa"/>
@@ -5510,13 +6092,15 @@
           </w:tcPr>
           <w:p>
             <w:pPr>
-              <w:spacing w:after="0" w:before="0" w:line="240" w:lineRule="auto"/>
+              <w:spacing w:line="240" w:lineRule="auto" w:before="0" w:after="0"/>
               <w:ind w:firstLine="0"/>
             </w:pPr>
             <w:r>
               <w:rPr>
+                <w:rFonts w:ascii="Times New Roman" w:hAnsi="Times New Roman" w:eastAsia="Times New Roman"/>
                 <w:b/>
-                <w:sz w:val="18"/>
+                <w:i w:val="0"/>
+                <w:sz w:val="20"/>
               </w:rPr>
               <w:t>Риск</w:t>
             </w:r>
@@ -5524,7 +6108,7 @@
         </w:tc>
         <w:tc>
           <w:tcPr>
-            <w:tcW w:type="dxa" w:w="3324"/>
+            <w:tcW w:type="dxa" w:w="3013"/>
             <w:vAlign w:val="center"/>
             <w:tcMar>
               <w:top w:w="80" w:type="dxa"/>
@@ -5536,13 +6120,15 @@
           </w:tcPr>
           <w:p>
             <w:pPr>
-              <w:spacing w:after="0" w:before="0" w:line="240" w:lineRule="auto"/>
+              <w:spacing w:line="240" w:lineRule="auto" w:before="0" w:after="0"/>
               <w:ind w:firstLine="0"/>
             </w:pPr>
             <w:r>
               <w:rPr>
+                <w:rFonts w:ascii="Times New Roman" w:hAnsi="Times New Roman" w:eastAsia="Times New Roman"/>
                 <w:b/>
-                <w:sz w:val="18"/>
+                <w:i w:val="0"/>
+                <w:sz w:val="20"/>
               </w:rPr>
               <w:t>Почему возможен</w:t>
             </w:r>
@@ -5550,7 +6136,7 @@
         </w:tc>
         <w:tc>
           <w:tcPr>
-            <w:tcW w:type="dxa" w:w="3324"/>
+            <w:tcW w:type="dxa" w:w="4438"/>
             <w:vAlign w:val="center"/>
             <w:tcMar>
               <w:top w:w="80" w:type="dxa"/>
@@ -5562,13 +6148,15 @@
           </w:tcPr>
           <w:p>
             <w:pPr>
-              <w:spacing w:after="0" w:before="0" w:line="240" w:lineRule="auto"/>
+              <w:spacing w:line="240" w:lineRule="auto" w:before="0" w:after="0"/>
               <w:ind w:firstLine="0"/>
             </w:pPr>
             <w:r>
               <w:rPr>
+                <w:rFonts w:ascii="Times New Roman" w:hAnsi="Times New Roman" w:eastAsia="Times New Roman"/>
                 <w:b/>
-                <w:sz w:val="18"/>
+                <w:i w:val="0"/>
+                <w:sz w:val="20"/>
               </w:rPr>
               <w:t>Профилактика / реакция</w:t>
             </w:r>
@@ -5576,9 +6164,12 @@
         </w:tc>
       </w:tr>
       <w:tr>
+        <w:trPr>
+          <w:cantSplit/>
+        </w:trPr>
         <w:tc>
           <w:tcPr>
-            <w:tcW w:type="dxa" w:w="3324"/>
+            <w:tcW w:type="dxa" w:w="1904"/>
             <w:vAlign w:val="center"/>
             <w:tcMar>
               <w:top w:w="80" w:type="dxa"/>
@@ -5589,13 +6180,15 @@
           </w:tcPr>
           <w:p>
             <w:pPr>
-              <w:spacing w:after="0" w:before="0" w:line="240" w:lineRule="auto"/>
+              <w:spacing w:line="240" w:lineRule="auto" w:before="0" w:after="0"/>
               <w:ind w:firstLine="0"/>
             </w:pPr>
             <w:r>
               <w:rPr>
+                <w:rFonts w:ascii="Times New Roman" w:hAnsi="Times New Roman" w:eastAsia="Times New Roman"/>
                 <w:b w:val="0"/>
-                <w:sz w:val="18"/>
+                <w:i w:val="0"/>
+                <w:sz w:val="20"/>
               </w:rPr>
               <w:t>Недоверие работников к исследованию</w:t>
             </w:r>
@@ -5603,7 +6196,7 @@
         </w:tc>
         <w:tc>
           <w:tcPr>
-            <w:tcW w:type="dxa" w:w="3324"/>
+            <w:tcW w:type="dxa" w:w="3013"/>
             <w:vAlign w:val="center"/>
             <w:tcMar>
               <w:top w:w="80" w:type="dxa"/>
@@ -5614,13 +6207,15 @@
           </w:tcPr>
           <w:p>
             <w:pPr>
-              <w:spacing w:after="0" w:before="0" w:line="240" w:lineRule="auto"/>
+              <w:spacing w:line="240" w:lineRule="auto" w:before="0" w:after="0"/>
               <w:ind w:firstLine="0"/>
             </w:pPr>
             <w:r>
               <w:rPr>
+                <w:rFonts w:ascii="Times New Roman" w:hAnsi="Times New Roman" w:eastAsia="Times New Roman"/>
                 <w:b w:val="0"/>
-                <w:sz w:val="18"/>
+                <w:i w:val="0"/>
+                <w:sz w:val="20"/>
               </w:rPr>
               <w:t>Сотрудники опасаются, что мнение попадёт начальнику</w:t>
             </w:r>
@@ -5628,7 +6223,7 @@
         </w:tc>
         <w:tc>
           <w:tcPr>
-            <w:tcW w:type="dxa" w:w="3324"/>
+            <w:tcW w:type="dxa" w:w="4438"/>
             <w:vAlign w:val="center"/>
             <w:tcMar>
               <w:top w:w="80" w:type="dxa"/>
@@ -5639,13 +6234,15 @@
           </w:tcPr>
           <w:p>
             <w:pPr>
-              <w:spacing w:after="0" w:before="0" w:line="240" w:lineRule="auto"/>
+              <w:spacing w:line="240" w:lineRule="auto" w:before="0" w:after="0"/>
               <w:ind w:firstLine="0"/>
             </w:pPr>
             <w:r>
               <w:rPr>
+                <w:rFonts w:ascii="Times New Roman" w:hAnsi="Times New Roman" w:eastAsia="Times New Roman"/>
                 <w:b w:val="0"/>
-                <w:sz w:val="18"/>
+                <w:i w:val="0"/>
+                <w:sz w:val="20"/>
               </w:rPr>
               <w:t>Анонимизация, независимый сбор данных, публичное объяснение правил и примеров того, как используются только агрегированные результаты</w:t>
             </w:r>
@@ -5653,9 +6250,12 @@
         </w:tc>
       </w:tr>
       <w:tr>
+        <w:trPr>
+          <w:cantSplit/>
+        </w:trPr>
         <w:tc>
           <w:tcPr>
-            <w:tcW w:type="dxa" w:w="3324"/>
+            <w:tcW w:type="dxa" w:w="1904"/>
             <w:vAlign w:val="center"/>
             <w:tcMar>
               <w:top w:w="80" w:type="dxa"/>
@@ -5666,13 +6266,15 @@
           </w:tcPr>
           <w:p>
             <w:pPr>
-              <w:spacing w:after="0" w:before="0" w:line="240" w:lineRule="auto"/>
+              <w:spacing w:line="240" w:lineRule="auto" w:before="0" w:after="0"/>
               <w:ind w:firstLine="0"/>
             </w:pPr>
             <w:r>
               <w:rPr>
+                <w:rFonts w:ascii="Times New Roman" w:hAnsi="Times New Roman" w:eastAsia="Times New Roman"/>
                 <w:b w:val="0"/>
-                <w:sz w:val="18"/>
+                <w:i w:val="0"/>
+                <w:sz w:val="20"/>
               </w:rPr>
               <w:t>Оборонительная реакция руководителя</w:t>
             </w:r>
@@ -5680,7 +6282,7 @@
         </w:tc>
         <w:tc>
           <w:tcPr>
-            <w:tcW w:type="dxa" w:w="3324"/>
+            <w:tcW w:type="dxa" w:w="3013"/>
             <w:vAlign w:val="center"/>
             <w:tcMar>
               <w:top w:w="80" w:type="dxa"/>
@@ -5691,13 +6293,15 @@
           </w:tcPr>
           <w:p>
             <w:pPr>
-              <w:spacing w:after="0" w:before="0" w:line="240" w:lineRule="auto"/>
+              <w:spacing w:line="240" w:lineRule="auto" w:before="0" w:after="0"/>
               <w:ind w:firstLine="0"/>
             </w:pPr>
             <w:r>
               <w:rPr>
+                <w:rFonts w:ascii="Times New Roman" w:hAnsi="Times New Roman" w:eastAsia="Times New Roman"/>
                 <w:b w:val="0"/>
-                <w:sz w:val="18"/>
+                <w:i w:val="0"/>
+                <w:sz w:val="20"/>
               </w:rPr>
               <w:t>Диагностика воспринимается как личное обвинение</w:t>
             </w:r>
@@ -5705,7 +6309,7 @@
         </w:tc>
         <w:tc>
           <w:tcPr>
-            <w:tcW w:type="dxa" w:w="3324"/>
+            <w:tcW w:type="dxa" w:w="4438"/>
             <w:vAlign w:val="center"/>
             <w:tcMar>
               <w:top w:w="80" w:type="dxa"/>
@@ -5716,13 +6320,15 @@
           </w:tcPr>
           <w:p>
             <w:pPr>
-              <w:spacing w:after="0" w:before="0" w:line="240" w:lineRule="auto"/>
+              <w:spacing w:line="240" w:lineRule="auto" w:before="0" w:after="0"/>
               <w:ind w:firstLine="0"/>
             </w:pPr>
             <w:r>
               <w:rPr>
+                <w:rFonts w:ascii="Times New Roman" w:hAnsi="Times New Roman" w:eastAsia="Times New Roman"/>
                 <w:b w:val="0"/>
-                <w:sz w:val="18"/>
+                <w:i w:val="0"/>
+                <w:sz w:val="20"/>
               </w:rPr>
               <w:t>Обсуждать наблюдаемое поведение и условия работы, а не ярлыки; связывать изменения с показателями подразделения</w:t>
             </w:r>
@@ -5730,9 +6336,12 @@
         </w:tc>
       </w:tr>
       <w:tr>
+        <w:trPr>
+          <w:cantSplit/>
+        </w:trPr>
         <w:tc>
           <w:tcPr>
-            <w:tcW w:type="dxa" w:w="3324"/>
+            <w:tcW w:type="dxa" w:w="1904"/>
             <w:vAlign w:val="center"/>
             <w:tcMar>
               <w:top w:w="80" w:type="dxa"/>
@@ -5743,13 +6352,15 @@
           </w:tcPr>
           <w:p>
             <w:pPr>
-              <w:spacing w:after="0" w:before="0" w:line="240" w:lineRule="auto"/>
+              <w:spacing w:line="240" w:lineRule="auto" w:before="0" w:after="0"/>
               <w:ind w:firstLine="0"/>
             </w:pPr>
             <w:r>
               <w:rPr>
+                <w:rFonts w:ascii="Times New Roman" w:hAnsi="Times New Roman" w:eastAsia="Times New Roman"/>
                 <w:b w:val="0"/>
-                <w:sz w:val="18"/>
+                <w:i w:val="0"/>
+                <w:sz w:val="20"/>
               </w:rPr>
               <w:t>Подмена изменений отчётностью</w:t>
             </w:r>
@@ -5757,7 +6368,7 @@
         </w:tc>
         <w:tc>
           <w:tcPr>
-            <w:tcW w:type="dxa" w:w="3324"/>
+            <w:tcW w:type="dxa" w:w="3013"/>
             <w:vAlign w:val="center"/>
             <w:tcMar>
               <w:top w:w="80" w:type="dxa"/>
@@ -5768,13 +6379,15 @@
           </w:tcPr>
           <w:p>
             <w:pPr>
-              <w:spacing w:after="0" w:before="0" w:line="240" w:lineRule="auto"/>
+              <w:spacing w:line="240" w:lineRule="auto" w:before="0" w:after="0"/>
               <w:ind w:firstLine="0"/>
             </w:pPr>
             <w:r>
               <w:rPr>
+                <w:rFonts w:ascii="Times New Roman" w:hAnsi="Times New Roman" w:eastAsia="Times New Roman"/>
                 <w:b w:val="0"/>
-                <w:sz w:val="18"/>
+                <w:i w:val="0"/>
+                <w:sz w:val="20"/>
               </w:rPr>
               <w:t>Лаборатория собирает данные, но не имеет канала влияния на решения</w:t>
             </w:r>
@@ -5782,7 +6395,7 @@
         </w:tc>
         <w:tc>
           <w:tcPr>
-            <w:tcW w:type="dxa" w:w="3324"/>
+            <w:tcW w:type="dxa" w:w="4438"/>
             <w:vAlign w:val="center"/>
             <w:tcMar>
               <w:top w:w="80" w:type="dxa"/>
@@ -5793,23 +6406,28 @@
           </w:tcPr>
           <w:p>
             <w:pPr>
-              <w:spacing w:after="0" w:before="0" w:line="240" w:lineRule="auto"/>
+              <w:spacing w:line="240" w:lineRule="auto" w:before="0" w:after="0"/>
               <w:ind w:firstLine="0"/>
             </w:pPr>
             <w:r>
               <w:rPr>
+                <w:rFonts w:ascii="Times New Roman" w:hAnsi="Times New Roman" w:eastAsia="Times New Roman"/>
                 <w:b w:val="0"/>
-                <w:sz w:val="18"/>
+                <w:i w:val="0"/>
+                <w:sz w:val="20"/>
               </w:rPr>
-              <w:t>У каждой рекомендации — владелец, срок, ресурс и повторная проверка на совете директора</w:t>
+              <w:t>У каждой рекомендации - владелец, срок, ресурс и повторная проверка на совете директора</w:t>
             </w:r>
           </w:p>
         </w:tc>
       </w:tr>
       <w:tr>
+        <w:trPr>
+          <w:cantSplit/>
+        </w:trPr>
         <w:tc>
           <w:tcPr>
-            <w:tcW w:type="dxa" w:w="3324"/>
+            <w:tcW w:type="dxa" w:w="1904"/>
             <w:vAlign w:val="center"/>
             <w:tcMar>
               <w:top w:w="80" w:type="dxa"/>
@@ -5820,13 +6438,15 @@
           </w:tcPr>
           <w:p>
             <w:pPr>
-              <w:spacing w:after="0" w:before="0" w:line="240" w:lineRule="auto"/>
+              <w:spacing w:line="240" w:lineRule="auto" w:before="0" w:after="0"/>
               <w:ind w:firstLine="0"/>
             </w:pPr>
             <w:r>
               <w:rPr>
+                <w:rFonts w:ascii="Times New Roman" w:hAnsi="Times New Roman" w:eastAsia="Times New Roman"/>
                 <w:b w:val="0"/>
-                <w:sz w:val="18"/>
+                <w:i w:val="0"/>
+                <w:sz w:val="20"/>
               </w:rPr>
               <w:t>Ложная причинность</w:t>
             </w:r>
@@ -5834,7 +6454,7 @@
         </w:tc>
         <w:tc>
           <w:tcPr>
-            <w:tcW w:type="dxa" w:w="3324"/>
+            <w:tcW w:type="dxa" w:w="3013"/>
             <w:vAlign w:val="center"/>
             <w:tcMar>
               <w:top w:w="80" w:type="dxa"/>
@@ -5845,13 +6465,15 @@
           </w:tcPr>
           <w:p>
             <w:pPr>
-              <w:spacing w:after="0" w:before="0" w:line="240" w:lineRule="auto"/>
+              <w:spacing w:line="240" w:lineRule="auto" w:before="0" w:after="0"/>
               <w:ind w:firstLine="0"/>
             </w:pPr>
             <w:r>
               <w:rPr>
+                <w:rFonts w:ascii="Times New Roman" w:hAnsi="Times New Roman" w:eastAsia="Times New Roman"/>
                 <w:b w:val="0"/>
-                <w:sz w:val="18"/>
+                <w:i w:val="0"/>
+                <w:sz w:val="20"/>
               </w:rPr>
               <w:t>Текучесть может зависеть не только от климата: важны зарплата, рынок труда, транспорт, семья, здоровье</w:t>
             </w:r>
@@ -5859,7 +6481,7 @@
         </w:tc>
         <w:tc>
           <w:tcPr>
-            <w:tcW w:type="dxa" w:w="3324"/>
+            <w:tcW w:type="dxa" w:w="4438"/>
             <w:vAlign w:val="center"/>
             <w:tcMar>
               <w:top w:w="80" w:type="dxa"/>
@@ -5870,13 +6492,15 @@
           </w:tcPr>
           <w:p>
             <w:pPr>
-              <w:spacing w:after="0" w:before="0" w:line="240" w:lineRule="auto"/>
+              <w:spacing w:line="240" w:lineRule="auto" w:before="0" w:after="0"/>
               <w:ind w:firstLine="0"/>
             </w:pPr>
             <w:r>
               <w:rPr>
+                <w:rFonts w:ascii="Times New Roman" w:hAnsi="Times New Roman" w:eastAsia="Times New Roman"/>
                 <w:b w:val="0"/>
-                <w:sz w:val="18"/>
+                <w:i w:val="0"/>
+                <w:sz w:val="20"/>
               </w:rPr>
               <w:t>Проверять альтернативные гипотезы, сопоставлять данные разных участков и периодов, не делать вывод по одному интервью</w:t>
             </w:r>
@@ -5884,9 +6508,12 @@
         </w:tc>
       </w:tr>
       <w:tr>
+        <w:trPr>
+          <w:cantSplit/>
+        </w:trPr>
         <w:tc>
           <w:tcPr>
-            <w:tcW w:type="dxa" w:w="3324"/>
+            <w:tcW w:type="dxa" w:w="1904"/>
             <w:vAlign w:val="center"/>
             <w:tcMar>
               <w:top w:w="80" w:type="dxa"/>
@@ -5897,13 +6524,15 @@
           </w:tcPr>
           <w:p>
             <w:pPr>
-              <w:spacing w:after="0" w:before="0" w:line="240" w:lineRule="auto"/>
+              <w:spacing w:line="240" w:lineRule="auto" w:before="0" w:after="0"/>
               <w:ind w:firstLine="0"/>
             </w:pPr>
             <w:r>
               <w:rPr>
+                <w:rFonts w:ascii="Times New Roman" w:hAnsi="Times New Roman" w:eastAsia="Times New Roman"/>
                 <w:b w:val="0"/>
-                <w:sz w:val="18"/>
+                <w:i w:val="0"/>
+                <w:sz w:val="20"/>
               </w:rPr>
               <w:t>Конфликт производства и развития людей</w:t>
             </w:r>
@@ -5911,7 +6540,7 @@
         </w:tc>
         <w:tc>
           <w:tcPr>
-            <w:tcW w:type="dxa" w:w="3324"/>
+            <w:tcW w:type="dxa" w:w="3013"/>
             <w:vAlign w:val="center"/>
             <w:tcMar>
               <w:top w:w="80" w:type="dxa"/>
@@ -5922,13 +6551,15 @@
           </w:tcPr>
           <w:p>
             <w:pPr>
-              <w:spacing w:after="0" w:before="0" w:line="240" w:lineRule="auto"/>
+              <w:spacing w:line="240" w:lineRule="auto" w:before="0" w:after="0"/>
               <w:ind w:firstLine="0"/>
             </w:pPr>
             <w:r>
               <w:rPr>
+                <w:rFonts w:ascii="Times New Roman" w:hAnsi="Times New Roman" w:eastAsia="Times New Roman"/>
                 <w:b w:val="0"/>
-                <w:sz w:val="18"/>
+                <w:i w:val="0"/>
+                <w:sz w:val="20"/>
               </w:rPr>
               <w:t>Руководители считают диалог «потерей рабочего времени»</w:t>
             </w:r>
@@ -5936,7 +6567,7 @@
         </w:tc>
         <w:tc>
           <w:tcPr>
-            <w:tcW w:type="dxa" w:w="3324"/>
+            <w:tcW w:type="dxa" w:w="4438"/>
             <w:vAlign w:val="center"/>
             <w:tcMar>
               <w:top w:w="80" w:type="dxa"/>
@@ -5947,13 +6578,15 @@
           </w:tcPr>
           <w:p>
             <w:pPr>
-              <w:spacing w:after="0" w:before="0" w:line="240" w:lineRule="auto"/>
+              <w:spacing w:line="240" w:lineRule="auto" w:before="0" w:after="0"/>
               <w:ind w:firstLine="0"/>
             </w:pPr>
             <w:r>
               <w:rPr>
+                <w:rFonts w:ascii="Times New Roman" w:hAnsi="Times New Roman" w:eastAsia="Times New Roman"/>
                 <w:b w:val="0"/>
-                <w:sz w:val="18"/>
+                <w:i w:val="0"/>
+                <w:sz w:val="20"/>
               </w:rPr>
               <w:t>Встроить короткие регулярные форматы обратной связи в рабочий процесс и показать стоимость замены квалифицированного сотрудника</w:t>
             </w:r>
@@ -5961,9 +6594,12 @@
         </w:tc>
       </w:tr>
       <w:tr>
+        <w:trPr>
+          <w:cantSplit/>
+        </w:trPr>
         <w:tc>
           <w:tcPr>
-            <w:tcW w:type="dxa" w:w="3324"/>
+            <w:tcW w:type="dxa" w:w="1904"/>
             <w:vAlign w:val="center"/>
             <w:tcMar>
               <w:top w:w="80" w:type="dxa"/>
@@ -5974,13 +6610,15 @@
           </w:tcPr>
           <w:p>
             <w:pPr>
-              <w:spacing w:after="0" w:before="0" w:line="240" w:lineRule="auto"/>
+              <w:spacing w:line="240" w:lineRule="auto" w:before="0" w:after="0"/>
               <w:ind w:firstLine="0"/>
             </w:pPr>
             <w:r>
               <w:rPr>
+                <w:rFonts w:ascii="Times New Roman" w:hAnsi="Times New Roman" w:eastAsia="Times New Roman"/>
                 <w:b w:val="0"/>
-                <w:sz w:val="18"/>
+                <w:i w:val="0"/>
+                <w:sz w:val="20"/>
               </w:rPr>
               <w:t>Перенос советского контекста буквально в современность</w:t>
             </w:r>
@@ -5988,7 +6626,7 @@
         </w:tc>
         <w:tc>
           <w:tcPr>
-            <w:tcW w:type="dxa" w:w="3324"/>
+            <w:tcW w:type="dxa" w:w="3013"/>
             <w:vAlign w:val="center"/>
             <w:tcMar>
               <w:top w:w="80" w:type="dxa"/>
@@ -5999,13 +6637,15 @@
           </w:tcPr>
           <w:p>
             <w:pPr>
-              <w:spacing w:after="0" w:before="0" w:line="240" w:lineRule="auto"/>
+              <w:spacing w:line="240" w:lineRule="auto" w:before="0" w:after="0"/>
               <w:ind w:firstLine="0"/>
             </w:pPr>
             <w:r>
               <w:rPr>
+                <w:rFonts w:ascii="Times New Roman" w:hAnsi="Times New Roman" w:eastAsia="Times New Roman"/>
                 <w:b w:val="0"/>
-                <w:sz w:val="18"/>
+                <w:i w:val="0"/>
+                <w:sz w:val="20"/>
               </w:rPr>
               <w:t>В фильме иные институты, язык ролей и трудовые нормы</w:t>
             </w:r>
@@ -6013,7 +6653,7 @@
         </w:tc>
         <w:tc>
           <w:tcPr>
-            <w:tcW w:type="dxa" w:w="3324"/>
+            <w:tcW w:type="dxa" w:w="4438"/>
             <w:vAlign w:val="center"/>
             <w:tcMar>
               <w:top w:w="80" w:type="dxa"/>
@@ -6024,15 +6664,17 @@
           </w:tcPr>
           <w:p>
             <w:pPr>
-              <w:spacing w:after="0" w:before="0" w:line="240" w:lineRule="auto"/>
+              <w:spacing w:line="240" w:lineRule="auto" w:before="0" w:after="0"/>
               <w:ind w:firstLine="0"/>
             </w:pPr>
             <w:r>
               <w:rPr>
+                <w:rFonts w:ascii="Times New Roman" w:hAnsi="Times New Roman" w:eastAsia="Times New Roman"/>
                 <w:b w:val="0"/>
-                <w:sz w:val="18"/>
+                <w:i w:val="0"/>
+                <w:sz w:val="20"/>
               </w:rPr>
-              <w:t>Сохранять принцип — уважение к человеку и доказательное управление, — но адаптировать инструменты к действующему праву и цифровым каналам</w:t>
+              <w:t>Сохранять принцип (уважение к человеку и доказательное управление), но адаптировать инструменты к действующему праву и цифровым каналам</w:t>
             </w:r>
           </w:p>
         </w:tc>
@@ -6040,7 +6682,7 @@
     </w:tbl>
     <w:p>
       <w:pPr>
-        <w:spacing w:after="0"/>
+        <w:spacing w:line="240" w:lineRule="auto" w:before="0" w:after="0"/>
       </w:pPr>
     </w:p>
     <w:p>
@@ -6052,28 +6694,32 @@
       </w:pPr>
       <w:r>
         <w:rPr>
-          <w:rFonts w:ascii="Times New Roman" w:hAnsi="Times New Roman"/>
+          <w:rFonts w:ascii="Times New Roman" w:hAnsi="Times New Roman" w:eastAsia="Times New Roman"/>
           <w:b/>
+          <w:sz w:val="28"/>
           <w:color w:val="1F4E79"/>
-          <w:sz w:val="28"/>
         </w:rPr>
         <w:t>10. Собственное мнение и вывод для современного руководителя</w:t>
       </w:r>
     </w:p>
     <w:p>
       <w:pPr>
-        <w:spacing w:line="360" w:lineRule="auto" w:after="80" w:before="0"/>
+        <w:spacing w:line="360" w:lineRule="auto" w:before="0" w:after="80"/>
         <w:ind w:firstLine="709"/>
+        <w:jc w:val="both"/>
       </w:pPr>
       <w:r>
         <w:rPr>
+          <w:rFonts w:ascii="Times New Roman" w:hAnsi="Times New Roman" w:eastAsia="Times New Roman"/>
           <w:b w:val="0"/>
+          <w:i w:val="0"/>
           <w:sz w:val="28"/>
         </w:rPr>
         <w:t xml:space="preserve">Мой основной вывод состоит в том, что фильм убедителен не тезисом «психолог всегда прав», а тем, что </w:t>
       </w:r>
       <w:r>
         <w:rPr>
+          <w:rFonts w:ascii="Times New Roman" w:hAnsi="Times New Roman" w:eastAsia="Times New Roman"/>
           <w:b/>
           <w:i w:val="0"/>
           <w:sz w:val="28"/>
@@ -6082,7 +6728,9 @@
       </w:r>
       <w:r>
         <w:rPr>
+          <w:rFonts w:ascii="Times New Roman" w:hAnsi="Times New Roman" w:eastAsia="Times New Roman"/>
           <w:b w:val="0"/>
+          <w:i w:val="0"/>
           <w:sz w:val="28"/>
         </w:rPr>
         <w:t>. Внешне успешный завод долго не видит кризис, потому что смотрит главным образом на выпуск и план. Увольнение ценного сотрудника воспринимается как частное событие, хотя это запаздывающий сигнал о качестве управления.</w:t>
@@ -6090,12 +6738,15 @@
     </w:p>
     <w:p>
       <w:pPr>
-        <w:spacing w:line="360" w:lineRule="auto" w:after="80" w:before="0"/>
+        <w:spacing w:line="360" w:lineRule="auto" w:before="0" w:after="80"/>
         <w:ind w:firstLine="709"/>
+        <w:jc w:val="both"/>
       </w:pPr>
       <w:r>
         <w:rPr>
+          <w:rFonts w:ascii="Times New Roman" w:hAnsi="Times New Roman" w:eastAsia="Times New Roman"/>
           <w:b w:val="0"/>
+          <w:i w:val="0"/>
           <w:sz w:val="28"/>
         </w:rPr>
         <w:t>Я согласен с решением создать на предприятии постоянную исследовательскую функцию, но считаю недостаточным само название «социологическая лаборатория». Если её отчёты не меняют распределение полномочий, стиль руководства и критерии оценки начальников, появится ещё один формальный отдел. Поэтому главным продуктом такой функции должны быть не анкеты и таблицы, а проверяемые управленческие решения.</w:t>
@@ -6103,25 +6754,31 @@
     </w:p>
     <w:p>
       <w:pPr>
-        <w:spacing w:line="360" w:lineRule="auto" w:after="80" w:before="0"/>
+        <w:spacing w:line="360" w:lineRule="auto" w:before="0" w:after="80"/>
         <w:ind w:firstLine="709"/>
+        <w:jc w:val="both"/>
       </w:pPr>
       <w:r>
         <w:rPr>
+          <w:rFonts w:ascii="Times New Roman" w:hAnsi="Times New Roman" w:eastAsia="Times New Roman"/>
           <w:b w:val="0"/>
+          <w:i w:val="0"/>
           <w:sz w:val="28"/>
         </w:rPr>
-        <w:t>Наиболее сложный персонаж в управленческом отношении — П. С. Прокопенко. Его ошибка не в стремлении выполнить план: производство действительно нуждается в дисциплине и координации. Ошибка в том, что он противопоставляет результат и человека. В долгосрочной перспективе это ложное противопоставление: квалификация, доверие и возможность сказать о проблеме являются частью производственного результата. Руководитель обязан требовать выполнения задачи, но одновременно объяснять смысл, слушать возражения, справедливо распределять нагрузку и создавать условия, в которых риск можно сообщить до аварии или увольнения.</w:t>
+        <w:t>Наиболее сложный персонаж в управленческом отношении - П. С. Прокопенко. Его ошибка не в стремлении выполнить план: производство действительно нуждается в дисциплине и координации. Ошибка в том, что он противопоставляет результат и человека. В долгосрочной перспективе это ложное противопоставление: квалификация, доверие и возможность сказать о проблеме являются частью производственного результата. Руководитель обязан требовать выполнения задачи, но одновременно объяснять смысл, слушать возражения, справедливо распределять нагрузку и создавать условия, в которых риск можно сообщить до аварии или увольнения.</w:t>
       </w:r>
     </w:p>
     <w:p>
       <w:pPr>
-        <w:spacing w:line="360" w:lineRule="auto" w:after="80" w:before="0"/>
+        <w:spacing w:line="360" w:lineRule="auto" w:before="0" w:after="80"/>
         <w:ind w:firstLine="709"/>
+        <w:jc w:val="both"/>
       </w:pPr>
       <w:r>
         <w:rPr>
+          <w:rFonts w:ascii="Times New Roman" w:hAnsi="Times New Roman" w:eastAsia="Times New Roman"/>
           <w:b w:val="0"/>
+          <w:i w:val="0"/>
           <w:sz w:val="28"/>
         </w:rPr>
         <w:t>Фильм остаётся современным по трём причинам:</w:t>
@@ -6129,41 +6786,50 @@
     </w:p>
     <w:p>
       <w:pPr>
-        <w:pStyle w:val="ListNumber"/>
-        <w:spacing w:line="324" w:lineRule="auto" w:after="40"/>
+        <w:spacing w:line="360" w:lineRule="auto" w:before="0" w:after="80"/>
+        <w:ind w:left="709" w:hanging="369"/>
+        <w:jc w:val="both"/>
       </w:pPr>
       <w:r>
         <w:rPr>
+          <w:rFonts w:ascii="Times New Roman" w:hAnsi="Times New Roman" w:eastAsia="Times New Roman"/>
           <w:b w:val="0"/>
+          <w:i w:val="0"/>
           <w:sz w:val="28"/>
         </w:rPr>
-        <w:t>текучесть по-прежнему является не только кадровой, но и управленческой проблемой;</w:t>
+        <w:t>1. текучесть по-прежнему является не только кадровой, но и управленческой проблемой;</w:t>
       </w:r>
     </w:p>
     <w:p>
       <w:pPr>
-        <w:pStyle w:val="ListNumber"/>
-        <w:spacing w:line="324" w:lineRule="auto" w:after="40"/>
+        <w:spacing w:line="360" w:lineRule="auto" w:before="0" w:after="80"/>
+        <w:ind w:left="709" w:hanging="369"/>
+        <w:jc w:val="both"/>
       </w:pPr>
       <w:r>
         <w:rPr>
+          <w:rFonts w:ascii="Times New Roman" w:hAnsi="Times New Roman" w:eastAsia="Times New Roman"/>
           <w:b w:val="0"/>
+          <w:i w:val="0"/>
           <w:sz w:val="28"/>
         </w:rPr>
-        <w:t>данные без доверия дают искажённую картину, а доверие без регулярных действий быстро исчезает;</w:t>
+        <w:t>2. данные без доверия дают искажённую картину, а доверие без регулярных действий быстро исчезает;</w:t>
       </w:r>
     </w:p>
     <w:p>
       <w:pPr>
-        <w:pStyle w:val="ListNumber"/>
-        <w:spacing w:line="324" w:lineRule="auto" w:after="40"/>
+        <w:spacing w:line="360" w:lineRule="auto" w:before="0" w:after="80"/>
+        <w:ind w:left="709" w:hanging="369"/>
+        <w:jc w:val="both"/>
       </w:pPr>
       <w:r>
         <w:rPr>
+          <w:rFonts w:ascii="Times New Roman" w:hAnsi="Times New Roman" w:eastAsia="Times New Roman"/>
           <w:b w:val="0"/>
+          <w:i w:val="0"/>
           <w:sz w:val="28"/>
         </w:rPr>
-        <w:t>линейный руководитель формирует повседневный опыт сотрудника сильнее, чем корпоративные лозунги и разовые программы мотивации.</w:t>
+        <w:t>3. линейный руководитель формирует повседневный опыт сотрудника сильнее, чем корпоративные лозунги и разовые программы мотивации.</w:t>
       </w:r>
     </w:p>
     <w:p>
@@ -6175,116 +6841,140 @@
       </w:pPr>
       <w:r>
         <w:rPr>
-          <w:rFonts w:ascii="Times New Roman" w:hAnsi="Times New Roman"/>
+          <w:rFonts w:ascii="Times New Roman" w:hAnsi="Times New Roman" w:eastAsia="Times New Roman"/>
           <w:b/>
+          <w:sz w:val="28"/>
           <w:color w:val="1F4E79"/>
-          <w:sz w:val="28"/>
         </w:rPr>
         <w:t>11. Вопросы для коллективного обсуждения</w:t>
       </w:r>
     </w:p>
     <w:p>
       <w:pPr>
-        <w:pStyle w:val="ListNumber"/>
-        <w:spacing w:line="324" w:lineRule="auto" w:after="40"/>
+        <w:spacing w:line="360" w:lineRule="auto" w:before="0" w:after="80"/>
+        <w:ind w:left="709" w:hanging="369"/>
+        <w:jc w:val="both"/>
       </w:pPr>
       <w:r>
         <w:rPr>
+          <w:rFonts w:ascii="Times New Roman" w:hAnsi="Times New Roman" w:eastAsia="Times New Roman"/>
           <w:b w:val="0"/>
+          <w:i w:val="0"/>
           <w:sz w:val="28"/>
         </w:rPr>
-        <w:t>Достаточно ли в ситуации фильма внешнего исследования или предприятие могло раньше увидеть проблему собственными силами?</w:t>
+        <w:t>1. Достаточно ли в ситуации фильма внешнего исследования или предприятие могло раньше увидеть проблему собственными силами?</w:t>
       </w:r>
     </w:p>
     <w:p>
       <w:pPr>
-        <w:pStyle w:val="ListNumber"/>
-        <w:spacing w:line="324" w:lineRule="auto" w:after="40"/>
+        <w:spacing w:line="360" w:lineRule="auto" w:before="0" w:after="80"/>
+        <w:ind w:left="709" w:hanging="369"/>
+        <w:jc w:val="both"/>
       </w:pPr>
       <w:r>
         <w:rPr>
+          <w:rFonts w:ascii="Times New Roman" w:hAnsi="Times New Roman" w:eastAsia="Times New Roman"/>
           <w:b w:val="0"/>
+          <w:i w:val="0"/>
           <w:sz w:val="28"/>
         </w:rPr>
-        <w:t>Где проходит граница между необходимой производственной требовательностью и разрушительным административным давлением?</w:t>
+        <w:t>2. Где проходит граница между необходимой производственной требовательностью и разрушительным административным давлением?</w:t>
       </w:r>
     </w:p>
     <w:p>
       <w:pPr>
-        <w:pStyle w:val="ListNumber"/>
-        <w:spacing w:line="324" w:lineRule="auto" w:after="40"/>
+        <w:spacing w:line="360" w:lineRule="auto" w:before="0" w:after="80"/>
+        <w:ind w:left="709" w:hanging="369"/>
+        <w:jc w:val="both"/>
       </w:pPr>
       <w:r>
         <w:rPr>
+          <w:rFonts w:ascii="Times New Roman" w:hAnsi="Times New Roman" w:eastAsia="Times New Roman"/>
           <w:b w:val="0"/>
+          <w:i w:val="0"/>
           <w:sz w:val="28"/>
         </w:rPr>
-        <w:t>Правильно ли считать П. С. Прокопенко главной причиной текучести, или он является проявлением более широкой системы?</w:t>
+        <w:t>3. Правильно ли считать П. С. Прокопенко главной причиной текучести, или он является проявлением более широкой системы?</w:t>
       </w:r>
     </w:p>
     <w:p>
       <w:pPr>
-        <w:pStyle w:val="ListNumber"/>
-        <w:spacing w:line="324" w:lineRule="auto" w:after="40"/>
+        <w:spacing w:line="360" w:lineRule="auto" w:before="0" w:after="80"/>
+        <w:ind w:left="709" w:hanging="369"/>
+        <w:jc w:val="both"/>
       </w:pPr>
       <w:r>
         <w:rPr>
+          <w:rFonts w:ascii="Times New Roman" w:hAnsi="Times New Roman" w:eastAsia="Times New Roman"/>
           <w:b w:val="0"/>
+          <w:i w:val="0"/>
           <w:sz w:val="28"/>
         </w:rPr>
-        <w:t>Какие данные убедили бы руководителя сильнее: истории отдельных работников, анонимная анкета, кадровая статистика или наблюдение? Почему одного источника недостаточно?</w:t>
+        <w:t>4. Какие данные убедили бы руководителя сильнее: истории отдельных работников, анонимная анкета, кадровая статистика или наблюдение? Почему одного источника недостаточно?</w:t>
       </w:r>
     </w:p>
     <w:p>
       <w:pPr>
-        <w:pStyle w:val="ListNumber"/>
-        <w:spacing w:line="324" w:lineRule="auto" w:after="40"/>
+        <w:spacing w:line="360" w:lineRule="auto" w:before="0" w:after="80"/>
+        <w:ind w:left="709" w:hanging="369"/>
+        <w:jc w:val="both"/>
       </w:pPr>
       <w:r>
         <w:rPr>
+          <w:rFonts w:ascii="Times New Roman" w:hAnsi="Times New Roman" w:eastAsia="Times New Roman"/>
           <w:b w:val="0"/>
+          <w:i w:val="0"/>
           <w:sz w:val="28"/>
         </w:rPr>
-        <w:t>Как обеспечить конфиденциальность опроса, если работники опасаются последствий от непосредственного начальника?</w:t>
+        <w:t>5. Как обеспечить конфиденциальность опроса, если работники опасаются последствий от непосредственного начальника?</w:t>
       </w:r>
     </w:p>
     <w:p>
       <w:pPr>
-        <w:pStyle w:val="ListNumber"/>
-        <w:spacing w:line="324" w:lineRule="auto" w:after="40"/>
+        <w:spacing w:line="360" w:lineRule="auto" w:before="0" w:after="80"/>
+        <w:ind w:left="709" w:hanging="369"/>
+        <w:jc w:val="both"/>
       </w:pPr>
       <w:r>
         <w:rPr>
+          <w:rFonts w:ascii="Times New Roman" w:hAnsi="Times New Roman" w:eastAsia="Times New Roman"/>
           <w:b w:val="0"/>
+          <w:i w:val="0"/>
           <w:sz w:val="28"/>
         </w:rPr>
-        <w:t>Какие современные цифровые инструменты могли бы помочь диагностике, а какие, напротив, усилили бы контроль и недоверие?</w:t>
+        <w:t>6. Какие современные цифровые инструменты могли бы помочь диагностике, а какие, напротив, усилили бы контроль и недоверие?</w:t>
       </w:r>
     </w:p>
     <w:p>
       <w:pPr>
-        <w:pStyle w:val="ListNumber"/>
-        <w:spacing w:line="324" w:lineRule="auto" w:after="40"/>
+        <w:spacing w:line="360" w:lineRule="auto" w:before="0" w:after="80"/>
+        <w:ind w:left="709" w:hanging="369"/>
+        <w:jc w:val="both"/>
       </w:pPr>
       <w:r>
         <w:rPr>
+          <w:rFonts w:ascii="Times New Roman" w:hAnsi="Times New Roman" w:eastAsia="Times New Roman"/>
           <w:b w:val="0"/>
+          <w:i w:val="0"/>
           <w:sz w:val="28"/>
         </w:rPr>
-        <w:t>Нужно ли связывать оценку руководителя с текучестью персонала? Какие оговорки необходимы, чтобы показатель не стал несправедливым?</w:t>
+        <w:t>7. Нужно ли связывать оценку руководителя с текучестью персонала? Какие оговорки необходимы, чтобы показатель не стал несправедливым?</w:t>
       </w:r>
     </w:p>
     <w:p>
       <w:pPr>
-        <w:pStyle w:val="ListNumber"/>
-        <w:spacing w:line="324" w:lineRule="auto" w:after="40"/>
+        <w:spacing w:line="360" w:lineRule="auto" w:before="0" w:after="80"/>
+        <w:ind w:left="709" w:hanging="369"/>
+        <w:jc w:val="both"/>
       </w:pPr>
       <w:r>
         <w:rPr>
+          <w:rFonts w:ascii="Times New Roman" w:hAnsi="Times New Roman" w:eastAsia="Times New Roman"/>
           <w:b w:val="0"/>
+          <w:i w:val="0"/>
           <w:sz w:val="28"/>
         </w:rPr>
-        <w:t>Что из показанного в фильме является особенностью своего времени, а что остаётся универсальной проблемой управления?</w:t>
+        <w:t>8. Что из показанного в фильме является особенностью своего времени, а что остаётся универсальной проблемой управления?</w:t>
       </w:r>
     </w:p>
     <w:p>
@@ -6296,103 +6986,132 @@
       </w:pPr>
       <w:r>
         <w:rPr>
-          <w:rFonts w:ascii="Times New Roman" w:hAnsi="Times New Roman"/>
+          <w:rFonts w:ascii="Times New Roman" w:hAnsi="Times New Roman" w:eastAsia="Times New Roman"/>
           <w:b/>
+          <w:sz w:val="28"/>
           <w:color w:val="1F4E79"/>
-          <w:sz w:val="28"/>
         </w:rPr>
         <w:t>12. Итоговые выводы</w:t>
       </w:r>
     </w:p>
     <w:p>
       <w:pPr>
-        <w:pStyle w:val="ListNumber"/>
-        <w:spacing w:line="324" w:lineRule="auto" w:after="40"/>
+        <w:spacing w:line="360" w:lineRule="auto" w:before="0" w:after="80"/>
+        <w:ind w:left="709" w:hanging="369"/>
+        <w:jc w:val="both"/>
       </w:pPr>
       <w:r>
         <w:rPr>
+          <w:rFonts w:ascii="Times New Roman" w:hAnsi="Times New Roman" w:eastAsia="Times New Roman"/>
           <w:b w:val="0"/>
+          <w:i w:val="0"/>
           <w:sz w:val="28"/>
         </w:rPr>
-        <w:t>Центральная проблема фильма — не просто нехватка кадров, а рост текучести опытных работников как следствие неблагополучного управленческого и психологического климата.</w:t>
+        <w:t>1. Центральная проблема фильма - не просто нехватка кадров, а рост текучести опытных работников как следствие неблагополучного управленческого и психологического климата.</w:t>
       </w:r>
     </w:p>
     <w:p>
       <w:pPr>
-        <w:pStyle w:val="ListNumber"/>
-        <w:spacing w:line="324" w:lineRule="auto" w:after="40"/>
+        <w:spacing w:line="360" w:lineRule="auto" w:before="0" w:after="80"/>
+        <w:ind w:left="709" w:hanging="369"/>
+        <w:jc w:val="both"/>
       </w:pPr>
       <w:r>
         <w:rPr>
+          <w:rFonts w:ascii="Times New Roman" w:hAnsi="Times New Roman" w:eastAsia="Times New Roman"/>
           <w:b w:val="0"/>
+          <w:i w:val="0"/>
           <w:sz w:val="28"/>
         </w:rPr>
-        <w:t>Наиболее сильный элемент действий Петрова и Бурцевой — применение нескольких методов: документов, наблюдения, интервью, опросов и расчётов. Это снижает риск принять за истину удобное мнение одной стороны.</w:t>
+        <w:t>2. Наиболее сильный элемент действий Петрова и Бурцевой - применение нескольких методов: документов, наблюдения, интервью, опросов и расчётов. Это снижает риск принять за истину удобное мнение одной стороны.</w:t>
       </w:r>
     </w:p>
     <w:p>
       <w:pPr>
-        <w:pStyle w:val="ListNumber"/>
-        <w:spacing w:line="324" w:lineRule="auto" w:after="40"/>
+        <w:spacing w:line="360" w:lineRule="auto" w:before="0" w:after="80"/>
+        <w:ind w:left="709" w:hanging="369"/>
+        <w:jc w:val="both"/>
       </w:pPr>
       <w:r>
         <w:rPr>
+          <w:rFonts w:ascii="Times New Roman" w:hAnsi="Times New Roman" w:eastAsia="Times New Roman"/>
           <w:b w:val="0"/>
+          <w:i w:val="0"/>
           <w:sz w:val="28"/>
         </w:rPr>
-        <w:t>Авторитарная ориентация исключительно на план может дать краткосрочную дисциплину, но разрушает доверие, снижает качество обратной связи и усиливает желание работников уйти.</w:t>
+        <w:t>3. Авторитарная ориентация исключительно на план может дать краткосрочную дисциплину, но разрушает доверие, снижает качество обратной связи и усиливает желание работников уйти.</w:t>
       </w:r>
     </w:p>
     <w:p>
       <w:pPr>
-        <w:pStyle w:val="ListNumber"/>
-        <w:spacing w:line="324" w:lineRule="auto" w:after="40"/>
+        <w:spacing w:line="360" w:lineRule="auto" w:before="0" w:after="80"/>
+        <w:ind w:left="709" w:hanging="369"/>
+        <w:jc w:val="both"/>
       </w:pPr>
       <w:r>
         <w:rPr>
+          <w:rFonts w:ascii="Times New Roman" w:hAnsi="Times New Roman" w:eastAsia="Times New Roman"/>
           <w:b w:val="0"/>
+          <w:i w:val="0"/>
           <w:sz w:val="28"/>
         </w:rPr>
-        <w:t>Замена отдельного руководителя способна быть необходимой адресной мерой, однако не решает проблему без изменения критериев, процессов обратной связи и ответственности руководства.</w:t>
+        <w:t>4. Замена отдельного руководителя способна быть необходимой адресной мерой, однако не решает проблему без изменения критериев, процессов обратной связи и ответственности руководства.</w:t>
       </w:r>
     </w:p>
     <w:p>
       <w:pPr>
-        <w:pStyle w:val="ListNumber"/>
-        <w:spacing w:line="324" w:lineRule="auto" w:after="40"/>
+        <w:spacing w:line="360" w:lineRule="auto" w:before="0" w:after="80"/>
+        <w:ind w:left="709" w:hanging="369"/>
+        <w:jc w:val="both"/>
       </w:pPr>
       <w:r>
         <w:rPr>
+          <w:rFonts w:ascii="Times New Roman" w:hAnsi="Times New Roman" w:eastAsia="Times New Roman"/>
           <w:b w:val="0"/>
+          <w:i w:val="0"/>
           <w:sz w:val="28"/>
         </w:rPr>
-        <w:t>Выбрана альтернатива создания постоянного контура кадровой и социально-психологической диагностики с защищённой обратной связью, развитием руководителей и обязательным контролем реализации мер; её аналитическая оценка — 4,70 из 5.</w:t>
+        <w:t>5. Выбрана альтернатива создания постоянного контура кадровой и социально-психологической диагностики с защищённой обратной связью, развитием руководителей и обязательным контролем реализации мер; её аналитическая оценка - 4,70 из 5.</w:t>
       </w:r>
     </w:p>
     <w:p>
       <w:pPr>
-        <w:pStyle w:val="ListNumber"/>
-        <w:spacing w:line="324" w:lineRule="auto" w:after="40"/>
+        <w:spacing w:line="360" w:lineRule="auto" w:before="0" w:after="80"/>
+        <w:ind w:left="709" w:hanging="369"/>
+        <w:jc w:val="both"/>
       </w:pPr>
       <w:r>
         <w:rPr>
+          <w:rFonts w:ascii="Times New Roman" w:hAnsi="Times New Roman" w:eastAsia="Times New Roman"/>
           <w:b w:val="0"/>
+          <w:i w:val="0"/>
           <w:sz w:val="28"/>
         </w:rPr>
-        <w:t>Показатели текучести, доверия и качества коммуникации должны анализироваться совместно. Ни один из них по отдельности не доказывает причину проблемы.</w:t>
+        <w:t>6. Показатели текучести, доверия и качества коммуникации должны анализироваться совместно. Ни один из них по отдельности не доказывает причину проблемы.</w:t>
       </w:r>
     </w:p>
     <w:p>
       <w:pPr>
-        <w:pStyle w:val="ListNumber"/>
-        <w:spacing w:line="324" w:lineRule="auto" w:after="40"/>
+        <w:spacing w:line="360" w:lineRule="auto" w:before="0" w:after="80"/>
+        <w:ind w:left="709" w:hanging="369"/>
+        <w:jc w:val="both"/>
       </w:pPr>
       <w:r>
         <w:rPr>
+          <w:rFonts w:ascii="Times New Roman" w:hAnsi="Times New Roman" w:eastAsia="Times New Roman"/>
           <w:b w:val="0"/>
+          <w:i w:val="0"/>
           <w:sz w:val="28"/>
         </w:rPr>
-        <w:t>Собственное мнение автора: основной урок фильма — человек в организации не является помехой производственному результату; уважительное управление, возможность быть услышанным и своевременное исследование проблем — условия устойчивой эффективности.</w:t>
+        <w:t>7. Собственное мнение автора: основной урок фильма - человек в организации не является помехой производственному результату; уважительное управление, возможность быть услышанным и своевременное исследование проблем - условия устойчивой эффективности.</w:t>
+      </w:r>
+    </w:p>
+    <w:p>
+      <w:pPr>
+        <w:spacing w:line="240" w:lineRule="auto" w:before="0" w:after="0"/>
+      </w:pPr>
+      <w:r>
+        <w:br w:type="page"/>
       </w:r>
     </w:p>
     <w:p>
@@ -6404,21 +7123,32 @@
       </w:pPr>
       <w:r>
         <w:rPr>
-          <w:rFonts w:ascii="Times New Roman" w:hAnsi="Times New Roman"/>
+          <w:rFonts w:ascii="Times New Roman" w:hAnsi="Times New Roman" w:eastAsia="Times New Roman"/>
           <w:b/>
+          <w:sz w:val="28"/>
           <w:color w:val="1F4E79"/>
-          <w:sz w:val="28"/>
         </w:rPr>
         <w:t>13. Список использованных источников</w:t>
       </w:r>
     </w:p>
     <w:p>
       <w:pPr>
-        <w:pStyle w:val="ListNumber"/>
-        <w:spacing w:line="324" w:lineRule="auto" w:after="40"/>
+        <w:spacing w:line="360" w:lineRule="auto" w:before="0" w:after="80"/>
+        <w:ind w:left="709" w:hanging="369"/>
+        <w:jc w:val="both"/>
       </w:pPr>
       <w:r>
         <w:rPr>
+          <w:rFonts w:ascii="Times New Roman" w:hAnsi="Times New Roman" w:eastAsia="Times New Roman"/>
+          <w:b w:val="0"/>
+          <w:i w:val="0"/>
+          <w:sz w:val="28"/>
+        </w:rPr>
+        <w:t xml:space="preserve">1. </w:t>
+      </w:r>
+      <w:r>
+        <w:rPr>
+          <w:rFonts w:ascii="Times New Roman" w:hAnsi="Times New Roman" w:eastAsia="Times New Roman"/>
           <w:b/>
           <w:i w:val="0"/>
           <w:sz w:val="28"/>
@@ -6427,36 +7157,52 @@
       </w:r>
       <w:r>
         <w:rPr>
+          <w:rFonts w:ascii="Times New Roman" w:hAnsi="Times New Roman" w:eastAsia="Times New Roman"/>
           <w:b w:val="0"/>
+          <w:i w:val="0"/>
           <w:sz w:val="28"/>
         </w:rPr>
-        <w:t>: художественный фильм / реж. Ю. Карасик; авт. сценария В. Черных. — СССР: Мосфильм, 1977. — 98 мин.</w:t>
+        <w:t>: художественный фильм / реж. Ю. Карасик; авт. сценария В. Черных. - СССР: Мосфильм, 1977. - 98 мин.</w:t>
       </w:r>
     </w:p>
     <w:p>
       <w:pPr>
-        <w:pStyle w:val="ListNumber"/>
-        <w:spacing w:line="324" w:lineRule="auto" w:after="40"/>
+        <w:spacing w:line="360" w:lineRule="auto" w:before="0" w:after="80"/>
+        <w:ind w:left="709" w:hanging="369"/>
+        <w:jc w:val="both"/>
       </w:pPr>
       <w:r>
         <w:rPr>
+          <w:rFonts w:ascii="Times New Roman" w:hAnsi="Times New Roman" w:eastAsia="Times New Roman"/>
           <w:b w:val="0"/>
+          <w:i w:val="0"/>
           <w:sz w:val="28"/>
         </w:rPr>
-        <w:t>Лукычёва Л. И. Управление организацией: учебное пособие по специальности «Менеджмент организации» / Л. И. Лукычёва; под ред. Ю. П. Анискина. — 3-е изд., стер. — М.: Омега-Л, 2006. — 360 с. — ISBN 5-98119-986-5.</w:t>
+        <w:t>2. Лукычёва Л. И. Управление организацией: учебное пособие по специальности «Менеджмент организации» / Л. И. Лукычёва; под ред. Ю. П. Анискина. - 3-е изд., стер. - М.: Омега-Л, 2006. - 360 с. - ISBN 5-98119-986-5.</w:t>
       </w:r>
     </w:p>
     <w:p>
       <w:pPr>
-        <w:pStyle w:val="ListNumber"/>
-        <w:spacing w:line="324" w:lineRule="auto" w:after="40"/>
+        <w:spacing w:line="360" w:lineRule="auto" w:before="0" w:after="80"/>
+        <w:ind w:left="709" w:hanging="369"/>
+        <w:jc w:val="both"/>
       </w:pPr>
       <w:r>
         <w:rPr>
+          <w:rFonts w:ascii="Times New Roman" w:hAnsi="Times New Roman" w:eastAsia="Times New Roman"/>
           <w:b w:val="0"/>
+          <w:i w:val="0"/>
           <w:sz w:val="28"/>
         </w:rPr>
-        <w:t>International Organization for Standardization. ISO 30414:2018. Human resource management — Guidelines for internal and external human capital reporting. — Geneva: ISO, 2018.</w:t>
+        <w:t>3. International Organization for Standardization. ISO 30414:2018. Human resource management - Guidelines for internal and external human capital reporting. - Geneva: ISO, 2018.</w:t>
+      </w:r>
+    </w:p>
+    <w:p>
+      <w:pPr>
+        <w:spacing w:line="240" w:lineRule="auto" w:before="0" w:after="0"/>
+      </w:pPr>
+      <w:r>
+        <w:br w:type="page"/>
       </w:r>
     </w:p>
     <w:p>
@@ -6468,21 +7214,23 @@
       </w:pPr>
       <w:r>
         <w:rPr>
-          <w:rFonts w:ascii="Times New Roman" w:hAnsi="Times New Roman"/>
+          <w:rFonts w:ascii="Times New Roman" w:hAnsi="Times New Roman" w:eastAsia="Times New Roman"/>
           <w:b/>
+          <w:sz w:val="28"/>
           <w:color w:val="1F4E79"/>
-          <w:sz w:val="28"/>
         </w:rPr>
         <w:t>Приложение А. Краткий словарь терминов для защиты</w:t>
       </w:r>
     </w:p>
     <w:p>
       <w:pPr>
-        <w:spacing w:line="360" w:lineRule="auto" w:after="80" w:before="0"/>
+        <w:spacing w:line="360" w:lineRule="auto" w:before="0" w:after="80"/>
         <w:ind w:firstLine="709"/>
+        <w:jc w:val="both"/>
       </w:pPr>
       <w:r>
         <w:rPr>
+          <w:rFonts w:ascii="Times New Roman" w:hAnsi="Times New Roman" w:eastAsia="Times New Roman"/>
           <w:b/>
           <w:i w:val="0"/>
           <w:sz w:val="28"/>
@@ -6491,19 +7239,23 @@
       </w:r>
       <w:r>
         <w:rPr>
+          <w:rFonts w:ascii="Times New Roman" w:hAnsi="Times New Roman" w:eastAsia="Times New Roman"/>
           <w:b w:val="0"/>
+          <w:i w:val="0"/>
           <w:sz w:val="28"/>
         </w:rPr>
-        <w:t xml:space="preserve"> — использование киноматериала как модели ситуации для самостоятельного анализа, постановки вопросов и выработки обоснованной позиции, а не как источника единственно «правильного» ответа.</w:t>
+        <w:t xml:space="preserve"> - использование киноматериала как модели ситуации для самостоятельного анализа, постановки вопросов и выработки обоснованной позиции, а не как источника единственно «правильного» ответа.</w:t>
       </w:r>
     </w:p>
     <w:p>
       <w:pPr>
-        <w:spacing w:line="360" w:lineRule="auto" w:after="80" w:before="0"/>
+        <w:spacing w:line="360" w:lineRule="auto" w:before="0" w:after="80"/>
         <w:ind w:firstLine="709"/>
+        <w:jc w:val="both"/>
       </w:pPr>
       <w:r>
         <w:rPr>
+          <w:rFonts w:ascii="Times New Roman" w:hAnsi="Times New Roman" w:eastAsia="Times New Roman"/>
           <w:b/>
           <w:i w:val="0"/>
           <w:sz w:val="28"/>
@@ -6512,19 +7264,23 @@
       </w:r>
       <w:r>
         <w:rPr>
+          <w:rFonts w:ascii="Times New Roman" w:hAnsi="Times New Roman" w:eastAsia="Times New Roman"/>
           <w:b w:val="0"/>
+          <w:i w:val="0"/>
           <w:sz w:val="28"/>
         </w:rPr>
-        <w:t xml:space="preserve"> — движение персонала, выражающееся в увольнениях и необходимости замещения работников; для управления особенно важны добровольные и нежелательные увольнения ценных сотрудников.</w:t>
+        <w:t xml:space="preserve"> - движение персонала, выражающееся в увольнениях и необходимости замещения работников; для управления особенно важны добровольные и нежелательные увольнения ценных сотрудников.</w:t>
       </w:r>
     </w:p>
     <w:p>
       <w:pPr>
-        <w:spacing w:line="360" w:lineRule="auto" w:after="80" w:before="0"/>
+        <w:spacing w:line="360" w:lineRule="auto" w:before="0" w:after="80"/>
         <w:ind w:firstLine="709"/>
+        <w:jc w:val="both"/>
       </w:pPr>
       <w:r>
         <w:rPr>
+          <w:rFonts w:ascii="Times New Roman" w:hAnsi="Times New Roman" w:eastAsia="Times New Roman"/>
           <w:b/>
           <w:i w:val="0"/>
           <w:sz w:val="28"/>
@@ -6533,19 +7289,23 @@
       </w:r>
       <w:r>
         <w:rPr>
+          <w:rFonts w:ascii="Times New Roman" w:hAnsi="Times New Roman" w:eastAsia="Times New Roman"/>
           <w:b w:val="0"/>
+          <w:i w:val="0"/>
           <w:sz w:val="28"/>
         </w:rPr>
-        <w:t xml:space="preserve"> — относительно устойчивое эмоционально-деловое состояние отношений в коллективе, отражающее доверие, уважение, безопасность общения и готовность к сотрудничеству.</w:t>
+        <w:t xml:space="preserve"> - относительно устойчивое эмоционально-деловое состояние отношений в коллективе, отражающее доверие, уважение, безопасность общения и готовность к сотрудничеству.</w:t>
       </w:r>
     </w:p>
     <w:p>
       <w:pPr>
-        <w:spacing w:line="360" w:lineRule="auto" w:after="80" w:before="0"/>
+        <w:spacing w:line="360" w:lineRule="auto" w:before="0" w:after="80"/>
         <w:ind w:firstLine="709"/>
+        <w:jc w:val="both"/>
       </w:pPr>
       <w:r>
         <w:rPr>
+          <w:rFonts w:ascii="Times New Roman" w:hAnsi="Times New Roman" w:eastAsia="Times New Roman"/>
           <w:b/>
           <w:i w:val="0"/>
           <w:sz w:val="28"/>
@@ -6554,19 +7314,23 @@
       </w:r>
       <w:r>
         <w:rPr>
+          <w:rFonts w:ascii="Times New Roman" w:hAnsi="Times New Roman" w:eastAsia="Times New Roman"/>
           <w:b w:val="0"/>
+          <w:i w:val="0"/>
           <w:sz w:val="28"/>
         </w:rPr>
-        <w:t xml:space="preserve"> — получение и передача информации о действиях, проблемах, ожиданиях и их последствиях, позволяющие корректировать решение или поведение.</w:t>
+        <w:t xml:space="preserve"> - получение и передача информации о действиях, проблемах, ожиданиях и их последствиях, позволяющие корректировать решение или поведение.</w:t>
       </w:r>
     </w:p>
     <w:p>
       <w:pPr>
-        <w:spacing w:line="360" w:lineRule="auto" w:after="80" w:before="0"/>
+        <w:spacing w:line="360" w:lineRule="auto" w:before="0" w:after="80"/>
         <w:ind w:firstLine="709"/>
+        <w:jc w:val="both"/>
       </w:pPr>
       <w:r>
         <w:rPr>
+          <w:rFonts w:ascii="Times New Roman" w:hAnsi="Times New Roman" w:eastAsia="Times New Roman"/>
           <w:b/>
           <w:i w:val="0"/>
           <w:sz w:val="28"/>
@@ -6575,19 +7339,23 @@
       </w:r>
       <w:r>
         <w:rPr>
+          <w:rFonts w:ascii="Times New Roman" w:hAnsi="Times New Roman" w:eastAsia="Times New Roman"/>
           <w:b w:val="0"/>
+          <w:i w:val="0"/>
           <w:sz w:val="28"/>
         </w:rPr>
-        <w:t xml:space="preserve"> — уверенность участника, что за добросовестный вопрос, сообщение о риске, несогласие или ошибку он не будет унижен или наказан.</w:t>
+        <w:t xml:space="preserve"> - уверенность участника, что за добросовестный вопрос, сообщение о риске, несогласие или ошибку он не будет унижен или наказан.</w:t>
       </w:r>
     </w:p>
     <w:p>
       <w:pPr>
-        <w:spacing w:line="360" w:lineRule="auto" w:after="80" w:before="0"/>
+        <w:spacing w:line="360" w:lineRule="auto" w:before="0" w:after="80"/>
         <w:ind w:firstLine="709"/>
+        <w:jc w:val="both"/>
       </w:pPr>
       <w:r>
         <w:rPr>
+          <w:rFonts w:ascii="Times New Roman" w:hAnsi="Times New Roman" w:eastAsia="Times New Roman"/>
           <w:b/>
           <w:i w:val="0"/>
           <w:sz w:val="28"/>
@@ -6596,19 +7364,23 @@
       </w:r>
       <w:r>
         <w:rPr>
+          <w:rFonts w:ascii="Times New Roman" w:hAnsi="Times New Roman" w:eastAsia="Times New Roman"/>
           <w:b w:val="0"/>
+          <w:i w:val="0"/>
           <w:sz w:val="28"/>
         </w:rPr>
-        <w:t xml:space="preserve"> — проверка вывода с помощью нескольких источников или методов исследования, например документов, интервью, наблюдений и опросов.</w:t>
+        <w:t xml:space="preserve"> - проверка вывода с помощью нескольких источников или методов исследования, например документов, интервью, наблюдений и опросов.</w:t>
       </w:r>
     </w:p>
     <w:p>
       <w:pPr>
-        <w:spacing w:line="360" w:lineRule="auto" w:after="80" w:before="0"/>
+        <w:spacing w:line="360" w:lineRule="auto" w:before="0" w:after="80"/>
         <w:ind w:firstLine="709"/>
+        <w:jc w:val="both"/>
       </w:pPr>
       <w:r>
         <w:rPr>
+          <w:rFonts w:ascii="Times New Roman" w:hAnsi="Times New Roman" w:eastAsia="Times New Roman"/>
           <w:b/>
           <w:i w:val="0"/>
           <w:sz w:val="28"/>
@@ -6617,19 +7389,23 @@
       </w:r>
       <w:r>
         <w:rPr>
+          <w:rFonts w:ascii="Times New Roman" w:hAnsi="Times New Roman" w:eastAsia="Times New Roman"/>
           <w:b w:val="0"/>
+          <w:i w:val="0"/>
           <w:sz w:val="28"/>
         </w:rPr>
-        <w:t xml:space="preserve"> — конфиденциальная беседа с увольняющимся работником о причинах ухода и возможностях улучшения работы организации.</w:t>
+        <w:t xml:space="preserve"> - конфиденциальная беседа с увольняющимся работником о причинах ухода и возможностях улучшения работы организации.</w:t>
       </w:r>
     </w:p>
     <w:p>
       <w:pPr>
-        <w:spacing w:line="360" w:lineRule="auto" w:after="80" w:before="0"/>
+        <w:spacing w:line="360" w:lineRule="auto" w:before="0" w:after="80"/>
         <w:ind w:firstLine="709"/>
+        <w:jc w:val="both"/>
       </w:pPr>
       <w:r>
         <w:rPr>
+          <w:rFonts w:ascii="Times New Roman" w:hAnsi="Times New Roman" w:eastAsia="Times New Roman"/>
           <w:b/>
           <w:i w:val="0"/>
           <w:sz w:val="28"/>
@@ -6638,19 +7414,23 @@
       </w:r>
       <w:r>
         <w:rPr>
+          <w:rFonts w:ascii="Times New Roman" w:hAnsi="Times New Roman" w:eastAsia="Times New Roman"/>
           <w:b w:val="0"/>
+          <w:i w:val="0"/>
           <w:sz w:val="28"/>
         </w:rPr>
-        <w:t xml:space="preserve"> — менеджер, непосредственно организующий и контролирующий работу исполнителей в подразделении.</w:t>
+        <w:t xml:space="preserve"> - менеджер, непосредственно организующий и контролирующий работу исполнителей в подразделении.</w:t>
       </w:r>
     </w:p>
     <w:p>
       <w:pPr>
-        <w:spacing w:line="360" w:lineRule="auto" w:after="80" w:before="0"/>
+        <w:spacing w:line="360" w:lineRule="auto" w:before="0" w:after="80"/>
         <w:ind w:firstLine="709"/>
+        <w:jc w:val="both"/>
       </w:pPr>
       <w:r>
         <w:rPr>
+          <w:rFonts w:ascii="Times New Roman" w:hAnsi="Times New Roman" w:eastAsia="Times New Roman"/>
           <w:b/>
           <w:i w:val="0"/>
           <w:sz w:val="28"/>
@@ -6659,19 +7439,23 @@
       </w:r>
       <w:r>
         <w:rPr>
+          <w:rFonts w:ascii="Times New Roman" w:hAnsi="Times New Roman" w:eastAsia="Times New Roman"/>
           <w:b w:val="0"/>
+          <w:i w:val="0"/>
           <w:sz w:val="28"/>
         </w:rPr>
-        <w:t xml:space="preserve"> — условие или механизм, порождающий проблему; её устранение снижает вероятность повторения симптома.</w:t>
+        <w:t xml:space="preserve"> - условие или механизм, порождающий проблему; её устранение снижает вероятность повторения симптома.</w:t>
       </w:r>
     </w:p>
     <w:p>
       <w:pPr>
-        <w:spacing w:line="360" w:lineRule="auto" w:after="80" w:before="0"/>
+        <w:spacing w:line="360" w:lineRule="auto" w:before="0" w:after="80"/>
         <w:ind w:firstLine="709"/>
+        <w:jc w:val="both"/>
       </w:pPr>
       <w:r>
         <w:rPr>
+          <w:rFonts w:ascii="Times New Roman" w:hAnsi="Times New Roman" w:eastAsia="Times New Roman"/>
           <w:b/>
           <w:i w:val="0"/>
           <w:sz w:val="28"/>
@@ -6680,19 +7464,23 @@
       </w:r>
       <w:r>
         <w:rPr>
+          <w:rFonts w:ascii="Times New Roman" w:hAnsi="Times New Roman" w:eastAsia="Times New Roman"/>
           <w:b w:val="0"/>
+          <w:i w:val="0"/>
           <w:sz w:val="28"/>
         </w:rPr>
-        <w:t xml:space="preserve"> — повторяющийся цикл «измерение → анализ → решение → действие → проверка результата → корректировка».</w:t>
+        <w:t xml:space="preserve"> - повторяющийся цикл «измерение → анализ → решение → действие → проверка результата → корректировка».</w:t>
       </w:r>
     </w:p>
     <w:p>
       <w:pPr>
-        <w:spacing w:line="360" w:lineRule="auto" w:after="80" w:before="0"/>
+        <w:spacing w:line="360" w:lineRule="auto" w:before="0" w:after="80"/>
         <w:ind w:firstLine="709"/>
+        <w:jc w:val="both"/>
       </w:pPr>
       <w:r>
         <w:rPr>
+          <w:rFonts w:ascii="Times New Roman" w:hAnsi="Times New Roman" w:eastAsia="Times New Roman"/>
           <w:b/>
           <w:i w:val="0"/>
           <w:sz w:val="28"/>
@@ -6701,17 +7489,22 @@
       </w:r>
       <w:r>
         <w:rPr>
+          <w:rFonts w:ascii="Times New Roman" w:hAnsi="Times New Roman" w:eastAsia="Times New Roman"/>
           <w:b w:val="0"/>
+          <w:i w:val="0"/>
           <w:sz w:val="28"/>
         </w:rPr>
-        <w:t xml:space="preserve"> — формальный сбор мнений без реальной возможности повлиять на решение и без объяснения, что сделано по итогам обратной связи.</w:t>
+        <w:t xml:space="preserve"> - формальный сбор мнений без реальной возможности повлиять на решение и без объяснения, что сделано по итогам обратной связи.</w:t>
       </w:r>
     </w:p>
     <w:sectPr>
       <w:footerReference w:type="default" r:id="rId9"/>
+      <w:footerReference w:type="first" r:id="rId10"/>
+      <w:footerReference w:type="even" r:id="rId11"/>
       <w:pgSz w:w="12240" w:h="15840"/>
-      <w:pgMar w:top="1134" w:right="850" w:bottom="1134" w:left="1417" w:header="720" w:footer="720" w:gutter="0"/>
+      <w:pgMar w:top="1134" w:right="850" w:bottom="1134" w:left="1701" w:header="720" w:footer="720" w:gutter="0"/>
       <w:cols w:space="720"/>
+      <w:titlePg/>
       <w:docGrid w:linePitch="360"/>
     </w:sectPr>
   </w:body>
@@ -6728,12 +7521,32 @@
     <w:r>
       <w:rPr>
         <w:rFonts w:ascii="Times New Roman" w:hAnsi="Times New Roman"/>
-        <w:sz w:val="20"/>
+        <w:sz w:val="24"/>
       </w:rPr>
       <w:fldChar w:fldCharType="begin"/>
       <w:instrText xml:space="preserve">PAGE</w:instrText>
       <w:fldChar w:fldCharType="end"/>
     </w:r>
+  </w:p>
+</w:ftr>
+</file>
+
+<file path=word/footer2.xml><?xml version="1.0" encoding="utf-8"?>
+<w:ftr xmlns:m="http://schemas.openxmlformats.org/officeDocument/2006/math" xmlns:mc="http://schemas.openxmlformats.org/markup-compatibility/2006" xmlns:mo="http://schemas.microsoft.com/office/mac/office/2008/main" xmlns:mv="urn:schemas-microsoft-com:mac:vml" xmlns:o="urn:schemas-microsoft-com:office:office" xmlns:r="http://schemas.openxmlformats.org/officeDocument/2006/relationships" xmlns:v="urn:schemas-microsoft-com:vml" xmlns:w10="urn:schemas-microsoft-com:office:word" xmlns:w14="http://schemas.microsoft.com/office/word/2010/wordml" xmlns:w="http://schemas.openxmlformats.org/wordprocessingml/2006/main" xmlns:wne="http://schemas.microsoft.com/office/word/2006/wordml" xmlns:wp14="http://schemas.microsoft.com/office/word/2010/wordprocessingDrawing" xmlns:wp="http://schemas.openxmlformats.org/drawingml/2006/wordprocessingDrawing" xmlns:wpc="http://schemas.microsoft.com/office/word/2010/wordprocessingCanvas" xmlns:wpg="http://schemas.microsoft.com/office/word/2010/wordprocessingGroup" xmlns:wpi="http://schemas.microsoft.com/office/word/2010/wordprocessingInk" xmlns:wps="http://schemas.microsoft.com/office/word/2010/wordprocessingShape" mc:Ignorable="w14 wp14">
+  <w:p>
+    <w:pPr>
+      <w:pStyle w:val="Footer"/>
+    </w:pPr>
+  </w:p>
+</w:ftr>
+</file>
+
+<file path=word/footer3.xml><?xml version="1.0" encoding="utf-8"?>
+<w:ftr xmlns:m="http://schemas.openxmlformats.org/officeDocument/2006/math" xmlns:mc="http://schemas.openxmlformats.org/markup-compatibility/2006" xmlns:mo="http://schemas.microsoft.com/office/mac/office/2008/main" xmlns:mv="urn:schemas-microsoft-com:mac:vml" xmlns:o="urn:schemas-microsoft-com:office:office" xmlns:r="http://schemas.openxmlformats.org/officeDocument/2006/relationships" xmlns:v="urn:schemas-microsoft-com:vml" xmlns:w10="urn:schemas-microsoft-com:office:word" xmlns:w14="http://schemas.microsoft.com/office/word/2010/wordml" xmlns:w="http://schemas.openxmlformats.org/wordprocessingml/2006/main" xmlns:wne="http://schemas.microsoft.com/office/word/2006/wordml" xmlns:wp14="http://schemas.microsoft.com/office/word/2010/wordprocessingDrawing" xmlns:wp="http://schemas.openxmlformats.org/drawingml/2006/wordprocessingDrawing" xmlns:wpc="http://schemas.microsoft.com/office/word/2010/wordprocessingCanvas" xmlns:wpg="http://schemas.microsoft.com/office/word/2010/wordprocessingGroup" xmlns:wpi="http://schemas.microsoft.com/office/word/2010/wordprocessingInk" xmlns:wps="http://schemas.microsoft.com/office/word/2010/wordprocessingShape" mc:Ignorable="w14 wp14">
+  <w:p>
+    <w:pPr>
+      <w:pStyle w:val="Footer"/>
+    </w:pPr>
   </w:p>
 </w:ftr>
 </file>
